--- a/Organigrama.docx
+++ b/Organigrama.docx
@@ -3,17 +3,707 @@
 <w:document xmlns:wpc="http://schemas.microsoft.com/office/word/2010/wordprocessingCanvas" xmlns:cx="http://schemas.microsoft.com/office/drawing/2014/chartex" xmlns:cx1="http://schemas.microsoft.com/office/drawing/2015/9/8/chartex" xmlns:cx2="http://schemas.microsoft.com/office/drawing/2015/10/21/chartex" xmlns:cx3="http://schemas.microsoft.com/office/drawing/2016/5/9/chartex" xmlns:cx4="http://schemas.microsoft.com/office/drawing/2016/5/10/chartex" xmlns:cx5="http://schemas.microsoft.com/office/drawing/2016/5/11/chartex" xmlns:cx6="http://schemas.microsoft.com/office/drawing/2016/5/12/chartex" xmlns:cx7="http://schemas.microsoft.com/office/drawing/2016/5/13/chartex" xmlns:cx8="http://schemas.microsoft.com/office/drawing/2016/5/14/chartex" xmlns:mc="http://schemas.openxmlformats.org/markup-compatibility/2006" xmlns:aink="http://schemas.microsoft.com/office/drawing/2016/ink" xmlns:am3d="http://schemas.microsoft.com/office/drawing/2017/model3d" xmlns:o="urn:schemas-microsoft-com:office:office" xmlns:oel="http://schemas.microsoft.com/office/2019/extlst" xmlns:r="http://schemas.openxmlformats.org/officeDocument/2006/relationships" xmlns:m="http://schemas.openxmlformats.org/officeDocument/2006/math" xmlns:v="urn:schemas-microsoft-com:vml" xmlns:wp14="http://schemas.microsoft.com/office/word/2010/wordprocessingDrawing" xmlns:wp="http://schemas.openxmlformats.org/drawingml/2006/wordprocessingDrawing" xmlns:w10="urn:schemas-microsoft-com:office:word" xmlns:w="http://schemas.openxmlformats.org/wordprocessingml/2006/main" xmlns:w14="http://schemas.microsoft.com/office/word/2010/wordml" xmlns:w15="http://schemas.microsoft.com/office/word/2012/wordml" xmlns:w16cex="http://schemas.microsoft.com/office/word/2018/wordml/cex" xmlns:w16cid="http://schemas.microsoft.com/office/word/2016/wordml/cid" xmlns:w16="http://schemas.microsoft.com/office/word/2018/wordml" xmlns:w16du="http://schemas.microsoft.com/office/word/2023/wordml/word16du" xmlns:w16sdtdh="http://schemas.microsoft.com/office/word/2020/wordml/sdtdatahash" xmlns:w16sdtfl="http://schemas.microsoft.com/office/word/2024/wordml/sdtformatlock" xmlns:w16se="http://schemas.microsoft.com/office/word/2015/wordml/symex" xmlns:wpg="http://schemas.microsoft.com/office/word/2010/wordprocessingGroup" xmlns:wpi="http://schemas.microsoft.com/office/word/2010/wordprocessingInk" xmlns:wne="http://schemas.microsoft.com/office/word/2006/wordml" xmlns:wps="http://schemas.microsoft.com/office/word/2010/wordprocessingShape" mc:Ignorable="w14 w15 w16se w16cid w16 w16cex w16sdtdh w16sdtfl w16du wp14">
   <w:body>
     <w:p>
+      <w:pPr>
+        <w:jc w:val="center"/>
+        <w:rPr>
+          <w14:textOutline w14:w="9525" w14:cap="rnd" w14:cmpd="sng" w14:algn="ctr">
+            <w14:solidFill>
+              <w14:schemeClr w14:val="tx2">
+                <w14:lumMod w14:val="75000"/>
+                <w14:lumOff w14:val="25000"/>
+              </w14:schemeClr>
+            </w14:solidFill>
+            <w14:prstDash w14:val="solid"/>
+            <w14:bevel/>
+          </w14:textOutline>
+        </w:rPr>
+      </w:pPr>
       <w:r>
-        <w:t>T</w:t>
+        <w:rPr>
+          <w:noProof/>
+          <w14:textOutline w14:w="9525" w14:cap="rnd" w14:cmpd="sng" w14:algn="ctr">
+            <w14:solidFill>
+              <w14:schemeClr w14:val="tx2">
+                <w14:lumMod w14:val="75000"/>
+                <w14:lumOff w14:val="25000"/>
+              </w14:schemeClr>
+            </w14:solidFill>
+            <w14:prstDash w14:val="solid"/>
+            <w14:bevel/>
+          </w14:textOutline>
+        </w:rPr>
+        <mc:AlternateContent>
+          <mc:Choice Requires="wps">
+            <w:drawing>
+              <wp:anchor distT="45720" distB="45720" distL="114300" distR="114300" simplePos="0" relativeHeight="251669504" behindDoc="0" locked="0" layoutInCell="1" allowOverlap="1" wp14:anchorId="34BA2139" wp14:editId="3C6D11FC">
+                <wp:simplePos x="0" y="0"/>
+                <wp:positionH relativeFrom="margin">
+                  <wp:align>center</wp:align>
+                </wp:positionH>
+                <wp:positionV relativeFrom="paragraph">
+                  <wp:posOffset>278765</wp:posOffset>
+                </wp:positionV>
+                <wp:extent cx="3752850" cy="1333500"/>
+                <wp:effectExtent l="0" t="0" r="19050" b="19050"/>
+                <wp:wrapSquare wrapText="bothSides"/>
+                <wp:docPr id="1519780961" name="Cuadro de texto 2"/>
+                <wp:cNvGraphicFramePr>
+                  <a:graphicFrameLocks xmlns:a="http://schemas.openxmlformats.org/drawingml/2006/main"/>
+                </wp:cNvGraphicFramePr>
+                <a:graphic xmlns:a="http://schemas.openxmlformats.org/drawingml/2006/main">
+                  <a:graphicData uri="http://schemas.microsoft.com/office/word/2010/wordprocessingShape">
+                    <wps:wsp>
+                      <wps:cNvSpPr txBox="1">
+                        <a:spLocks noChangeArrowheads="1"/>
+                      </wps:cNvSpPr>
+                      <wps:spPr bwMode="auto">
+                        <a:xfrm>
+                          <a:off x="0" y="0"/>
+                          <a:ext cx="3752850" cy="1333500"/>
+                        </a:xfrm>
+                        <a:prstGeom prst="rect">
+                          <a:avLst/>
+                        </a:prstGeom>
+                        <a:solidFill>
+                          <a:srgbClr val="FFFFFF"/>
+                        </a:solidFill>
+                        <a:ln w="9525">
+                          <a:solidFill>
+                            <a:srgbClr val="000000"/>
+                          </a:solidFill>
+                          <a:miter lim="800000"/>
+                          <a:headEnd/>
+                          <a:tailEnd/>
+                        </a:ln>
+                      </wps:spPr>
+                      <wps:txbx>
+                        <w:txbxContent>
+                          <w:p>
+                            <w:pPr>
+                              <w:pStyle w:val="Prrafodelista"/>
+                              <w:numPr>
+                                <w:ilvl w:val="0"/>
+                                <w:numId w:val="3"/>
+                              </w:numPr>
+                              <w:jc w:val="center"/>
+                              <w:rPr>
+                                <w:color w:val="EE0000"/>
+                                <w:lang w:val="es-MX"/>
+                                <w14:textOutline w14:w="9525" w14:cap="rnd" w14:cmpd="sng" w14:algn="ctr">
+                                  <w14:solidFill>
+                                    <w14:schemeClr w14:val="tx2">
+                                      <w14:lumMod w14:val="75000"/>
+                                      <w14:lumOff w14:val="25000"/>
+                                    </w14:schemeClr>
+                                  </w14:solidFill>
+                                  <w14:prstDash w14:val="solid"/>
+                                  <w14:bevel/>
+                                </w14:textOutline>
+                                <w14:props3d w14:extrusionH="0" w14:contourW="0" w14:prstMaterial="warmMatte">
+                                  <w14:bevelT w14:w="0" w14:h="533400" w14:prst="circle"/>
+                                </w14:props3d>
+                              </w:rPr>
+                            </w:pPr>
+                            <w:r>
+                              <w:rPr>
+                                <w:color w:val="EE0000"/>
+                                <w:lang w:val="es-MX"/>
+                                <w14:textOutline w14:w="9525" w14:cap="rnd" w14:cmpd="sng" w14:algn="ctr">
+                                  <w14:solidFill>
+                                    <w14:schemeClr w14:val="tx2">
+                                      <w14:lumMod w14:val="75000"/>
+                                      <w14:lumOff w14:val="25000"/>
+                                    </w14:schemeClr>
+                                  </w14:solidFill>
+                                  <w14:prstDash w14:val="solid"/>
+                                  <w14:bevel/>
+                                </w14:textOutline>
+                                <w14:props3d w14:extrusionH="0" w14:contourW="0" w14:prstMaterial="warmMatte">
+                                  <w14:bevelT w14:w="0" w14:h="533400" w14:prst="circle"/>
+                                </w14:props3d>
+                              </w:rPr>
+                              <w:t>MAXIMA INSTANCIA: CONSEJO DE CARRERA</w:t>
+                            </w:r>
+                          </w:p>
+                          <w:p>
+                            <w:pPr>
+                              <w:jc w:val="center"/>
+                              <w:rPr>
+                                <w:color w:val="EE0000"/>
+                                <w:lang w:val="es-MX"/>
+                                <w14:textOutline w14:w="9525" w14:cap="rnd" w14:cmpd="sng" w14:algn="ctr">
+                                  <w14:solidFill>
+                                    <w14:schemeClr w14:val="tx2">
+                                      <w14:lumMod w14:val="75000"/>
+                                      <w14:lumOff w14:val="25000"/>
+                                    </w14:schemeClr>
+                                  </w14:solidFill>
+                                  <w14:prstDash w14:val="solid"/>
+                                  <w14:bevel/>
+                                </w14:textOutline>
+                                <w14:props3d w14:extrusionH="0" w14:contourW="0" w14:prstMaterial="warmMatte">
+                                  <w14:bevelT w14:w="0" w14:h="533400" w14:prst="circle"/>
+                                </w14:props3d>
+                              </w:rPr>
+                            </w:pPr>
+                            <w:r>
+                              <w:rPr>
+                                <w:color w:val="EE0000"/>
+                                <w:lang w:val="es-MX"/>
+                                <w14:textOutline w14:w="9525" w14:cap="rnd" w14:cmpd="sng" w14:algn="ctr">
+                                  <w14:solidFill>
+                                    <w14:schemeClr w14:val="tx2">
+                                      <w14:lumMod w14:val="75000"/>
+                                      <w14:lumOff w14:val="25000"/>
+                                    </w14:schemeClr>
+                                  </w14:solidFill>
+                                  <w14:prstDash w14:val="solid"/>
+                                  <w14:bevel/>
+                                </w14:textOutline>
+                                <w14:props3d w14:extrusionH="0" w14:contourW="0" w14:prstMaterial="warmMatte">
+                                  <w14:bevelT w14:w="0" w14:h="533400" w14:prst="circle"/>
+                                </w14:props3d>
+                              </w:rPr>
+                              <w:t>COMFORMADO POR:</w:t>
+                            </w:r>
+                          </w:p>
+                          <w:p>
+                            <w:pPr>
+                              <w:pStyle w:val="Prrafodelista"/>
+                              <w:numPr>
+                                <w:ilvl w:val="0"/>
+                                <w:numId w:val="2"/>
+                              </w:numPr>
+                              <w:jc w:val="both"/>
+                              <w:rPr>
+                                <w:color w:val="EE0000"/>
+                                <w:lang w:val="es-MX"/>
+                                <w14:textOutline w14:w="9525" w14:cap="rnd" w14:cmpd="sng" w14:algn="ctr">
+                                  <w14:solidFill>
+                                    <w14:schemeClr w14:val="tx1"/>
+                                  </w14:solidFill>
+                                  <w14:prstDash w14:val="solid"/>
+                                  <w14:bevel/>
+                                </w14:textOutline>
+                                <w14:props3d w14:extrusionH="0" w14:contourW="0" w14:prstMaterial="warmMatte">
+                                  <w14:bevelT w14:w="0" w14:h="533400" w14:prst="circle"/>
+                                </w14:props3d>
+                              </w:rPr>
+                            </w:pPr>
+                            <w:r>
+                              <w:rPr>
+                                <w:color w:val="EE0000"/>
+                                <w:lang w:val="es-MX"/>
+                                <w14:textOutline w14:w="9525" w14:cap="rnd" w14:cmpd="sng" w14:algn="ctr">
+                                  <w14:solidFill>
+                                    <w14:schemeClr w14:val="tx1"/>
+                                  </w14:solidFill>
+                                  <w14:prstDash w14:val="solid"/>
+                                  <w14:bevel/>
+                                </w14:textOutline>
+                                <w14:props3d w14:extrusionH="0" w14:contourW="0" w14:prstMaterial="warmMatte">
+                                  <w14:bevelT w14:w="0" w14:h="533400" w14:prst="circle"/>
+                                </w14:props3d>
+                              </w:rPr>
+                              <w:t>Director de Carrera (</w:t>
+                            </w:r>
+                            <w:proofErr w:type="gramStart"/>
+                            <w:r>
+                              <w:rPr>
+                                <w:color w:val="EE0000"/>
+                                <w:lang w:val="es-MX"/>
+                                <w14:textOutline w14:w="9525" w14:cap="rnd" w14:cmpd="sng" w14:algn="ctr">
+                                  <w14:solidFill>
+                                    <w14:schemeClr w14:val="tx1"/>
+                                  </w14:solidFill>
+                                  <w14:prstDash w14:val="solid"/>
+                                  <w14:bevel/>
+                                </w14:textOutline>
+                                <w14:props3d w14:extrusionH="0" w14:contourW="0" w14:prstMaterial="warmMatte">
+                                  <w14:bevelT w14:w="0" w14:h="533400" w14:prst="circle"/>
+                                </w14:props3d>
+                              </w:rPr>
+                              <w:t>Presidente</w:t>
+                            </w:r>
+                            <w:proofErr w:type="gramEnd"/>
+                            <w:r>
+                              <w:rPr>
+                                <w:color w:val="EE0000"/>
+                                <w:lang w:val="es-MX"/>
+                                <w14:textOutline w14:w="9525" w14:cap="rnd" w14:cmpd="sng" w14:algn="ctr">
+                                  <w14:solidFill>
+                                    <w14:schemeClr w14:val="tx1"/>
+                                  </w14:solidFill>
+                                  <w14:prstDash w14:val="solid"/>
+                                  <w14:bevel/>
+                                </w14:textOutline>
+                                <w14:props3d w14:extrusionH="0" w14:contourW="0" w14:prstMaterial="warmMatte">
+                                  <w14:bevelT w14:w="0" w14:h="533400" w14:prst="circle"/>
+                                </w14:props3d>
+                              </w:rPr>
+                              <w:t>)</w:t>
+                            </w:r>
+                          </w:p>
+                          <w:p>
+                            <w:pPr>
+                              <w:pStyle w:val="Prrafodelista"/>
+                              <w:numPr>
+                                <w:ilvl w:val="0"/>
+                                <w:numId w:val="2"/>
+                              </w:numPr>
+                              <w:jc w:val="both"/>
+                              <w:rPr>
+                                <w:color w:val="EE0000"/>
+                                <w:lang w:val="es-MX"/>
+                                <w14:textOutline w14:w="9525" w14:cap="rnd" w14:cmpd="sng" w14:algn="ctr">
+                                  <w14:solidFill>
+                                    <w14:schemeClr w14:val="tx1"/>
+                                  </w14:solidFill>
+                                  <w14:prstDash w14:val="solid"/>
+                                  <w14:bevel/>
+                                </w14:textOutline>
+                                <w14:props3d w14:extrusionH="0" w14:contourW="0" w14:prstMaterial="warmMatte">
+                                  <w14:bevelT w14:w="0" w14:h="533400" w14:prst="circle"/>
+                                </w14:props3d>
+                              </w:rPr>
+                            </w:pPr>
+                            <w:r>
+                              <w:rPr>
+                                <w:color w:val="EE0000"/>
+                                <w:lang w:val="es-MX"/>
+                                <w14:textOutline w14:w="9525" w14:cap="rnd" w14:cmpd="sng" w14:algn="ctr">
+                                  <w14:solidFill>
+                                    <w14:schemeClr w14:val="tx1"/>
+                                  </w14:solidFill>
+                                  <w14:prstDash w14:val="solid"/>
+                                  <w14:bevel/>
+                                </w14:textOutline>
+                                <w14:props3d w14:extrusionH="0" w14:contourW="0" w14:prstMaterial="warmMatte">
+                                  <w14:bevelT w14:w="0" w14:h="533400" w14:prst="circle"/>
+                                </w14:props3d>
+                              </w:rPr>
+                              <w:t>Representación Docente</w:t>
+                            </w:r>
+                          </w:p>
+                          <w:p>
+                            <w:pPr>
+                              <w:pStyle w:val="Prrafodelista"/>
+                              <w:numPr>
+                                <w:ilvl w:val="0"/>
+                                <w:numId w:val="2"/>
+                              </w:numPr>
+                              <w:jc w:val="both"/>
+                              <w:rPr>
+                                <w:color w:val="EE0000"/>
+                                <w:lang w:val="es-MX"/>
+                                <w14:textOutline w14:w="9525" w14:cap="rnd" w14:cmpd="sng" w14:algn="ctr">
+                                  <w14:solidFill>
+                                    <w14:schemeClr w14:val="tx1"/>
+                                  </w14:solidFill>
+                                  <w14:prstDash w14:val="solid"/>
+                                  <w14:bevel/>
+                                </w14:textOutline>
+                                <w14:props3d w14:extrusionH="0" w14:contourW="0" w14:prstMaterial="warmMatte">
+                                  <w14:bevelT w14:w="0" w14:h="533400" w14:prst="circle"/>
+                                </w14:props3d>
+                              </w:rPr>
+                            </w:pPr>
+                            <w:r>
+                              <w:rPr>
+                                <w:color w:val="EE0000"/>
+                                <w:lang w:val="es-MX"/>
+                                <w14:textOutline w14:w="9525" w14:cap="rnd" w14:cmpd="sng" w14:algn="ctr">
+                                  <w14:solidFill>
+                                    <w14:schemeClr w14:val="tx1"/>
+                                  </w14:solidFill>
+                                  <w14:prstDash w14:val="solid"/>
+                                  <w14:bevel/>
+                                </w14:textOutline>
+                                <w14:props3d w14:extrusionH="0" w14:contourW="0" w14:prstMaterial="warmMatte">
+                                  <w14:bevelT w14:w="0" w14:h="533400" w14:prst="circle"/>
+                                </w14:props3d>
+                              </w:rPr>
+                              <w:t>Representación Estudiantil</w:t>
+                            </w:r>
+                          </w:p>
+                        </w:txbxContent>
+                      </wps:txbx>
+                      <wps:bodyPr rot="0" vert="horz" wrap="square" lIns="91440" tIns="45720" rIns="91440" bIns="45720" anchor="t" anchorCtr="0">
+                        <a:noAutofit/>
+                        <a:sp3d>
+                          <a:bevelT w="476250" h="533400"/>
+                        </a:sp3d>
+                      </wps:bodyPr>
+                    </wps:wsp>
+                  </a:graphicData>
+                </a:graphic>
+                <wp14:sizeRelH relativeFrom="margin">
+                  <wp14:pctWidth>0</wp14:pctWidth>
+                </wp14:sizeRelH>
+                <wp14:sizeRelV relativeFrom="margin">
+                  <wp14:pctHeight>0</wp14:pctHeight>
+                </wp14:sizeRelV>
+              </wp:anchor>
+            </w:drawing>
+          </mc:Choice>
+          <mc:Fallback>
+            <w:pict>
+              <v:shapetype w14:anchorId="34BA2139" id="_x0000_t202" coordsize="21600,21600" o:spt="202" path="m,l,21600r21600,l21600,xe">
+                <v:stroke joinstyle="miter"/>
+                <v:path gradientshapeok="t" o:connecttype="rect"/>
+              </v:shapetype>
+              <v:shape id="Cuadro de texto 2" o:spid="_x0000_s1026" type="#_x0000_t202" style="position:absolute;left:0;text-align:left;margin-left:0;margin-top:21.95pt;width:295.5pt;height:105pt;z-index:251669504;visibility:visible;mso-wrap-style:square;mso-width-percent:0;mso-height-percent:0;mso-wrap-distance-left:9pt;mso-wrap-distance-top:3.6pt;mso-wrap-distance-right:9pt;mso-wrap-distance-bottom:3.6pt;mso-position-horizontal:center;mso-position-horizontal-relative:margin;mso-position-vertical:absolute;mso-position-vertical-relative:text;mso-width-percent:0;mso-height-percent:0;mso-width-relative:margin;mso-height-relative:margin;v-text-anchor:top" o:gfxdata="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">
+                <v:textbox>
+                  <w:txbxContent>
+                    <w:p>
+                      <w:pPr>
+                        <w:pStyle w:val="Prrafodelista"/>
+                        <w:numPr>
+                          <w:ilvl w:val="0"/>
+                          <w:numId w:val="3"/>
+                        </w:numPr>
+                        <w:jc w:val="center"/>
+                        <w:rPr>
+                          <w:color w:val="EE0000"/>
+                          <w:lang w:val="es-MX"/>
+                          <w14:textOutline w14:w="9525" w14:cap="rnd" w14:cmpd="sng" w14:algn="ctr">
+                            <w14:solidFill>
+                              <w14:schemeClr w14:val="tx2">
+                                <w14:lumMod w14:val="75000"/>
+                                <w14:lumOff w14:val="25000"/>
+                              </w14:schemeClr>
+                            </w14:solidFill>
+                            <w14:prstDash w14:val="solid"/>
+                            <w14:bevel/>
+                          </w14:textOutline>
+                          <w14:props3d w14:extrusionH="0" w14:contourW="0" w14:prstMaterial="warmMatte">
+                            <w14:bevelT w14:w="0" w14:h="533400" w14:prst="circle"/>
+                          </w14:props3d>
+                        </w:rPr>
+                      </w:pPr>
+                      <w:r>
+                        <w:rPr>
+                          <w:color w:val="EE0000"/>
+                          <w:lang w:val="es-MX"/>
+                          <w14:textOutline w14:w="9525" w14:cap="rnd" w14:cmpd="sng" w14:algn="ctr">
+                            <w14:solidFill>
+                              <w14:schemeClr w14:val="tx2">
+                                <w14:lumMod w14:val="75000"/>
+                                <w14:lumOff w14:val="25000"/>
+                              </w14:schemeClr>
+                            </w14:solidFill>
+                            <w14:prstDash w14:val="solid"/>
+                            <w14:bevel/>
+                          </w14:textOutline>
+                          <w14:props3d w14:extrusionH="0" w14:contourW="0" w14:prstMaterial="warmMatte">
+                            <w14:bevelT w14:w="0" w14:h="533400" w14:prst="circle"/>
+                          </w14:props3d>
+                        </w:rPr>
+                        <w:t>MAXIMA INSTANCIA: CONSEJO DE CARRERA</w:t>
+                      </w:r>
+                    </w:p>
+                    <w:p>
+                      <w:pPr>
+                        <w:jc w:val="center"/>
+                        <w:rPr>
+                          <w:color w:val="EE0000"/>
+                          <w:lang w:val="es-MX"/>
+                          <w14:textOutline w14:w="9525" w14:cap="rnd" w14:cmpd="sng" w14:algn="ctr">
+                            <w14:solidFill>
+                              <w14:schemeClr w14:val="tx2">
+                                <w14:lumMod w14:val="75000"/>
+                                <w14:lumOff w14:val="25000"/>
+                              </w14:schemeClr>
+                            </w14:solidFill>
+                            <w14:prstDash w14:val="solid"/>
+                            <w14:bevel/>
+                          </w14:textOutline>
+                          <w14:props3d w14:extrusionH="0" w14:contourW="0" w14:prstMaterial="warmMatte">
+                            <w14:bevelT w14:w="0" w14:h="533400" w14:prst="circle"/>
+                          </w14:props3d>
+                        </w:rPr>
+                      </w:pPr>
+                      <w:r>
+                        <w:rPr>
+                          <w:color w:val="EE0000"/>
+                          <w:lang w:val="es-MX"/>
+                          <w14:textOutline w14:w="9525" w14:cap="rnd" w14:cmpd="sng" w14:algn="ctr">
+                            <w14:solidFill>
+                              <w14:schemeClr w14:val="tx2">
+                                <w14:lumMod w14:val="75000"/>
+                                <w14:lumOff w14:val="25000"/>
+                              </w14:schemeClr>
+                            </w14:solidFill>
+                            <w14:prstDash w14:val="solid"/>
+                            <w14:bevel/>
+                          </w14:textOutline>
+                          <w14:props3d w14:extrusionH="0" w14:contourW="0" w14:prstMaterial="warmMatte">
+                            <w14:bevelT w14:w="0" w14:h="533400" w14:prst="circle"/>
+                          </w14:props3d>
+                        </w:rPr>
+                        <w:t>COMFORMADO POR:</w:t>
+                      </w:r>
+                    </w:p>
+                    <w:p>
+                      <w:pPr>
+                        <w:pStyle w:val="Prrafodelista"/>
+                        <w:numPr>
+                          <w:ilvl w:val="0"/>
+                          <w:numId w:val="2"/>
+                        </w:numPr>
+                        <w:jc w:val="both"/>
+                        <w:rPr>
+                          <w:color w:val="EE0000"/>
+                          <w:lang w:val="es-MX"/>
+                          <w14:textOutline w14:w="9525" w14:cap="rnd" w14:cmpd="sng" w14:algn="ctr">
+                            <w14:solidFill>
+                              <w14:schemeClr w14:val="tx1"/>
+                            </w14:solidFill>
+                            <w14:prstDash w14:val="solid"/>
+                            <w14:bevel/>
+                          </w14:textOutline>
+                          <w14:props3d w14:extrusionH="0" w14:contourW="0" w14:prstMaterial="warmMatte">
+                            <w14:bevelT w14:w="0" w14:h="533400" w14:prst="circle"/>
+                          </w14:props3d>
+                        </w:rPr>
+                      </w:pPr>
+                      <w:r>
+                        <w:rPr>
+                          <w:color w:val="EE0000"/>
+                          <w:lang w:val="es-MX"/>
+                          <w14:textOutline w14:w="9525" w14:cap="rnd" w14:cmpd="sng" w14:algn="ctr">
+                            <w14:solidFill>
+                              <w14:schemeClr w14:val="tx1"/>
+                            </w14:solidFill>
+                            <w14:prstDash w14:val="solid"/>
+                            <w14:bevel/>
+                          </w14:textOutline>
+                          <w14:props3d w14:extrusionH="0" w14:contourW="0" w14:prstMaterial="warmMatte">
+                            <w14:bevelT w14:w="0" w14:h="533400" w14:prst="circle"/>
+                          </w14:props3d>
+                        </w:rPr>
+                        <w:t>Director de Carrera (</w:t>
+                      </w:r>
+                      <w:proofErr w:type="gramStart"/>
+                      <w:r>
+                        <w:rPr>
+                          <w:color w:val="EE0000"/>
+                          <w:lang w:val="es-MX"/>
+                          <w14:textOutline w14:w="9525" w14:cap="rnd" w14:cmpd="sng" w14:algn="ctr">
+                            <w14:solidFill>
+                              <w14:schemeClr w14:val="tx1"/>
+                            </w14:solidFill>
+                            <w14:prstDash w14:val="solid"/>
+                            <w14:bevel/>
+                          </w14:textOutline>
+                          <w14:props3d w14:extrusionH="0" w14:contourW="0" w14:prstMaterial="warmMatte">
+                            <w14:bevelT w14:w="0" w14:h="533400" w14:prst="circle"/>
+                          </w14:props3d>
+                        </w:rPr>
+                        <w:t>Presidente</w:t>
+                      </w:r>
+                      <w:proofErr w:type="gramEnd"/>
+                      <w:r>
+                        <w:rPr>
+                          <w:color w:val="EE0000"/>
+                          <w:lang w:val="es-MX"/>
+                          <w14:textOutline w14:w="9525" w14:cap="rnd" w14:cmpd="sng" w14:algn="ctr">
+                            <w14:solidFill>
+                              <w14:schemeClr w14:val="tx1"/>
+                            </w14:solidFill>
+                            <w14:prstDash w14:val="solid"/>
+                            <w14:bevel/>
+                          </w14:textOutline>
+                          <w14:props3d w14:extrusionH="0" w14:contourW="0" w14:prstMaterial="warmMatte">
+                            <w14:bevelT w14:w="0" w14:h="533400" w14:prst="circle"/>
+                          </w14:props3d>
+                        </w:rPr>
+                        <w:t>)</w:t>
+                      </w:r>
+                    </w:p>
+                    <w:p>
+                      <w:pPr>
+                        <w:pStyle w:val="Prrafodelista"/>
+                        <w:numPr>
+                          <w:ilvl w:val="0"/>
+                          <w:numId w:val="2"/>
+                        </w:numPr>
+                        <w:jc w:val="both"/>
+                        <w:rPr>
+                          <w:color w:val="EE0000"/>
+                          <w:lang w:val="es-MX"/>
+                          <w14:textOutline w14:w="9525" w14:cap="rnd" w14:cmpd="sng" w14:algn="ctr">
+                            <w14:solidFill>
+                              <w14:schemeClr w14:val="tx1"/>
+                            </w14:solidFill>
+                            <w14:prstDash w14:val="solid"/>
+                            <w14:bevel/>
+                          </w14:textOutline>
+                          <w14:props3d w14:extrusionH="0" w14:contourW="0" w14:prstMaterial="warmMatte">
+                            <w14:bevelT w14:w="0" w14:h="533400" w14:prst="circle"/>
+                          </w14:props3d>
+                        </w:rPr>
+                      </w:pPr>
+                      <w:r>
+                        <w:rPr>
+                          <w:color w:val="EE0000"/>
+                          <w:lang w:val="es-MX"/>
+                          <w14:textOutline w14:w="9525" w14:cap="rnd" w14:cmpd="sng" w14:algn="ctr">
+                            <w14:solidFill>
+                              <w14:schemeClr w14:val="tx1"/>
+                            </w14:solidFill>
+                            <w14:prstDash w14:val="solid"/>
+                            <w14:bevel/>
+                          </w14:textOutline>
+                          <w14:props3d w14:extrusionH="0" w14:contourW="0" w14:prstMaterial="warmMatte">
+                            <w14:bevelT w14:w="0" w14:h="533400" w14:prst="circle"/>
+                          </w14:props3d>
+                        </w:rPr>
+                        <w:t>Representación Docente</w:t>
+                      </w:r>
+                    </w:p>
+                    <w:p>
+                      <w:pPr>
+                        <w:pStyle w:val="Prrafodelista"/>
+                        <w:numPr>
+                          <w:ilvl w:val="0"/>
+                          <w:numId w:val="2"/>
+                        </w:numPr>
+                        <w:jc w:val="both"/>
+                        <w:rPr>
+                          <w:color w:val="EE0000"/>
+                          <w:lang w:val="es-MX"/>
+                          <w14:textOutline w14:w="9525" w14:cap="rnd" w14:cmpd="sng" w14:algn="ctr">
+                            <w14:solidFill>
+                              <w14:schemeClr w14:val="tx1"/>
+                            </w14:solidFill>
+                            <w14:prstDash w14:val="solid"/>
+                            <w14:bevel/>
+                          </w14:textOutline>
+                          <w14:props3d w14:extrusionH="0" w14:contourW="0" w14:prstMaterial="warmMatte">
+                            <w14:bevelT w14:w="0" w14:h="533400" w14:prst="circle"/>
+                          </w14:props3d>
+                        </w:rPr>
+                      </w:pPr>
+                      <w:r>
+                        <w:rPr>
+                          <w:color w:val="EE0000"/>
+                          <w:lang w:val="es-MX"/>
+                          <w14:textOutline w14:w="9525" w14:cap="rnd" w14:cmpd="sng" w14:algn="ctr">
+                            <w14:solidFill>
+                              <w14:schemeClr w14:val="tx1"/>
+                            </w14:solidFill>
+                            <w14:prstDash w14:val="solid"/>
+                            <w14:bevel/>
+                          </w14:textOutline>
+                          <w14:props3d w14:extrusionH="0" w14:contourW="0" w14:prstMaterial="warmMatte">
+                            <w14:bevelT w14:w="0" w14:h="533400" w14:prst="circle"/>
+                          </w14:props3d>
+                        </w:rPr>
+                        <w:t>Representación Estudiantil</w:t>
+                      </w:r>
+                    </w:p>
+                  </w:txbxContent>
+                </v:textbox>
+                <w10:wrap type="square" anchorx="margin"/>
+              </v:shape>
+            </w:pict>
+          </mc:Fallback>
+        </mc:AlternateContent>
+      </w:r>
+      <w:r>
+        <w:rPr>
+          <w14:textOutline w14:w="9525" w14:cap="rnd" w14:cmpd="sng" w14:algn="ctr">
+            <w14:solidFill>
+              <w14:schemeClr w14:val="tx2">
+                <w14:lumMod w14:val="75000"/>
+                <w14:lumOff w14:val="25000"/>
+              </w14:schemeClr>
+            </w14:solidFill>
+            <w14:prstDash w14:val="solid"/>
+            <w14:bevel/>
+          </w14:textOutline>
+        </w:rPr>
+        <w:t>ORGANIGRAMA DE LA CARRERA DE INGIENERIA DE SISTEMAS</w:t>
       </w:r>
     </w:p>
     <w:p>
       <w:pPr>
-        <w:jc w:val="center"/>
         <w:rPr>
-          <w:b/>
-          <w:bCs/>
-          <w:color w:val="000000" w:themeColor="text1"/>
+          <w14:textOutline w14:w="9525" w14:cap="rnd" w14:cmpd="sng" w14:algn="ctr">
+            <w14:solidFill>
+              <w14:schemeClr w14:val="tx2">
+                <w14:lumMod w14:val="75000"/>
+                <w14:lumOff w14:val="25000"/>
+              </w14:schemeClr>
+            </w14:solidFill>
+            <w14:prstDash w14:val="solid"/>
+            <w14:bevel/>
+          </w14:textOutline>
+        </w:rPr>
+      </w:pPr>
+    </w:p>
+    <w:p>
+      <w:pPr>
+        <w:rPr>
+          <w14:textOutline w14:w="9525" w14:cap="rnd" w14:cmpd="sng" w14:algn="ctr">
+            <w14:solidFill>
+              <w14:schemeClr w14:val="tx2">
+                <w14:lumMod w14:val="75000"/>
+                <w14:lumOff w14:val="25000"/>
+              </w14:schemeClr>
+            </w14:solidFill>
+            <w14:prstDash w14:val="solid"/>
+            <w14:bevel/>
+          </w14:textOutline>
+        </w:rPr>
+      </w:pPr>
+    </w:p>
+    <w:p>
+      <w:pPr>
+        <w:rPr>
+          <w14:textOutline w14:w="9525" w14:cap="rnd" w14:cmpd="sng" w14:algn="ctr">
+            <w14:solidFill>
+              <w14:schemeClr w14:val="tx2">
+                <w14:lumMod w14:val="75000"/>
+                <w14:lumOff w14:val="25000"/>
+              </w14:schemeClr>
+            </w14:solidFill>
+            <w14:prstDash w14:val="solid"/>
+            <w14:bevel/>
+          </w14:textOutline>
+        </w:rPr>
+      </w:pPr>
+    </w:p>
+    <w:p>
+      <w:pPr>
+        <w:rPr>
+          <w14:textOutline w14:w="9525" w14:cap="rnd" w14:cmpd="sng" w14:algn="ctr">
+            <w14:solidFill>
+              <w14:schemeClr w14:val="tx2">
+                <w14:lumMod w14:val="75000"/>
+                <w14:lumOff w14:val="25000"/>
+              </w14:schemeClr>
+            </w14:solidFill>
+            <w14:prstDash w14:val="solid"/>
+            <w14:bevel/>
+          </w14:textOutline>
+        </w:rPr>
+      </w:pPr>
+    </w:p>
+    <w:p>
+      <w:pPr>
+        <w:rPr>
+          <w14:textOutline w14:w="9525" w14:cap="rnd" w14:cmpd="sng" w14:algn="ctr">
+            <w14:solidFill>
+              <w14:schemeClr w14:val="tx2">
+                <w14:lumMod w14:val="75000"/>
+                <w14:lumOff w14:val="25000"/>
+              </w14:schemeClr>
+            </w14:solidFill>
+            <w14:prstDash w14:val="solid"/>
+            <w14:bevel/>
+          </w14:textOutline>
         </w:rPr>
       </w:pPr>
       <w:r>
@@ -23,18 +713,567 @@
         <mc:AlternateContent>
           <mc:Choice Requires="wps">
             <w:drawing>
-              <wp:anchor distT="0" distB="0" distL="114300" distR="114300" simplePos="0" relativeHeight="251659264" behindDoc="0" locked="0" layoutInCell="1" allowOverlap="1" wp14:anchorId="409E5FB7" wp14:editId="592270D1">
+              <wp:anchor distT="0" distB="0" distL="114300" distR="114300" simplePos="0" relativeHeight="251686912" behindDoc="0" locked="0" layoutInCell="1" allowOverlap="1" wp14:anchorId="06CA8D45" wp14:editId="631D5192">
+                <wp:simplePos x="0" y="0"/>
+                <wp:positionH relativeFrom="margin">
+                  <wp:align>center</wp:align>
+                </wp:positionH>
+                <wp:positionV relativeFrom="paragraph">
+                  <wp:posOffset>55245</wp:posOffset>
+                </wp:positionV>
+                <wp:extent cx="361950" cy="514350"/>
+                <wp:effectExtent l="19050" t="0" r="19050" b="38100"/>
+                <wp:wrapNone/>
+                <wp:docPr id="1291313550" name="Flecha: hacia abajo 24"/>
+                <wp:cNvGraphicFramePr/>
+                <a:graphic xmlns:a="http://schemas.openxmlformats.org/drawingml/2006/main">
+                  <a:graphicData uri="http://schemas.microsoft.com/office/word/2010/wordprocessingShape">
+                    <wps:wsp>
+                      <wps:cNvSpPr/>
+                      <wps:spPr>
+                        <a:xfrm>
+                          <a:off x="0" y="0"/>
+                          <a:ext cx="361950" cy="514350"/>
+                        </a:xfrm>
+                        <a:prstGeom prst="downArrow">
+                          <a:avLst/>
+                        </a:prstGeom>
+                        <a:solidFill>
+                          <a:schemeClr val="accent1"/>
+                        </a:solidFill>
+                        <a:ln>
+                          <a:solidFill>
+                            <a:schemeClr val="bg1"/>
+                          </a:solidFill>
+                        </a:ln>
+                      </wps:spPr>
+                      <wps:style>
+                        <a:lnRef idx="3">
+                          <a:schemeClr val="lt1"/>
+                        </a:lnRef>
+                        <a:fillRef idx="1">
+                          <a:schemeClr val="dk1"/>
+                        </a:fillRef>
+                        <a:effectRef idx="1">
+                          <a:schemeClr val="dk1"/>
+                        </a:effectRef>
+                        <a:fontRef idx="minor">
+                          <a:schemeClr val="lt1"/>
+                        </a:fontRef>
+                      </wps:style>
+                      <wps:txbx>
+                        <w:txbxContent>
+                          <w:p>
+                            <w:pPr>
+                              <w:jc w:val="center"/>
+                              <w:rPr>
+                                <w:lang w:val="es-MX"/>
+                              </w:rPr>
+                            </w:pPr>
+                            <w:r>
+                              <w:rPr>
+                                <w:lang w:val="es-MX"/>
+                              </w:rPr>
+                              <w:t xml:space="preserve"> </w:t>
+                            </w:r>
+                          </w:p>
+                        </w:txbxContent>
+                      </wps:txbx>
+                      <wps:bodyPr rot="0" spcFirstLastPara="0" vertOverflow="overflow" horzOverflow="overflow" vert="horz" wrap="square" lIns="91440" tIns="45720" rIns="91440" bIns="45720" numCol="1" spcCol="0" rtlCol="0" fromWordArt="0" anchor="ctr" anchorCtr="0" forceAA="0" compatLnSpc="1">
+                        <a:prstTxWarp prst="textNoShape">
+                          <a:avLst/>
+                        </a:prstTxWarp>
+                        <a:noAutofit/>
+                      </wps:bodyPr>
+                    </wps:wsp>
+                  </a:graphicData>
+                </a:graphic>
+                <wp14:sizeRelH relativeFrom="margin">
+                  <wp14:pctWidth>0</wp14:pctWidth>
+                </wp14:sizeRelH>
+              </wp:anchor>
+            </w:drawing>
+          </mc:Choice>
+          <mc:Fallback>
+            <w:pict>
+              <v:shapetype w14:anchorId="06CA8D45" id="_x0000_t67" coordsize="21600,21600" o:spt="67" adj="16200,5400" path="m0@0l@1@0@1,0@2,0@2@0,21600@0,10800,21600xe">
+                <v:stroke joinstyle="miter"/>
+                <v:formulas>
+                  <v:f eqn="val #0"/>
+                  <v:f eqn="val #1"/>
+                  <v:f eqn="sum height 0 #1"/>
+                  <v:f eqn="sum 10800 0 #1"/>
+                  <v:f eqn="sum width 0 #0"/>
+                  <v:f eqn="prod @4 @3 10800"/>
+                  <v:f eqn="sum width 0 @5"/>
+                </v:formulas>
+                <v:path o:connecttype="custom" o:connectlocs="10800,0;0,@0;10800,21600;21600,@0" o:connectangles="270,180,90,0" textboxrect="@1,0,@2,@6"/>
+                <v:handles>
+                  <v:h position="#1,#0" xrange="0,10800" yrange="0,21600"/>
+                </v:handles>
+              </v:shapetype>
+              <v:shape id="Flecha: hacia abajo 24" o:spid="_x0000_s1027" type="#_x0000_t67" style="position:absolute;margin-left:0;margin-top:4.35pt;width:28.5pt;height:40.5pt;z-index:251686912;visibility:visible;mso-wrap-style:square;mso-width-percent:0;mso-wrap-distance-left:9pt;mso-wrap-distance-top:0;mso-wrap-distance-right:9pt;mso-wrap-distance-bottom:0;mso-position-horizontal:center;mso-position-horizontal-relative:margin;mso-position-vertical:absolute;mso-position-vertical-relative:text;mso-width-percent:0;mso-width-relative:margin;v-text-anchor:middle" o:gfxdata="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" adj="14000" fillcolor="#156082 [3204]" strokecolor="white [3212]" strokeweight="2pt">
+                <v:textbox>
+                  <w:txbxContent>
+                    <w:p>
+                      <w:pPr>
+                        <w:jc w:val="center"/>
+                        <w:rPr>
+                          <w:lang w:val="es-MX"/>
+                        </w:rPr>
+                      </w:pPr>
+                      <w:r>
+                        <w:rPr>
+                          <w:lang w:val="es-MX"/>
+                        </w:rPr>
+                        <w:t xml:space="preserve"> </w:t>
+                      </w:r>
+                    </w:p>
+                  </w:txbxContent>
+                </v:textbox>
+                <w10:wrap anchorx="margin"/>
+              </v:shape>
+            </w:pict>
+          </mc:Fallback>
+        </mc:AlternateContent>
+      </w:r>
+    </w:p>
+    <w:p>
+      <w:pPr>
+        <w:rPr>
+          <w14:textOutline w14:w="9525" w14:cap="rnd" w14:cmpd="sng" w14:algn="ctr">
+            <w14:solidFill>
+              <w14:schemeClr w14:val="tx2">
+                <w14:lumMod w14:val="75000"/>
+                <w14:lumOff w14:val="25000"/>
+              </w14:schemeClr>
+            </w14:solidFill>
+            <w14:prstDash w14:val="solid"/>
+            <w14:bevel/>
+          </w14:textOutline>
+        </w:rPr>
+      </w:pPr>
+    </w:p>
+    <w:p>
+      <w:pPr>
+        <w:rPr>
+          <w14:textOutline w14:w="9525" w14:cap="rnd" w14:cmpd="sng" w14:algn="ctr">
+            <w14:solidFill>
+              <w14:schemeClr w14:val="tx2">
+                <w14:lumMod w14:val="75000"/>
+                <w14:lumOff w14:val="25000"/>
+              </w14:schemeClr>
+            </w14:solidFill>
+            <w14:prstDash w14:val="solid"/>
+            <w14:bevel/>
+          </w14:textOutline>
+        </w:rPr>
+      </w:pPr>
+      <w:r>
+        <w:rPr>
+          <w:noProof/>
+          <w14:textOutline w14:w="9525" w14:cap="rnd" w14:cmpd="sng" w14:algn="ctr">
+            <w14:solidFill>
+              <w14:schemeClr w14:val="tx2">
+                <w14:lumMod w14:val="75000"/>
+                <w14:lumOff w14:val="25000"/>
+              </w14:schemeClr>
+            </w14:solidFill>
+            <w14:prstDash w14:val="solid"/>
+            <w14:bevel/>
+          </w14:textOutline>
+        </w:rPr>
+        <mc:AlternateContent>
+          <mc:Choice Requires="wps">
+            <w:drawing>
+              <wp:anchor distT="45720" distB="45720" distL="114300" distR="114300" simplePos="0" relativeHeight="251665408" behindDoc="0" locked="0" layoutInCell="1" allowOverlap="1" wp14:anchorId="1483BBE2" wp14:editId="19576747">
+                <wp:simplePos x="0" y="0"/>
+                <wp:positionH relativeFrom="margin">
+                  <wp:align>center</wp:align>
+                </wp:positionH>
+                <wp:positionV relativeFrom="paragraph">
+                  <wp:posOffset>14605</wp:posOffset>
+                </wp:positionV>
+                <wp:extent cx="3152775" cy="1070610"/>
+                <wp:effectExtent l="0" t="0" r="28575" b="15240"/>
+                <wp:wrapSquare wrapText="bothSides"/>
+                <wp:docPr id="136808053" name="Cuadro de texto 2"/>
+                <wp:cNvGraphicFramePr>
+                  <a:graphicFrameLocks xmlns:a="http://schemas.openxmlformats.org/drawingml/2006/main"/>
+                </wp:cNvGraphicFramePr>
+                <a:graphic xmlns:a="http://schemas.openxmlformats.org/drawingml/2006/main">
+                  <a:graphicData uri="http://schemas.microsoft.com/office/word/2010/wordprocessingShape">
+                    <wps:wsp>
+                      <wps:cNvSpPr txBox="1">
+                        <a:spLocks noChangeArrowheads="1"/>
+                      </wps:cNvSpPr>
+                      <wps:spPr bwMode="auto">
+                        <a:xfrm>
+                          <a:off x="0" y="0"/>
+                          <a:ext cx="3152775" cy="1070610"/>
+                        </a:xfrm>
+                        <a:prstGeom prst="rect">
+                          <a:avLst/>
+                        </a:prstGeom>
+                        <a:solidFill>
+                          <a:srgbClr val="FFFFFF"/>
+                        </a:solidFill>
+                        <a:ln w="9525">
+                          <a:solidFill>
+                            <a:srgbClr val="000000"/>
+                          </a:solidFill>
+                          <a:miter lim="800000"/>
+                          <a:headEnd/>
+                          <a:tailEnd/>
+                        </a:ln>
+                      </wps:spPr>
+                      <wps:txbx>
+                        <w:txbxContent>
+                          <w:p>
+                            <w:pPr>
+                              <w:jc w:val="center"/>
+                              <w:rPr>
+                                <w:lang w:val="es-MX"/>
+                                <w14:textOutline w14:w="9525" w14:cap="rnd" w14:cmpd="sng" w14:algn="ctr">
+                                  <w14:solidFill>
+                                    <w14:schemeClr w14:val="tx2">
+                                      <w14:lumMod w14:val="75000"/>
+                                      <w14:lumOff w14:val="25000"/>
+                                    </w14:schemeClr>
+                                  </w14:solidFill>
+                                  <w14:prstDash w14:val="solid"/>
+                                  <w14:bevel/>
+                                </w14:textOutline>
+                              </w:rPr>
+                            </w:pPr>
+                            <w:r>
+                              <w:rPr>
+                                <w:lang w:val="es-MX"/>
+                                <w14:textOutline w14:w="9525" w14:cap="rnd" w14:cmpd="sng" w14:algn="ctr">
+                                  <w14:solidFill>
+                                    <w14:schemeClr w14:val="tx2">
+                                      <w14:lumMod w14:val="75000"/>
+                                      <w14:lumOff w14:val="25000"/>
+                                    </w14:schemeClr>
+                                  </w14:solidFill>
+                                  <w14:prstDash w14:val="solid"/>
+                                  <w14:bevel/>
+                                </w14:textOutline>
+                              </w:rPr>
+                              <w:t xml:space="preserve">2. </w:t>
+                            </w:r>
+                            <w:r>
+                              <w:rPr>
+                                <w:lang w:val="es-MX"/>
+                                <w14:textOutline w14:w="9525" w14:cap="rnd" w14:cmpd="sng" w14:algn="ctr">
+                                  <w14:solidFill>
+                                    <w14:schemeClr w14:val="tx2">
+                                      <w14:lumMod w14:val="75000"/>
+                                      <w14:lumOff w14:val="25000"/>
+                                    </w14:schemeClr>
+                                  </w14:solidFill>
+                                  <w14:prstDash w14:val="solid"/>
+                                  <w14:bevel/>
+                                </w14:textOutline>
+                              </w:rPr>
+                              <w:t>SEGUNDA INSTANCIA:</w:t>
+                            </w:r>
+                          </w:p>
+                          <w:p>
+                            <w:pPr>
+                              <w:jc w:val="center"/>
+                              <w:rPr>
+                                <w:lang w:val="es-MX"/>
+                                <w14:textOutline w14:w="9525" w14:cap="rnd" w14:cmpd="sng" w14:algn="ctr">
+                                  <w14:solidFill>
+                                    <w14:schemeClr w14:val="tx2">
+                                      <w14:lumMod w14:val="75000"/>
+                                      <w14:lumOff w14:val="25000"/>
+                                    </w14:schemeClr>
+                                  </w14:solidFill>
+                                  <w14:prstDash w14:val="solid"/>
+                                  <w14:bevel/>
+                                </w14:textOutline>
+                              </w:rPr>
+                            </w:pPr>
+                            <w:r>
+                              <w:rPr>
+                                <w:lang w:val="es-MX"/>
+                                <w14:textOutline w14:w="9525" w14:cap="rnd" w14:cmpd="sng" w14:algn="ctr">
+                                  <w14:solidFill>
+                                    <w14:schemeClr w14:val="tx2">
+                                      <w14:lumMod w14:val="75000"/>
+                                      <w14:lumOff w14:val="25000"/>
+                                    </w14:schemeClr>
+                                  </w14:solidFill>
+                                  <w14:prstDash w14:val="solid"/>
+                                  <w14:bevel/>
+                                </w14:textOutline>
+                              </w:rPr>
+                              <w:t>DIRECCION / JEFATURA DE LA CARRERA</w:t>
+                            </w:r>
+                          </w:p>
+                          <w:p>
+                            <w:pPr>
+                              <w:jc w:val="center"/>
+                              <w:rPr>
+                                <w:lang w:val="es-MX"/>
+                                <w14:textOutline w14:w="9525" w14:cap="rnd" w14:cmpd="sng" w14:algn="ctr">
+                                  <w14:solidFill>
+                                    <w14:schemeClr w14:val="tx1"/>
+                                  </w14:solidFill>
+                                  <w14:prstDash w14:val="solid"/>
+                                  <w14:bevel/>
+                                </w14:textOutline>
+                              </w:rPr>
+                            </w:pPr>
+                            <w:r>
+                              <w:rPr>
+                                <w:lang w:val="es-MX"/>
+                                <w14:textOutline w14:w="9525" w14:cap="rnd" w14:cmpd="sng" w14:algn="ctr">
+                                  <w14:solidFill>
+                                    <w14:schemeClr w14:val="tx1"/>
+                                  </w14:solidFill>
+                                  <w14:prstDash w14:val="solid"/>
+                                  <w14:bevel/>
+                                </w14:textOutline>
+                              </w:rPr>
+                              <w:t xml:space="preserve">Dirigida por el </w:t>
+                            </w:r>
+                            <w:proofErr w:type="gramStart"/>
+                            <w:r>
+                              <w:rPr>
+                                <w:lang w:val="es-MX"/>
+                                <w14:textOutline w14:w="9525" w14:cap="rnd" w14:cmpd="sng" w14:algn="ctr">
+                                  <w14:solidFill>
+                                    <w14:schemeClr w14:val="tx1"/>
+                                  </w14:solidFill>
+                                  <w14:prstDash w14:val="solid"/>
+                                  <w14:bevel/>
+                                </w14:textOutline>
+                              </w:rPr>
+                              <w:t>Director</w:t>
+                            </w:r>
+                            <w:proofErr w:type="gramEnd"/>
+                            <w:r>
+                              <w:rPr>
+                                <w:lang w:val="es-MX"/>
+                                <w14:textOutline w14:w="9525" w14:cap="rnd" w14:cmpd="sng" w14:algn="ctr">
+                                  <w14:solidFill>
+                                    <w14:schemeClr w14:val="tx1"/>
+                                  </w14:solidFill>
+                                  <w14:prstDash w14:val="solid"/>
+                                  <w14:bevel/>
+                                </w14:textOutline>
+                              </w:rPr>
+                              <w:t xml:space="preserve"> de la Carrera</w:t>
+                            </w:r>
+                          </w:p>
+                        </w:txbxContent>
+                      </wps:txbx>
+                      <wps:bodyPr rot="0" vert="horz" wrap="square" lIns="91440" tIns="45720" rIns="91440" bIns="45720" anchor="t" anchorCtr="0">
+                        <a:noAutofit/>
+                      </wps:bodyPr>
+                    </wps:wsp>
+                  </a:graphicData>
+                </a:graphic>
+                <wp14:sizeRelH relativeFrom="margin">
+                  <wp14:pctWidth>0</wp14:pctWidth>
+                </wp14:sizeRelH>
+                <wp14:sizeRelV relativeFrom="margin">
+                  <wp14:pctHeight>0</wp14:pctHeight>
+                </wp14:sizeRelV>
+              </wp:anchor>
+            </w:drawing>
+          </mc:Choice>
+          <mc:Fallback>
+            <w:pict>
+              <v:shape w14:anchorId="1483BBE2" id="_x0000_s1028" type="#_x0000_t202" style="position:absolute;margin-left:0;margin-top:1.15pt;width:248.25pt;height:84.3pt;z-index:251665408;visibility:visible;mso-wrap-style:square;mso-width-percent:0;mso-height-percent:0;mso-wrap-distance-left:9pt;mso-wrap-distance-top:3.6pt;mso-wrap-distance-right:9pt;mso-wrap-distance-bottom:3.6pt;mso-position-horizontal:center;mso-position-horizontal-relative:margin;mso-position-vertical:absolute;mso-position-vertical-relative:text;mso-width-percent:0;mso-height-percent:0;mso-width-relative:margin;mso-height-relative:margin;v-text-anchor:top" o:gfxdata="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">
+                <v:textbox>
+                  <w:txbxContent>
+                    <w:p>
+                      <w:pPr>
+                        <w:jc w:val="center"/>
+                        <w:rPr>
+                          <w:lang w:val="es-MX"/>
+                          <w14:textOutline w14:w="9525" w14:cap="rnd" w14:cmpd="sng" w14:algn="ctr">
+                            <w14:solidFill>
+                              <w14:schemeClr w14:val="tx2">
+                                <w14:lumMod w14:val="75000"/>
+                                <w14:lumOff w14:val="25000"/>
+                              </w14:schemeClr>
+                            </w14:solidFill>
+                            <w14:prstDash w14:val="solid"/>
+                            <w14:bevel/>
+                          </w14:textOutline>
+                        </w:rPr>
+                      </w:pPr>
+                      <w:r>
+                        <w:rPr>
+                          <w:lang w:val="es-MX"/>
+                          <w14:textOutline w14:w="9525" w14:cap="rnd" w14:cmpd="sng" w14:algn="ctr">
+                            <w14:solidFill>
+                              <w14:schemeClr w14:val="tx2">
+                                <w14:lumMod w14:val="75000"/>
+                                <w14:lumOff w14:val="25000"/>
+                              </w14:schemeClr>
+                            </w14:solidFill>
+                            <w14:prstDash w14:val="solid"/>
+                            <w14:bevel/>
+                          </w14:textOutline>
+                        </w:rPr>
+                        <w:t xml:space="preserve">2. </w:t>
+                      </w:r>
+                      <w:r>
+                        <w:rPr>
+                          <w:lang w:val="es-MX"/>
+                          <w14:textOutline w14:w="9525" w14:cap="rnd" w14:cmpd="sng" w14:algn="ctr">
+                            <w14:solidFill>
+                              <w14:schemeClr w14:val="tx2">
+                                <w14:lumMod w14:val="75000"/>
+                                <w14:lumOff w14:val="25000"/>
+                              </w14:schemeClr>
+                            </w14:solidFill>
+                            <w14:prstDash w14:val="solid"/>
+                            <w14:bevel/>
+                          </w14:textOutline>
+                        </w:rPr>
+                        <w:t>SEGUNDA INSTANCIA:</w:t>
+                      </w:r>
+                    </w:p>
+                    <w:p>
+                      <w:pPr>
+                        <w:jc w:val="center"/>
+                        <w:rPr>
+                          <w:lang w:val="es-MX"/>
+                          <w14:textOutline w14:w="9525" w14:cap="rnd" w14:cmpd="sng" w14:algn="ctr">
+                            <w14:solidFill>
+                              <w14:schemeClr w14:val="tx2">
+                                <w14:lumMod w14:val="75000"/>
+                                <w14:lumOff w14:val="25000"/>
+                              </w14:schemeClr>
+                            </w14:solidFill>
+                            <w14:prstDash w14:val="solid"/>
+                            <w14:bevel/>
+                          </w14:textOutline>
+                        </w:rPr>
+                      </w:pPr>
+                      <w:r>
+                        <w:rPr>
+                          <w:lang w:val="es-MX"/>
+                          <w14:textOutline w14:w="9525" w14:cap="rnd" w14:cmpd="sng" w14:algn="ctr">
+                            <w14:solidFill>
+                              <w14:schemeClr w14:val="tx2">
+                                <w14:lumMod w14:val="75000"/>
+                                <w14:lumOff w14:val="25000"/>
+                              </w14:schemeClr>
+                            </w14:solidFill>
+                            <w14:prstDash w14:val="solid"/>
+                            <w14:bevel/>
+                          </w14:textOutline>
+                        </w:rPr>
+                        <w:t>DIRECCION / JEFATURA DE LA CARRERA</w:t>
+                      </w:r>
+                    </w:p>
+                    <w:p>
+                      <w:pPr>
+                        <w:jc w:val="center"/>
+                        <w:rPr>
+                          <w:lang w:val="es-MX"/>
+                          <w14:textOutline w14:w="9525" w14:cap="rnd" w14:cmpd="sng" w14:algn="ctr">
+                            <w14:solidFill>
+                              <w14:schemeClr w14:val="tx1"/>
+                            </w14:solidFill>
+                            <w14:prstDash w14:val="solid"/>
+                            <w14:bevel/>
+                          </w14:textOutline>
+                        </w:rPr>
+                      </w:pPr>
+                      <w:r>
+                        <w:rPr>
+                          <w:lang w:val="es-MX"/>
+                          <w14:textOutline w14:w="9525" w14:cap="rnd" w14:cmpd="sng" w14:algn="ctr">
+                            <w14:solidFill>
+                              <w14:schemeClr w14:val="tx1"/>
+                            </w14:solidFill>
+                            <w14:prstDash w14:val="solid"/>
+                            <w14:bevel/>
+                          </w14:textOutline>
+                        </w:rPr>
+                        <w:t xml:space="preserve">Dirigida por el </w:t>
+                      </w:r>
+                      <w:proofErr w:type="gramStart"/>
+                      <w:r>
+                        <w:rPr>
+                          <w:lang w:val="es-MX"/>
+                          <w14:textOutline w14:w="9525" w14:cap="rnd" w14:cmpd="sng" w14:algn="ctr">
+                            <w14:solidFill>
+                              <w14:schemeClr w14:val="tx1"/>
+                            </w14:solidFill>
+                            <w14:prstDash w14:val="solid"/>
+                            <w14:bevel/>
+                          </w14:textOutline>
+                        </w:rPr>
+                        <w:t>Director</w:t>
+                      </w:r>
+                      <w:proofErr w:type="gramEnd"/>
+                      <w:r>
+                        <w:rPr>
+                          <w:lang w:val="es-MX"/>
+                          <w14:textOutline w14:w="9525" w14:cap="rnd" w14:cmpd="sng" w14:algn="ctr">
+                            <w14:solidFill>
+                              <w14:schemeClr w14:val="tx1"/>
+                            </w14:solidFill>
+                            <w14:prstDash w14:val="solid"/>
+                            <w14:bevel/>
+                          </w14:textOutline>
+                        </w:rPr>
+                        <w:t xml:space="preserve"> de la Carrera</w:t>
+                      </w:r>
+                    </w:p>
+                  </w:txbxContent>
+                </v:textbox>
+                <w10:wrap type="square" anchorx="margin"/>
+              </v:shape>
+            </w:pict>
+          </mc:Fallback>
+        </mc:AlternateContent>
+      </w:r>
+    </w:p>
+    <w:p>
+      <w:pPr>
+        <w:rPr>
+          <w14:textOutline w14:w="9525" w14:cap="rnd" w14:cmpd="sng" w14:algn="ctr">
+            <w14:solidFill>
+              <w14:schemeClr w14:val="tx2">
+                <w14:lumMod w14:val="75000"/>
+                <w14:lumOff w14:val="25000"/>
+              </w14:schemeClr>
+            </w14:solidFill>
+            <w14:prstDash w14:val="solid"/>
+            <w14:bevel/>
+          </w14:textOutline>
+        </w:rPr>
+      </w:pPr>
+      <w:r>
+        <w:rPr>
+          <w:noProof/>
+        </w:rPr>
+        <mc:AlternateContent>
+          <mc:Choice Requires="wps">
+            <w:drawing>
+              <wp:anchor distT="0" distB="0" distL="114300" distR="114300" simplePos="0" relativeHeight="251715584" behindDoc="0" locked="0" layoutInCell="1" allowOverlap="1" wp14:anchorId="2A5E458C" wp14:editId="63BFB442">
                 <wp:simplePos x="0" y="0"/>
                 <wp:positionH relativeFrom="column">
-                  <wp:posOffset>2874645</wp:posOffset>
+                  <wp:posOffset>5172046</wp:posOffset>
                 </wp:positionH>
                 <wp:positionV relativeFrom="paragraph">
-                  <wp:posOffset>259080</wp:posOffset>
+                  <wp:posOffset>3580444</wp:posOffset>
                 </wp:positionV>
-                <wp:extent cx="45085" cy="318770"/>
-                <wp:effectExtent l="38100" t="0" r="69215" b="43180"/>
+                <wp:extent cx="790711" cy="339047"/>
+                <wp:effectExtent l="0" t="0" r="28575" b="99695"/>
                 <wp:wrapNone/>
-                <wp:docPr id="1303751946" name="Conector recto de flecha 1"/>
+                <wp:docPr id="1040997280" name="Conector: angular 36"/>
                 <wp:cNvGraphicFramePr/>
                 <a:graphic xmlns:a="http://schemas.openxmlformats.org/drawingml/2006/main">
                   <a:graphicData uri="http://schemas.microsoft.com/office/word/2010/wordprocessingShape">
@@ -43,12 +1282,90 @@
                       <wps:spPr>
                         <a:xfrm>
                           <a:off x="0" y="0"/>
-                          <a:ext cx="45085" cy="318770"/>
+                          <a:ext cx="790711" cy="339047"/>
                         </a:xfrm>
-                        <a:prstGeom prst="straightConnector1">
+                        <a:prstGeom prst="bentConnector3">
                           <a:avLst/>
                         </a:prstGeom>
                         <a:ln>
+                          <a:tailEnd type="triangle"/>
+                        </a:ln>
+                      </wps:spPr>
+                      <wps:style>
+                        <a:lnRef idx="2">
+                          <a:schemeClr val="accent1"/>
+                        </a:lnRef>
+                        <a:fillRef idx="0">
+                          <a:schemeClr val="accent1"/>
+                        </a:fillRef>
+                        <a:effectRef idx="1">
+                          <a:schemeClr val="accent1"/>
+                        </a:effectRef>
+                        <a:fontRef idx="minor">
+                          <a:schemeClr val="tx1"/>
+                        </a:fontRef>
+                      </wps:style>
+                      <wps:bodyPr/>
+                    </wps:wsp>
+                  </a:graphicData>
+                </a:graphic>
+              </wp:anchor>
+            </w:drawing>
+          </mc:Choice>
+          <mc:Fallback>
+            <w:pict>
+              <v:shapetype w14:anchorId="54B59B97" id="_x0000_t34" coordsize="21600,21600" o:spt="34" o:oned="t" adj="10800" path="m,l@0,0@0,21600,21600,21600e" filled="f">
+                <v:stroke joinstyle="miter"/>
+                <v:formulas>
+                  <v:f eqn="val #0"/>
+                </v:formulas>
+                <v:path arrowok="t" fillok="f" o:connecttype="none"/>
+                <v:handles>
+                  <v:h position="#0,center"/>
+                </v:handles>
+                <o:lock v:ext="edit" shapetype="t"/>
+              </v:shapetype>
+              <v:shape id="Conector: angular 36" o:spid="_x0000_s1026" type="#_x0000_t34" style="position:absolute;margin-left:407.25pt;margin-top:281.9pt;width:62.25pt;height:26.7pt;z-index:251715584;visibility:visible;mso-wrap-style:square;mso-wrap-distance-left:9pt;mso-wrap-distance-top:0;mso-wrap-distance-right:9pt;mso-wrap-distance-bottom:0;mso-position-horizontal:absolute;mso-position-horizontal-relative:text;mso-position-vertical:absolute;mso-position-vertical-relative:text" o:gfxdata="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" strokecolor="#156082 [3204]" strokeweight="1.5pt">
+                <v:stroke endarrow="block"/>
+              </v:shape>
+            </w:pict>
+          </mc:Fallback>
+        </mc:AlternateContent>
+      </w:r>
+      <w:r>
+        <w:rPr>
+          <w:noProof/>
+        </w:rPr>
+        <mc:AlternateContent>
+          <mc:Choice Requires="wps">
+            <w:drawing>
+              <wp:anchor distT="0" distB="0" distL="114300" distR="114300" simplePos="0" relativeHeight="251714560" behindDoc="0" locked="0" layoutInCell="1" allowOverlap="1" wp14:anchorId="38E25E89" wp14:editId="75A53459">
+                <wp:simplePos x="0" y="0"/>
+                <wp:positionH relativeFrom="column">
+                  <wp:posOffset>5508097</wp:posOffset>
+                </wp:positionH>
+                <wp:positionV relativeFrom="paragraph">
+                  <wp:posOffset>2464842</wp:posOffset>
+                </wp:positionV>
+                <wp:extent cx="455060" cy="1310811"/>
+                <wp:effectExtent l="38100" t="76200" r="21590" b="99060"/>
+                <wp:wrapNone/>
+                <wp:docPr id="1388080569" name="Conector: angular 33"/>
+                <wp:cNvGraphicFramePr/>
+                <a:graphic xmlns:a="http://schemas.openxmlformats.org/drawingml/2006/main">
+                  <a:graphicData uri="http://schemas.microsoft.com/office/word/2010/wordprocessingShape">
+                    <wps:wsp>
+                      <wps:cNvCnPr/>
+                      <wps:spPr>
+                        <a:xfrm>
+                          <a:off x="0" y="0"/>
+                          <a:ext cx="455060" cy="1310811"/>
+                        </a:xfrm>
+                        <a:prstGeom prst="bentConnector3">
+                          <a:avLst/>
+                        </a:prstGeom>
+                        <a:ln>
+                          <a:headEnd type="triangle"/>
                           <a:tailEnd type="triangle"/>
                         </a:ln>
                       </wps:spPr>
@@ -81,12 +1398,8 @@
           </mc:Choice>
           <mc:Fallback>
             <w:pict>
-              <v:shapetype w14:anchorId="6AF29BB3" id="_x0000_t32" coordsize="21600,21600" o:spt="32" o:oned="t" path="m,l21600,21600e" filled="f">
-                <v:path arrowok="t" fillok="f" o:connecttype="none"/>
-                <o:lock v:ext="edit" shapetype="t"/>
-              </v:shapetype>
-              <v:shape id="Conector recto de flecha 1" o:spid="_x0000_s1026" type="#_x0000_t32" style="position:absolute;margin-left:226.35pt;margin-top:20.4pt;width:3.55pt;height:25.1pt;z-index:251659264;visibility:visible;mso-wrap-style:square;mso-width-percent:0;mso-height-percent:0;mso-wrap-distance-left:9pt;mso-wrap-distance-top:0;mso-wrap-distance-right:9pt;mso-wrap-distance-bottom:0;mso-position-horizontal:absolute;mso-position-horizontal-relative:text;mso-position-vertical:absolute;mso-position-vertical-relative:text;mso-width-percent:0;mso-height-percent:0;mso-width-relative:margin;mso-height-relative:margin" o:gfxdata="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" strokecolor="#156082 [3204]" strokeweight="1.5pt">
-                <v:stroke endarrow="block" joinstyle="miter"/>
+              <v:shape w14:anchorId="34A5EE26" id="Conector: angular 33" o:spid="_x0000_s1026" type="#_x0000_t34" style="position:absolute;margin-left:433.7pt;margin-top:194.1pt;width:35.85pt;height:103.2pt;z-index:251714560;visibility:visible;mso-wrap-style:square;mso-width-percent:0;mso-height-percent:0;mso-wrap-distance-left:9pt;mso-wrap-distance-top:0;mso-wrap-distance-right:9pt;mso-wrap-distance-bottom:0;mso-position-horizontal:absolute;mso-position-horizontal-relative:text;mso-position-vertical:absolute;mso-position-vertical-relative:text;mso-width-percent:0;mso-height-percent:0;mso-width-relative:margin;mso-height-relative:margin" o:gfxdata="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" strokecolor="#156082 [3204]" strokeweight="1.5pt">
+                <v:stroke startarrow="block" endarrow="block"/>
               </v:shape>
             </w:pict>
           </mc:Fallback>
@@ -94,25 +1407,316 @@
       </w:r>
       <w:r>
         <w:rPr>
-          <w:b/>
-          <w:bCs/>
-          <w:color w:val="000000" w:themeColor="text1"/>
+          <w:noProof/>
+          <w14:textOutline w14:w="9525" w14:cap="rnd" w14:cmpd="sng" w14:algn="ctr">
+            <w14:solidFill>
+              <w14:schemeClr w14:val="tx2">
+                <w14:lumMod w14:val="75000"/>
+                <w14:lumOff w14:val="25000"/>
+              </w14:schemeClr>
+            </w14:solidFill>
+            <w14:prstDash w14:val="solid"/>
+            <w14:bevel/>
+          </w14:textOutline>
         </w:rPr>
-        <w:t xml:space="preserve">ORGANOS </w:t>
+        <mc:AlternateContent>
+          <mc:Choice Requires="wps">
+            <w:drawing>
+              <wp:anchor distT="45720" distB="45720" distL="114300" distR="114300" simplePos="0" relativeHeight="251685888" behindDoc="0" locked="0" layoutInCell="1" allowOverlap="1" wp14:anchorId="172BCB02" wp14:editId="3FBD79AE">
+                <wp:simplePos x="0" y="0"/>
+                <wp:positionH relativeFrom="column">
+                  <wp:posOffset>6014199</wp:posOffset>
+                </wp:positionH>
+                <wp:positionV relativeFrom="paragraph">
+                  <wp:posOffset>3703369</wp:posOffset>
+                </wp:positionV>
+                <wp:extent cx="1263650" cy="314960"/>
+                <wp:effectExtent l="0" t="0" r="12700" b="27940"/>
+                <wp:wrapSquare wrapText="bothSides"/>
+                <wp:docPr id="464643625" name="Cuadro de texto 2"/>
+                <wp:cNvGraphicFramePr>
+                  <a:graphicFrameLocks xmlns:a="http://schemas.openxmlformats.org/drawingml/2006/main"/>
+                </wp:cNvGraphicFramePr>
+                <a:graphic xmlns:a="http://schemas.openxmlformats.org/drawingml/2006/main">
+                  <a:graphicData uri="http://schemas.microsoft.com/office/word/2010/wordprocessingShape">
+                    <wps:wsp>
+                      <wps:cNvSpPr txBox="1">
+                        <a:spLocks noChangeArrowheads="1"/>
+                      </wps:cNvSpPr>
+                      <wps:spPr bwMode="auto">
+                        <a:xfrm>
+                          <a:off x="0" y="0"/>
+                          <a:ext cx="1263650" cy="314960"/>
+                        </a:xfrm>
+                        <a:prstGeom prst="rect">
+                          <a:avLst/>
+                        </a:prstGeom>
+                        <a:solidFill>
+                          <a:srgbClr val="FFFFFF"/>
+                        </a:solidFill>
+                        <a:ln w="9525">
+                          <a:solidFill>
+                            <a:srgbClr val="000000"/>
+                          </a:solidFill>
+                          <a:miter lim="800000"/>
+                          <a:headEnd/>
+                          <a:tailEnd/>
+                        </a:ln>
+                      </wps:spPr>
+                      <wps:txbx>
+                        <w:txbxContent>
+                          <w:p>
+                            <w:pPr>
+                              <w:rPr>
+                                <w:lang w:val="es-MX"/>
+                                <w14:textOutline w14:w="9525" w14:cap="rnd" w14:cmpd="sng" w14:algn="ctr">
+                                  <w14:solidFill>
+                                    <w14:schemeClr w14:val="tx2">
+                                      <w14:lumMod w14:val="75000"/>
+                                      <w14:lumOff w14:val="25000"/>
+                                    </w14:schemeClr>
+                                  </w14:solidFill>
+                                  <w14:prstDash w14:val="solid"/>
+                                  <w14:bevel/>
+                                </w14:textOutline>
+                              </w:rPr>
+                            </w:pPr>
+                            <w:r>
+                              <w:rPr>
+                                <w:lang w:val="es-MX"/>
+                                <w14:textOutline w14:w="9525" w14:cap="rnd" w14:cmpd="sng" w14:algn="ctr">
+                                  <w14:solidFill>
+                                    <w14:schemeClr w14:val="tx2">
+                                      <w14:lumMod w14:val="75000"/>
+                                      <w14:lumOff w14:val="25000"/>
+                                    </w14:schemeClr>
+                                  </w14:solidFill>
+                                  <w14:prstDash w14:val="solid"/>
+                                  <w14:bevel/>
+                                </w14:textOutline>
+                              </w:rPr>
+                              <w:t>LABORATORIOS</w:t>
+                            </w:r>
+                          </w:p>
+                        </w:txbxContent>
+                      </wps:txbx>
+                      <wps:bodyPr rot="0" vert="horz" wrap="square" lIns="91440" tIns="45720" rIns="91440" bIns="45720" anchor="t" anchorCtr="0">
+                        <a:noAutofit/>
+                      </wps:bodyPr>
+                    </wps:wsp>
+                  </a:graphicData>
+                </a:graphic>
+                <wp14:sizeRelH relativeFrom="margin">
+                  <wp14:pctWidth>0</wp14:pctWidth>
+                </wp14:sizeRelH>
+                <wp14:sizeRelV relativeFrom="margin">
+                  <wp14:pctHeight>0</wp14:pctHeight>
+                </wp14:sizeRelV>
+              </wp:anchor>
+            </w:drawing>
+          </mc:Choice>
+          <mc:Fallback>
+            <w:pict>
+              <v:shape w14:anchorId="172BCB02" id="_x0000_s1029" type="#_x0000_t202" style="position:absolute;margin-left:473.55pt;margin-top:291.6pt;width:99.5pt;height:24.8pt;z-index:251685888;visibility:visible;mso-wrap-style:square;mso-width-percent:0;mso-height-percent:0;mso-wrap-distance-left:9pt;mso-wrap-distance-top:3.6pt;mso-wrap-distance-right:9pt;mso-wrap-distance-bottom:3.6pt;mso-position-horizontal:absolute;mso-position-horizontal-relative:text;mso-position-vertical:absolute;mso-position-vertical-relative:text;mso-width-percent:0;mso-height-percent:0;mso-width-relative:margin;mso-height-relative:margin;v-text-anchor:top" o:gfxdata="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">
+                <v:textbox>
+                  <w:txbxContent>
+                    <w:p>
+                      <w:pPr>
+                        <w:rPr>
+                          <w:lang w:val="es-MX"/>
+                          <w14:textOutline w14:w="9525" w14:cap="rnd" w14:cmpd="sng" w14:algn="ctr">
+                            <w14:solidFill>
+                              <w14:schemeClr w14:val="tx2">
+                                <w14:lumMod w14:val="75000"/>
+                                <w14:lumOff w14:val="25000"/>
+                              </w14:schemeClr>
+                            </w14:solidFill>
+                            <w14:prstDash w14:val="solid"/>
+                            <w14:bevel/>
+                          </w14:textOutline>
+                        </w:rPr>
+                      </w:pPr>
+                      <w:r>
+                        <w:rPr>
+                          <w:lang w:val="es-MX"/>
+                          <w14:textOutline w14:w="9525" w14:cap="rnd" w14:cmpd="sng" w14:algn="ctr">
+                            <w14:solidFill>
+                              <w14:schemeClr w14:val="tx2">
+                                <w14:lumMod w14:val="75000"/>
+                                <w14:lumOff w14:val="25000"/>
+                              </w14:schemeClr>
+                            </w14:solidFill>
+                            <w14:prstDash w14:val="solid"/>
+                            <w14:bevel/>
+                          </w14:textOutline>
+                        </w:rPr>
+                        <w:t>LABORATORIOS</w:t>
+                      </w:r>
+                    </w:p>
+                  </w:txbxContent>
+                </v:textbox>
+                <w10:wrap type="square"/>
+              </v:shape>
+            </w:pict>
+          </mc:Fallback>
+        </mc:AlternateContent>
       </w:r>
       <w:r>
         <w:rPr>
-          <w:b/>
-          <w:bCs/>
-          <w:color w:val="000000" w:themeColor="text1"/>
+          <w:noProof/>
+          <w14:textOutline w14:w="9525" w14:cap="rnd" w14:cmpd="sng" w14:algn="ctr">
+            <w14:solidFill>
+              <w14:schemeClr w14:val="tx2">
+                <w14:lumMod w14:val="75000"/>
+                <w14:lumOff w14:val="25000"/>
+              </w14:schemeClr>
+            </w14:solidFill>
+            <w14:prstDash w14:val="solid"/>
+            <w14:bevel/>
+          </w14:textOutline>
         </w:rPr>
-        <w:t>DE GOBIERNO SUPERIOR</w:t>
+        <mc:AlternateContent>
+          <mc:Choice Requires="wps">
+            <w:drawing>
+              <wp:anchor distT="45720" distB="45720" distL="114300" distR="114300" simplePos="0" relativeHeight="251683840" behindDoc="0" locked="0" layoutInCell="1" allowOverlap="1" wp14:anchorId="7BA90B3B" wp14:editId="05F185FA">
+                <wp:simplePos x="0" y="0"/>
+                <wp:positionH relativeFrom="column">
+                  <wp:posOffset>5993622</wp:posOffset>
+                </wp:positionH>
+                <wp:positionV relativeFrom="paragraph">
+                  <wp:posOffset>2300762</wp:posOffset>
+                </wp:positionV>
+                <wp:extent cx="1828800" cy="307975"/>
+                <wp:effectExtent l="0" t="0" r="19050" b="15875"/>
+                <wp:wrapSquare wrapText="bothSides"/>
+                <wp:docPr id="1735257016" name="Cuadro de texto 2"/>
+                <wp:cNvGraphicFramePr>
+                  <a:graphicFrameLocks xmlns:a="http://schemas.openxmlformats.org/drawingml/2006/main"/>
+                </wp:cNvGraphicFramePr>
+                <a:graphic xmlns:a="http://schemas.openxmlformats.org/drawingml/2006/main">
+                  <a:graphicData uri="http://schemas.microsoft.com/office/word/2010/wordprocessingShape">
+                    <wps:wsp>
+                      <wps:cNvSpPr txBox="1">
+                        <a:spLocks noChangeArrowheads="1"/>
+                      </wps:cNvSpPr>
+                      <wps:spPr bwMode="auto">
+                        <a:xfrm>
+                          <a:off x="0" y="0"/>
+                          <a:ext cx="1828800" cy="307975"/>
+                        </a:xfrm>
+                        <a:prstGeom prst="rect">
+                          <a:avLst/>
+                        </a:prstGeom>
+                        <a:solidFill>
+                          <a:srgbClr val="FFFFFF"/>
+                        </a:solidFill>
+                        <a:ln w="9525">
+                          <a:solidFill>
+                            <a:srgbClr val="000000"/>
+                          </a:solidFill>
+                          <a:miter lim="800000"/>
+                          <a:headEnd/>
+                          <a:tailEnd/>
+                        </a:ln>
+                      </wps:spPr>
+                      <wps:txbx>
+                        <w:txbxContent>
+                          <w:p>
+                            <w:pPr>
+                              <w:rPr>
+                                <w:lang w:val="es-MX"/>
+                                <w14:textOutline w14:w="9525" w14:cap="rnd" w14:cmpd="sng" w14:algn="ctr">
+                                  <w14:solidFill>
+                                    <w14:schemeClr w14:val="tx2">
+                                      <w14:lumMod w14:val="75000"/>
+                                      <w14:lumOff w14:val="25000"/>
+                                    </w14:schemeClr>
+                                  </w14:solidFill>
+                                  <w14:prstDash w14:val="solid"/>
+                                  <w14:bevel/>
+                                </w14:textOutline>
+                              </w:rPr>
+                            </w:pPr>
+                            <w:r>
+                              <w:rPr>
+                                <w:lang w:val="es-MX"/>
+                                <w14:textOutline w14:w="9525" w14:cap="rnd" w14:cmpd="sng" w14:algn="ctr">
+                                  <w14:solidFill>
+                                    <w14:schemeClr w14:val="tx2">
+                                      <w14:lumMod w14:val="75000"/>
+                                      <w14:lumOff w14:val="25000"/>
+                                    </w14:schemeClr>
+                                  </w14:solidFill>
+                                  <w14:prstDash w14:val="solid"/>
+                                  <w14:bevel/>
+                                </w14:textOutline>
+                              </w:rPr>
+                              <w:t>PERSONAL DE LIMPIEZA</w:t>
+                            </w:r>
+                          </w:p>
+                        </w:txbxContent>
+                      </wps:txbx>
+                      <wps:bodyPr rot="0" vert="horz" wrap="square" lIns="91440" tIns="45720" rIns="91440" bIns="45720" anchor="t" anchorCtr="0">
+                        <a:noAutofit/>
+                      </wps:bodyPr>
+                    </wps:wsp>
+                  </a:graphicData>
+                </a:graphic>
+                <wp14:sizeRelH relativeFrom="margin">
+                  <wp14:pctWidth>0</wp14:pctWidth>
+                </wp14:sizeRelH>
+                <wp14:sizeRelV relativeFrom="margin">
+                  <wp14:pctHeight>0</wp14:pctHeight>
+                </wp14:sizeRelV>
+              </wp:anchor>
+            </w:drawing>
+          </mc:Choice>
+          <mc:Fallback>
+            <w:pict>
+              <v:shape w14:anchorId="7BA90B3B" id="_x0000_s1030" type="#_x0000_t202" style="position:absolute;margin-left:471.95pt;margin-top:181.15pt;width:2in;height:24.25pt;z-index:251683840;visibility:visible;mso-wrap-style:square;mso-width-percent:0;mso-height-percent:0;mso-wrap-distance-left:9pt;mso-wrap-distance-top:3.6pt;mso-wrap-distance-right:9pt;mso-wrap-distance-bottom:3.6pt;mso-position-horizontal:absolute;mso-position-horizontal-relative:text;mso-position-vertical:absolute;mso-position-vertical-relative:text;mso-width-percent:0;mso-height-percent:0;mso-width-relative:margin;mso-height-relative:margin;v-text-anchor:top" o:gfxdata="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">
+                <v:textbox>
+                  <w:txbxContent>
+                    <w:p>
+                      <w:pPr>
+                        <w:rPr>
+                          <w:lang w:val="es-MX"/>
+                          <w14:textOutline w14:w="9525" w14:cap="rnd" w14:cmpd="sng" w14:algn="ctr">
+                            <w14:solidFill>
+                              <w14:schemeClr w14:val="tx2">
+                                <w14:lumMod w14:val="75000"/>
+                                <w14:lumOff w14:val="25000"/>
+                              </w14:schemeClr>
+                            </w14:solidFill>
+                            <w14:prstDash w14:val="solid"/>
+                            <w14:bevel/>
+                          </w14:textOutline>
+                        </w:rPr>
+                      </w:pPr>
+                      <w:r>
+                        <w:rPr>
+                          <w:lang w:val="es-MX"/>
+                          <w14:textOutline w14:w="9525" w14:cap="rnd" w14:cmpd="sng" w14:algn="ctr">
+                            <w14:solidFill>
+                              <w14:schemeClr w14:val="tx2">
+                                <w14:lumMod w14:val="75000"/>
+                                <w14:lumOff w14:val="25000"/>
+                              </w14:schemeClr>
+                            </w14:solidFill>
+                            <w14:prstDash w14:val="solid"/>
+                            <w14:bevel/>
+                          </w14:textOutline>
+                        </w:rPr>
+                        <w:t>PERSONAL DE LIMPIEZA</w:t>
+                      </w:r>
+                    </w:p>
+                  </w:txbxContent>
+                </v:textbox>
+                <w10:wrap type="square"/>
+              </v:shape>
+            </w:pict>
+          </mc:Fallback>
+        </mc:AlternateContent>
       </w:r>
-    </w:p>
-    <w:p>
-      <w:pPr>
-        <w:jc w:val="center"/>
-      </w:pPr>
       <w:r>
         <w:rPr>
           <w:noProof/>
@@ -120,18 +1724,18 @@
         <mc:AlternateContent>
           <mc:Choice Requires="wps">
             <w:drawing>
-              <wp:anchor distT="0" distB="0" distL="114300" distR="114300" simplePos="0" relativeHeight="251661312" behindDoc="1" locked="0" layoutInCell="1" allowOverlap="1" wp14:anchorId="62489FC2" wp14:editId="3CB6B5E7">
+              <wp:anchor distT="0" distB="0" distL="114300" distR="114300" simplePos="0" relativeHeight="251713536" behindDoc="0" locked="0" layoutInCell="1" allowOverlap="1" wp14:anchorId="33A37089" wp14:editId="1FAAB847">
                 <wp:simplePos x="0" y="0"/>
-                <wp:positionH relativeFrom="column">
-                  <wp:posOffset>1935480</wp:posOffset>
+                <wp:positionH relativeFrom="margin">
+                  <wp:align>center</wp:align>
                 </wp:positionH>
                 <wp:positionV relativeFrom="paragraph">
-                  <wp:posOffset>261620</wp:posOffset>
+                  <wp:posOffset>2694940</wp:posOffset>
                 </wp:positionV>
-                <wp:extent cx="2040255" cy="310515"/>
-                <wp:effectExtent l="0" t="0" r="17145" b="13335"/>
+                <wp:extent cx="299448" cy="544531"/>
+                <wp:effectExtent l="19050" t="19050" r="24765" b="27305"/>
                 <wp:wrapNone/>
-                <wp:docPr id="111908552" name="Rectángulo: esquinas redondeadas 4"/>
+                <wp:docPr id="383650502" name="Flecha: hacia arriba 30"/>
                 <wp:cNvGraphicFramePr/>
                 <a:graphic xmlns:a="http://schemas.openxmlformats.org/drawingml/2006/main">
                   <a:graphicData uri="http://schemas.microsoft.com/office/word/2010/wordprocessingShape">
@@ -140,14 +1744,16 @@
                       <wps:spPr>
                         <a:xfrm>
                           <a:off x="0" y="0"/>
-                          <a:ext cx="2040255" cy="310515"/>
+                          <a:ext cx="299448" cy="544531"/>
                         </a:xfrm>
-                        <a:prstGeom prst="roundRect">
+                        <a:prstGeom prst="upArrow">
                           <a:avLst/>
                         </a:prstGeom>
-                        <a:solidFill>
-                          <a:schemeClr val="bg1"/>
-                        </a:solidFill>
+                        <a:ln>
+                          <a:solidFill>
+                            <a:schemeClr val="bg1"/>
+                          </a:solidFill>
+                        </a:ln>
                       </wps:spPr>
                       <wps:style>
                         <a:lnRef idx="2">
@@ -177,105 +1783,27 @@
                 <wp14:sizeRelH relativeFrom="margin">
                   <wp14:pctWidth>0</wp14:pctWidth>
                 </wp14:sizeRelH>
-                <wp14:sizeRelV relativeFrom="margin">
-                  <wp14:pctHeight>0</wp14:pctHeight>
-                </wp14:sizeRelV>
               </wp:anchor>
             </w:drawing>
           </mc:Choice>
           <mc:Fallback>
             <w:pict>
-              <v:roundrect w14:anchorId="5B7036D4" id="Rectángulo: esquinas redondeadas 4" o:spid="_x0000_s1026" style="position:absolute;margin-left:152.4pt;margin-top:20.6pt;width:160.65pt;height:24.45pt;z-index:-251655168;visibility:visible;mso-wrap-style:square;mso-width-percent:0;mso-height-percent:0;mso-wrap-distance-left:9pt;mso-wrap-distance-top:0;mso-wrap-distance-right:9pt;mso-wrap-distance-bottom:0;mso-position-horizontal:absolute;mso-position-horizontal-relative:text;mso-position-vertical:absolute;mso-position-vertical-relative:text;mso-width-percent:0;mso-height-percent:0;mso-width-relative:margin;mso-height-relative:margin;v-text-anchor:middle" arcsize="10923f" o:gfxdata="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" fillcolor="white [3212]" strokecolor="#030e13 [484]" strokeweight="1.5pt">
+              <v:shapetype w14:anchorId="2711C032" id="_x0000_t68" coordsize="21600,21600" o:spt="68" adj="5400,5400" path="m0@0l@1@0@1,21600@2,21600@2@0,21600@0,10800,xe">
                 <v:stroke joinstyle="miter"/>
-              </v:roundrect>
-            </w:pict>
-          </mc:Fallback>
-        </mc:AlternateContent>
-      </w:r>
-    </w:p>
-    <w:p>
-      <w:pPr>
-        <w:jc w:val="center"/>
-      </w:pPr>
-      <w:r>
-        <w:t>El Congreso Universitario</w:t>
-      </w:r>
-    </w:p>
-    <w:p>
-      <w:pPr>
-        <w:jc w:val="center"/>
-        <w:rPr>
-          <w:b/>
-          <w:bCs/>
-        </w:rPr>
-      </w:pPr>
-      <w:r>
-        <w:rPr>
-          <w:noProof/>
-        </w:rPr>
-        <mc:AlternateContent>
-          <mc:Choice Requires="wps">
-            <w:drawing>
-              <wp:anchor distT="0" distB="0" distL="114300" distR="114300" simplePos="0" relativeHeight="251696128" behindDoc="0" locked="0" layoutInCell="1" allowOverlap="1" wp14:anchorId="18DE9ACB" wp14:editId="1632112F">
-                <wp:simplePos x="0" y="0"/>
-                <wp:positionH relativeFrom="column">
-                  <wp:posOffset>2780665</wp:posOffset>
-                </wp:positionH>
-                <wp:positionV relativeFrom="paragraph">
-                  <wp:posOffset>164465</wp:posOffset>
-                </wp:positionV>
-                <wp:extent cx="278130" cy="250825"/>
-                <wp:effectExtent l="19050" t="0" r="26670" b="53975"/>
-                <wp:wrapNone/>
-                <wp:docPr id="546201913" name="Conector recto de flecha 2"/>
-                <wp:cNvGraphicFramePr/>
-                <a:graphic xmlns:a="http://schemas.openxmlformats.org/drawingml/2006/main">
-                  <a:graphicData uri="http://schemas.microsoft.com/office/word/2010/wordprocessingShape">
-                    <wps:wsp>
-                      <wps:cNvCnPr/>
-                      <wps:spPr>
-                        <a:xfrm flipH="1">
-                          <a:off x="0" y="0"/>
-                          <a:ext cx="278130" cy="250825"/>
-                        </a:xfrm>
-                        <a:prstGeom prst="straightConnector1">
-                          <a:avLst/>
-                        </a:prstGeom>
-                        <a:ln>
-                          <a:tailEnd type="triangle"/>
-                        </a:ln>
-                      </wps:spPr>
-                      <wps:style>
-                        <a:lnRef idx="2">
-                          <a:schemeClr val="accent1"/>
-                        </a:lnRef>
-                        <a:fillRef idx="0">
-                          <a:schemeClr val="accent1"/>
-                        </a:fillRef>
-                        <a:effectRef idx="1">
-                          <a:schemeClr val="accent1"/>
-                        </a:effectRef>
-                        <a:fontRef idx="minor">
-                          <a:schemeClr val="tx1"/>
-                        </a:fontRef>
-                      </wps:style>
-                      <wps:bodyPr/>
-                    </wps:wsp>
-                  </a:graphicData>
-                </a:graphic>
-                <wp14:sizeRelH relativeFrom="margin">
-                  <wp14:pctWidth>0</wp14:pctWidth>
-                </wp14:sizeRelH>
-                <wp14:sizeRelV relativeFrom="margin">
-                  <wp14:pctHeight>0</wp14:pctHeight>
-                </wp14:sizeRelV>
-              </wp:anchor>
-            </w:drawing>
-          </mc:Choice>
-          <mc:Fallback>
-            <w:pict>
-              <v:shape w14:anchorId="6B10ED69" id="Conector recto de flecha 2" o:spid="_x0000_s1026" type="#_x0000_t32" style="position:absolute;margin-left:218.95pt;margin-top:12.95pt;width:21.9pt;height:19.75pt;flip:x;z-index:251696128;visibility:visible;mso-wrap-style:square;mso-width-percent:0;mso-height-percent:0;mso-wrap-distance-left:9pt;mso-wrap-distance-top:0;mso-wrap-distance-right:9pt;mso-wrap-distance-bottom:0;mso-position-horizontal:absolute;mso-position-horizontal-relative:text;mso-position-vertical:absolute;mso-position-vertical-relative:text;mso-width-percent:0;mso-height-percent:0;mso-width-relative:margin;mso-height-relative:margin" o:gfxdata="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" strokecolor="#156082 [3204]" strokeweight="1.5pt">
-                <v:stroke endarrow="block" joinstyle="miter"/>
+                <v:formulas>
+                  <v:f eqn="val #0"/>
+                  <v:f eqn="val #1"/>
+                  <v:f eqn="sum 21600 0 #1"/>
+                  <v:f eqn="prod #0 #1 10800"/>
+                  <v:f eqn="sum #0 0 @3"/>
+                </v:formulas>
+                <v:path o:connecttype="custom" o:connectlocs="10800,0;0,@0;10800,21600;21600,@0" o:connectangles="270,180,90,0" textboxrect="@1,@4,@2,21600"/>
+                <v:handles>
+                  <v:h position="#1,#0" xrange="0,10800" yrange="0,21600"/>
+                </v:handles>
+              </v:shapetype>
+              <v:shape id="Flecha: hacia arriba 30" o:spid="_x0000_s1026" type="#_x0000_t68" style="position:absolute;margin-left:0;margin-top:212.2pt;width:23.6pt;height:42.9pt;z-index:251713536;visibility:visible;mso-wrap-style:square;mso-width-percent:0;mso-wrap-distance-left:9pt;mso-wrap-distance-top:0;mso-wrap-distance-right:9pt;mso-wrap-distance-bottom:0;mso-position-horizontal:center;mso-position-horizontal-relative:margin;mso-position-vertical:absolute;mso-position-vertical-relative:text;mso-width-percent:0;mso-width-relative:margin;v-text-anchor:middle" o:gfxdata="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" adj="5939" fillcolor="#156082 [3204]" strokecolor="white [3212]" strokeweight="1.5pt">
+                <w10:wrap anchorx="margin"/>
               </v:shape>
             </w:pict>
           </mc:Fallback>
@@ -283,76 +1811,101 @@
       </w:r>
       <w:r>
         <w:rPr>
-          <w:b/>
-          <w:bCs/>
-        </w:rPr>
-        <w:t xml:space="preserve">NIVEL EJECUTIVO </w:t>
-      </w:r>
-    </w:p>
-    <w:p>
-      <w:pPr>
-        <w:jc w:val="center"/>
-        <w:rPr>
-          <w:b/>
-          <w:bCs/>
-        </w:rPr>
-      </w:pPr>
-      <w:r>
-        <w:rPr>
           <w:noProof/>
+          <w14:textOutline w14:w="9525" w14:cap="rnd" w14:cmpd="sng" w14:algn="ctr">
+            <w14:solidFill>
+              <w14:schemeClr w14:val="tx2">
+                <w14:lumMod w14:val="75000"/>
+                <w14:lumOff w14:val="25000"/>
+              </w14:schemeClr>
+            </w14:solidFill>
+            <w14:prstDash w14:val="solid"/>
+            <w14:bevel/>
+          </w14:textOutline>
         </w:rPr>
         <mc:AlternateContent>
           <mc:Choice Requires="wps">
             <w:drawing>
-              <wp:anchor distT="0" distB="0" distL="114300" distR="114300" simplePos="0" relativeHeight="251667456" behindDoc="1" locked="0" layoutInCell="1" allowOverlap="1" wp14:anchorId="08F9C035" wp14:editId="32FE2EAB">
+              <wp:anchor distT="45720" distB="45720" distL="114300" distR="114300" simplePos="0" relativeHeight="251659264" behindDoc="0" locked="0" layoutInCell="1" allowOverlap="1" wp14:anchorId="2FFDA8D1" wp14:editId="5B65C803">
                 <wp:simplePos x="0" y="0"/>
-                <wp:positionH relativeFrom="column">
-                  <wp:posOffset>3830955</wp:posOffset>
+                <wp:positionH relativeFrom="margin">
+                  <wp:posOffset>1750695</wp:posOffset>
                 </wp:positionH>
                 <wp:positionV relativeFrom="paragraph">
-                  <wp:posOffset>273685</wp:posOffset>
+                  <wp:posOffset>2296160</wp:posOffset>
                 </wp:positionV>
-                <wp:extent cx="1773555" cy="697865"/>
-                <wp:effectExtent l="0" t="0" r="17145" b="26035"/>
-                <wp:wrapNone/>
-                <wp:docPr id="493652539" name="Rectángulo: esquinas redondeadas 4"/>
-                <wp:cNvGraphicFramePr/>
+                <wp:extent cx="1411605" cy="615950"/>
+                <wp:effectExtent l="0" t="0" r="17145" b="12700"/>
+                <wp:wrapSquare wrapText="bothSides"/>
+                <wp:docPr id="217" name="Cuadro de texto 2"/>
+                <wp:cNvGraphicFramePr>
+                  <a:graphicFrameLocks xmlns:a="http://schemas.openxmlformats.org/drawingml/2006/main"/>
+                </wp:cNvGraphicFramePr>
                 <a:graphic xmlns:a="http://schemas.openxmlformats.org/drawingml/2006/main">
                   <a:graphicData uri="http://schemas.microsoft.com/office/word/2010/wordprocessingShape">
                     <wps:wsp>
-                      <wps:cNvSpPr/>
-                      <wps:spPr>
+                      <wps:cNvSpPr txBox="1">
+                        <a:spLocks noChangeArrowheads="1"/>
+                      </wps:cNvSpPr>
+                      <wps:spPr bwMode="auto">
                         <a:xfrm>
                           <a:off x="0" y="0"/>
-                          <a:ext cx="1773555" cy="697865"/>
+                          <a:ext cx="1411605" cy="615950"/>
                         </a:xfrm>
-                        <a:prstGeom prst="roundRect">
+                        <a:prstGeom prst="rect">
                           <a:avLst/>
                         </a:prstGeom>
                         <a:solidFill>
-                          <a:schemeClr val="bg1"/>
+                          <a:srgbClr val="FFFFFF"/>
                         </a:solidFill>
+                        <a:ln w="9525">
+                          <a:solidFill>
+                            <a:srgbClr val="000000"/>
+                          </a:solidFill>
+                          <a:miter lim="800000"/>
+                          <a:headEnd/>
+                          <a:tailEnd/>
+                        </a:ln>
                       </wps:spPr>
-                      <wps:style>
-                        <a:lnRef idx="2">
-                          <a:schemeClr val="accent1">
-                            <a:shade val="15000"/>
-                          </a:schemeClr>
-                        </a:lnRef>
-                        <a:fillRef idx="1">
-                          <a:schemeClr val="accent1"/>
-                        </a:fillRef>
-                        <a:effectRef idx="0">
-                          <a:schemeClr val="accent1"/>
-                        </a:effectRef>
-                        <a:fontRef idx="minor">
-                          <a:schemeClr val="lt1"/>
-                        </a:fontRef>
-                      </wps:style>
-                      <wps:bodyPr rot="0" spcFirstLastPara="0" vertOverflow="overflow" horzOverflow="overflow" vert="horz" wrap="square" lIns="91440" tIns="45720" rIns="91440" bIns="45720" numCol="1" spcCol="0" rtlCol="0" fromWordArt="0" anchor="ctr" anchorCtr="0" forceAA="0" compatLnSpc="1">
-                        <a:prstTxWarp prst="textNoShape">
-                          <a:avLst/>
-                        </a:prstTxWarp>
+                      <wps:txbx>
+                        <w:txbxContent>
+                          <w:p>
+                            <w:pPr>
+                              <w:jc w:val="center"/>
+                              <w:rPr>
+                                <w:lang w:val="es-MX"/>
+                                <w14:textOutline w14:w="9525" w14:cap="rnd" w14:cmpd="sng" w14:algn="ctr">
+                                  <w14:solidFill>
+                                    <w14:schemeClr w14:val="tx2">
+                                      <w14:lumMod w14:val="75000"/>
+                                      <w14:lumOff w14:val="25000"/>
+                                    </w14:schemeClr>
+                                  </w14:solidFill>
+                                  <w14:prstDash w14:val="solid"/>
+                                  <w14:bevel/>
+                                </w14:textOutline>
+                              </w:rPr>
+                            </w:pPr>
+                            <w:r>
+                              <w:rPr>
+                                <w:lang w:val="es-MX"/>
+                                <w14:textOutline w14:w="9525" w14:cap="rnd" w14:cmpd="sng" w14:algn="ctr">
+                                  <w14:solidFill>
+                                    <w14:schemeClr w14:val="tx2">
+                                      <w14:lumMod w14:val="75000"/>
+                                      <w14:lumOff w14:val="25000"/>
+                                    </w14:schemeClr>
+                                  </w14:solidFill>
+                                  <w14:prstDash w14:val="solid"/>
+                                  <w14:bevel/>
+                                </w14:textOutline>
+                              </w:rPr>
+                              <w:t>SECRETARIA DE DIRECCION</w:t>
+                            </w:r>
+                          </w:p>
+                        </w:txbxContent>
+                      </wps:txbx>
+                      <wps:bodyPr rot="0" vert="horz" wrap="square" lIns="91440" tIns="45720" rIns="91440" bIns="45720" anchor="t" anchorCtr="0">
                         <a:noAutofit/>
                       </wps:bodyPr>
                     </wps:wsp>
@@ -369,9 +1922,47 @@
           </mc:Choice>
           <mc:Fallback>
             <w:pict>
-              <v:roundrect w14:anchorId="1D7DB18E" id="Rectángulo: esquinas redondeadas 4" o:spid="_x0000_s1026" style="position:absolute;margin-left:301.65pt;margin-top:21.55pt;width:139.65pt;height:54.95pt;z-index:-251649024;visibility:visible;mso-wrap-style:square;mso-width-percent:0;mso-height-percent:0;mso-wrap-distance-left:9pt;mso-wrap-distance-top:0;mso-wrap-distance-right:9pt;mso-wrap-distance-bottom:0;mso-position-horizontal:absolute;mso-position-horizontal-relative:text;mso-position-vertical:absolute;mso-position-vertical-relative:text;mso-width-percent:0;mso-height-percent:0;mso-width-relative:margin;mso-height-relative:margin;v-text-anchor:middle" arcsize="10923f" o:gfxdata="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" fillcolor="white [3212]" strokecolor="#030e13 [484]" strokeweight="1.5pt">
-                <v:stroke joinstyle="miter"/>
-              </v:roundrect>
+              <v:shape w14:anchorId="2FFDA8D1" id="_x0000_s1031" type="#_x0000_t202" style="position:absolute;margin-left:137.85pt;margin-top:180.8pt;width:111.15pt;height:48.5pt;z-index:251659264;visibility:visible;mso-wrap-style:square;mso-width-percent:0;mso-height-percent:0;mso-wrap-distance-left:9pt;mso-wrap-distance-top:3.6pt;mso-wrap-distance-right:9pt;mso-wrap-distance-bottom:3.6pt;mso-position-horizontal:absolute;mso-position-horizontal-relative:margin;mso-position-vertical:absolute;mso-position-vertical-relative:text;mso-width-percent:0;mso-height-percent:0;mso-width-relative:margin;mso-height-relative:margin;v-text-anchor:top" o:gfxdata="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">
+                <v:textbox>
+                  <w:txbxContent>
+                    <w:p>
+                      <w:pPr>
+                        <w:jc w:val="center"/>
+                        <w:rPr>
+                          <w:lang w:val="es-MX"/>
+                          <w14:textOutline w14:w="9525" w14:cap="rnd" w14:cmpd="sng" w14:algn="ctr">
+                            <w14:solidFill>
+                              <w14:schemeClr w14:val="tx2">
+                                <w14:lumMod w14:val="75000"/>
+                                <w14:lumOff w14:val="25000"/>
+                              </w14:schemeClr>
+                            </w14:solidFill>
+                            <w14:prstDash w14:val="solid"/>
+                            <w14:bevel/>
+                          </w14:textOutline>
+                        </w:rPr>
+                      </w:pPr>
+                      <w:r>
+                        <w:rPr>
+                          <w:lang w:val="es-MX"/>
+                          <w14:textOutline w14:w="9525" w14:cap="rnd" w14:cmpd="sng" w14:algn="ctr">
+                            <w14:solidFill>
+                              <w14:schemeClr w14:val="tx2">
+                                <w14:lumMod w14:val="75000"/>
+                                <w14:lumOff w14:val="25000"/>
+                              </w14:schemeClr>
+                            </w14:solidFill>
+                            <w14:prstDash w14:val="solid"/>
+                            <w14:bevel/>
+                          </w14:textOutline>
+                        </w:rPr>
+                        <w:t>SECRETARIA DE DIRECCION</w:t>
+                      </w:r>
+                    </w:p>
+                  </w:txbxContent>
+                </v:textbox>
+                <w10:wrap type="square" anchorx="margin"/>
+              </v:shape>
             </w:pict>
           </mc:Fallback>
         </mc:AlternateContent>
@@ -379,59 +1970,99 @@
       <w:r>
         <w:rPr>
           <w:noProof/>
+          <w14:textOutline w14:w="9525" w14:cap="rnd" w14:cmpd="sng" w14:algn="ctr">
+            <w14:solidFill>
+              <w14:schemeClr w14:val="tx2">
+                <w14:lumMod w14:val="75000"/>
+                <w14:lumOff w14:val="25000"/>
+              </w14:schemeClr>
+            </w14:solidFill>
+            <w14:prstDash w14:val="solid"/>
+            <w14:bevel/>
+          </w14:textOutline>
         </w:rPr>
         <mc:AlternateContent>
           <mc:Choice Requires="wps">
             <w:drawing>
-              <wp:anchor distT="0" distB="0" distL="114300" distR="114300" simplePos="0" relativeHeight="251665408" behindDoc="1" locked="0" layoutInCell="1" allowOverlap="1" wp14:anchorId="1AA9B151" wp14:editId="7047C345">
+              <wp:anchor distT="45720" distB="45720" distL="114300" distR="114300" simplePos="0" relativeHeight="251681792" behindDoc="0" locked="0" layoutInCell="1" allowOverlap="1" wp14:anchorId="231D01A4" wp14:editId="75964DBD">
                 <wp:simplePos x="0" y="0"/>
-                <wp:positionH relativeFrom="column">
-                  <wp:posOffset>1995805</wp:posOffset>
+                <wp:positionH relativeFrom="margin">
+                  <wp:posOffset>3629660</wp:posOffset>
                 </wp:positionH>
                 <wp:positionV relativeFrom="paragraph">
-                  <wp:posOffset>273685</wp:posOffset>
+                  <wp:posOffset>2280920</wp:posOffset>
                 </wp:positionV>
-                <wp:extent cx="1233805" cy="611505"/>
-                <wp:effectExtent l="0" t="0" r="23495" b="17145"/>
-                <wp:wrapNone/>
-                <wp:docPr id="1047025419" name="Rectángulo: esquinas redondeadas 4"/>
-                <wp:cNvGraphicFramePr/>
+                <wp:extent cx="1863725" cy="343535"/>
+                <wp:effectExtent l="0" t="0" r="22225" b="18415"/>
+                <wp:wrapSquare wrapText="bothSides"/>
+                <wp:docPr id="161566352" name="Cuadro de texto 2"/>
+                <wp:cNvGraphicFramePr>
+                  <a:graphicFrameLocks xmlns:a="http://schemas.openxmlformats.org/drawingml/2006/main"/>
+                </wp:cNvGraphicFramePr>
                 <a:graphic xmlns:a="http://schemas.openxmlformats.org/drawingml/2006/main">
                   <a:graphicData uri="http://schemas.microsoft.com/office/word/2010/wordprocessingShape">
                     <wps:wsp>
-                      <wps:cNvSpPr/>
-                      <wps:spPr>
+                      <wps:cNvSpPr txBox="1">
+                        <a:spLocks noChangeArrowheads="1"/>
+                      </wps:cNvSpPr>
+                      <wps:spPr bwMode="auto">
                         <a:xfrm>
                           <a:off x="0" y="0"/>
-                          <a:ext cx="1233805" cy="611505"/>
+                          <a:ext cx="1863725" cy="343535"/>
                         </a:xfrm>
-                        <a:prstGeom prst="roundRect">
+                        <a:prstGeom prst="rect">
                           <a:avLst/>
                         </a:prstGeom>
                         <a:solidFill>
-                          <a:schemeClr val="bg1"/>
+                          <a:srgbClr val="FFFFFF"/>
                         </a:solidFill>
+                        <a:ln w="9525">
+                          <a:solidFill>
+                            <a:srgbClr val="000000"/>
+                          </a:solidFill>
+                          <a:miter lim="800000"/>
+                          <a:headEnd/>
+                          <a:tailEnd/>
+                        </a:ln>
                       </wps:spPr>
-                      <wps:style>
-                        <a:lnRef idx="2">
-                          <a:schemeClr val="accent1">
-                            <a:shade val="15000"/>
-                          </a:schemeClr>
-                        </a:lnRef>
-                        <a:fillRef idx="1">
-                          <a:schemeClr val="accent1"/>
-                        </a:fillRef>
-                        <a:effectRef idx="0">
-                          <a:schemeClr val="accent1"/>
-                        </a:effectRef>
-                        <a:fontRef idx="minor">
-                          <a:schemeClr val="lt1"/>
-                        </a:fontRef>
-                      </wps:style>
-                      <wps:bodyPr rot="0" spcFirstLastPara="0" vertOverflow="overflow" horzOverflow="overflow" vert="horz" wrap="square" lIns="91440" tIns="45720" rIns="91440" bIns="45720" numCol="1" spcCol="0" rtlCol="0" fromWordArt="0" anchor="ctr" anchorCtr="0" forceAA="0" compatLnSpc="1">
-                        <a:prstTxWarp prst="textNoShape">
-                          <a:avLst/>
-                        </a:prstTxWarp>
+                      <wps:txbx>
+                        <w:txbxContent>
+                          <w:p>
+                            <w:pPr>
+                              <w:rPr>
+                                <w:lang w:val="es-MX"/>
+                                <w14:textOutline w14:w="9525" w14:cap="rnd" w14:cmpd="sng" w14:algn="ctr">
+                                  <w14:solidFill>
+                                    <w14:schemeClr w14:val="tx2">
+                                      <w14:lumMod w14:val="75000"/>
+                                      <w14:lumOff w14:val="25000"/>
+                                    </w14:schemeClr>
+                                  </w14:solidFill>
+                                  <w14:prstDash w14:val="solid"/>
+                                  <w14:bevel/>
+                                </w14:textOutline>
+                              </w:rPr>
+                            </w:pPr>
+                            <w:r>
+                              <w:rPr>
+                                <w:lang w:val="es-MX"/>
+                                <w14:textOutline w14:w="9525" w14:cap="rnd" w14:cmpd="sng" w14:algn="ctr">
+                                  <w14:solidFill>
+                                    <w14:schemeClr w14:val="tx2">
+                                      <w14:lumMod w14:val="75000"/>
+                                      <w14:lumOff w14:val="25000"/>
+                                    </w14:schemeClr>
+                                  </w14:solidFill>
+                                  <w14:prstDash w14:val="solid"/>
+                                  <w14:bevel/>
+                                </w14:textOutline>
+                              </w:rPr>
+                              <w:t xml:space="preserve">JEFES DE LABORATORIO </w:t>
+                            </w:r>
+                          </w:p>
+                        </w:txbxContent>
+                      </wps:txbx>
+                      <wps:bodyPr rot="0" vert="horz" wrap="square" lIns="91440" tIns="45720" rIns="91440" bIns="45720" anchor="t" anchorCtr="0">
                         <a:noAutofit/>
                       </wps:bodyPr>
                     </wps:wsp>
@@ -448,9 +2079,46 @@
           </mc:Choice>
           <mc:Fallback>
             <w:pict>
-              <v:roundrect w14:anchorId="122673B4" id="Rectángulo: esquinas redondeadas 4" o:spid="_x0000_s1026" style="position:absolute;margin-left:157.15pt;margin-top:21.55pt;width:97.15pt;height:48.15pt;z-index:-251651072;visibility:visible;mso-wrap-style:square;mso-width-percent:0;mso-height-percent:0;mso-wrap-distance-left:9pt;mso-wrap-distance-top:0;mso-wrap-distance-right:9pt;mso-wrap-distance-bottom:0;mso-position-horizontal:absolute;mso-position-horizontal-relative:text;mso-position-vertical:absolute;mso-position-vertical-relative:text;mso-width-percent:0;mso-height-percent:0;mso-width-relative:margin;mso-height-relative:margin;v-text-anchor:middle" arcsize="10923f" o:gfxdata="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" fillcolor="white [3212]" strokecolor="#030e13 [484]" strokeweight="1.5pt">
-                <v:stroke joinstyle="miter"/>
-              </v:roundrect>
+              <v:shape w14:anchorId="231D01A4" id="_x0000_s1032" type="#_x0000_t202" style="position:absolute;margin-left:285.8pt;margin-top:179.6pt;width:146.75pt;height:27.05pt;z-index:251681792;visibility:visible;mso-wrap-style:square;mso-width-percent:0;mso-height-percent:0;mso-wrap-distance-left:9pt;mso-wrap-distance-top:3.6pt;mso-wrap-distance-right:9pt;mso-wrap-distance-bottom:3.6pt;mso-position-horizontal:absolute;mso-position-horizontal-relative:margin;mso-position-vertical:absolute;mso-position-vertical-relative:text;mso-width-percent:0;mso-height-percent:0;mso-width-relative:margin;mso-height-relative:margin;v-text-anchor:top" o:gfxdata="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">
+                <v:textbox>
+                  <w:txbxContent>
+                    <w:p>
+                      <w:pPr>
+                        <w:rPr>
+                          <w:lang w:val="es-MX"/>
+                          <w14:textOutline w14:w="9525" w14:cap="rnd" w14:cmpd="sng" w14:algn="ctr">
+                            <w14:solidFill>
+                              <w14:schemeClr w14:val="tx2">
+                                <w14:lumMod w14:val="75000"/>
+                                <w14:lumOff w14:val="25000"/>
+                              </w14:schemeClr>
+                            </w14:solidFill>
+                            <w14:prstDash w14:val="solid"/>
+                            <w14:bevel/>
+                          </w14:textOutline>
+                        </w:rPr>
+                      </w:pPr>
+                      <w:r>
+                        <w:rPr>
+                          <w:lang w:val="es-MX"/>
+                          <w14:textOutline w14:w="9525" w14:cap="rnd" w14:cmpd="sng" w14:algn="ctr">
+                            <w14:solidFill>
+                              <w14:schemeClr w14:val="tx2">
+                                <w14:lumMod w14:val="75000"/>
+                                <w14:lumOff w14:val="25000"/>
+                              </w14:schemeClr>
+                            </w14:solidFill>
+                            <w14:prstDash w14:val="solid"/>
+                            <w14:bevel/>
+                          </w14:textOutline>
+                        </w:rPr>
+                        <w:t xml:space="preserve">JEFES DE LABORATORIO </w:t>
+                      </w:r>
+                    </w:p>
+                  </w:txbxContent>
+                </v:textbox>
+                <w10:wrap type="square" anchorx="margin"/>
+              </v:shape>
             </w:pict>
           </mc:Fallback>
         </mc:AlternateContent>
@@ -462,115 +2130,18 @@
         <mc:AlternateContent>
           <mc:Choice Requires="wps">
             <w:drawing>
-              <wp:anchor distT="0" distB="0" distL="114300" distR="114300" simplePos="0" relativeHeight="251663360" behindDoc="1" locked="0" layoutInCell="1" allowOverlap="1" wp14:anchorId="513B1561" wp14:editId="77429D0D">
+              <wp:anchor distT="0" distB="0" distL="114300" distR="114300" simplePos="0" relativeHeight="251712512" behindDoc="0" locked="0" layoutInCell="1" allowOverlap="1" wp14:anchorId="747ED04B" wp14:editId="09C6A944">
                 <wp:simplePos x="0" y="0"/>
-                <wp:positionH relativeFrom="column">
-                  <wp:posOffset>-403860</wp:posOffset>
+                <wp:positionH relativeFrom="margin">
+                  <wp:align>center</wp:align>
                 </wp:positionH>
                 <wp:positionV relativeFrom="paragraph">
-                  <wp:posOffset>271780</wp:posOffset>
+                  <wp:posOffset>2018466</wp:posOffset>
                 </wp:positionV>
-                <wp:extent cx="1353185" cy="697865"/>
-                <wp:effectExtent l="0" t="0" r="18415" b="26035"/>
+                <wp:extent cx="0" cy="262089"/>
+                <wp:effectExtent l="0" t="0" r="38100" b="24130"/>
                 <wp:wrapNone/>
-                <wp:docPr id="1887822093" name="Rectángulo: esquinas redondeadas 4"/>
-                <wp:cNvGraphicFramePr/>
-                <a:graphic xmlns:a="http://schemas.openxmlformats.org/drawingml/2006/main">
-                  <a:graphicData uri="http://schemas.microsoft.com/office/word/2010/wordprocessingShape">
-                    <wps:wsp>
-                      <wps:cNvSpPr/>
-                      <wps:spPr>
-                        <a:xfrm>
-                          <a:off x="0" y="0"/>
-                          <a:ext cx="1353185" cy="697865"/>
-                        </a:xfrm>
-                        <a:prstGeom prst="roundRect">
-                          <a:avLst/>
-                        </a:prstGeom>
-                        <a:solidFill>
-                          <a:schemeClr val="bg1"/>
-                        </a:solidFill>
-                      </wps:spPr>
-                      <wps:style>
-                        <a:lnRef idx="2">
-                          <a:schemeClr val="accent1">
-                            <a:shade val="15000"/>
-                          </a:schemeClr>
-                        </a:lnRef>
-                        <a:fillRef idx="1">
-                          <a:schemeClr val="accent1"/>
-                        </a:fillRef>
-                        <a:effectRef idx="0">
-                          <a:schemeClr val="accent1"/>
-                        </a:effectRef>
-                        <a:fontRef idx="minor">
-                          <a:schemeClr val="lt1"/>
-                        </a:fontRef>
-                      </wps:style>
-                      <wps:bodyPr rot="0" spcFirstLastPara="0" vertOverflow="overflow" horzOverflow="overflow" vert="horz" wrap="square" lIns="91440" tIns="45720" rIns="91440" bIns="45720" numCol="1" spcCol="0" rtlCol="0" fromWordArt="0" anchor="ctr" anchorCtr="0" forceAA="0" compatLnSpc="1">
-                        <a:prstTxWarp prst="textNoShape">
-                          <a:avLst/>
-                        </a:prstTxWarp>
-                        <a:noAutofit/>
-                      </wps:bodyPr>
-                    </wps:wsp>
-                  </a:graphicData>
-                </a:graphic>
-                <wp14:sizeRelH relativeFrom="margin">
-                  <wp14:pctWidth>0</wp14:pctWidth>
-                </wp14:sizeRelH>
-                <wp14:sizeRelV relativeFrom="margin">
-                  <wp14:pctHeight>0</wp14:pctHeight>
-                </wp14:sizeRelV>
-              </wp:anchor>
-            </w:drawing>
-          </mc:Choice>
-          <mc:Fallback>
-            <w:pict>
-              <v:roundrect w14:anchorId="3BDCD1A6" id="Rectángulo: esquinas redondeadas 4" o:spid="_x0000_s1026" style="position:absolute;margin-left:-31.8pt;margin-top:21.4pt;width:106.55pt;height:54.95pt;z-index:-251653120;visibility:visible;mso-wrap-style:square;mso-width-percent:0;mso-height-percent:0;mso-wrap-distance-left:9pt;mso-wrap-distance-top:0;mso-wrap-distance-right:9pt;mso-wrap-distance-bottom:0;mso-position-horizontal:absolute;mso-position-horizontal-relative:text;mso-position-vertical:absolute;mso-position-vertical-relative:text;mso-width-percent:0;mso-height-percent:0;mso-width-relative:margin;mso-height-relative:margin;v-text-anchor:middle" arcsize="10923f" o:gfxdata="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" fillcolor="white [3212]" strokecolor="#030e13 [484]" strokeweight="1.5pt">
-                <v:stroke joinstyle="miter"/>
-              </v:roundrect>
-            </w:pict>
-          </mc:Fallback>
-        </mc:AlternateContent>
-      </w:r>
-      <w:r>
-        <w:rPr>
-          <w:b/>
-          <w:bCs/>
-        </w:rPr>
-        <w:t xml:space="preserve">AUTORIDADES </w:t>
-      </w:r>
-      <w:r>
-        <w:rPr>
-          <w:b/>
-          <w:bCs/>
-        </w:rPr>
-        <w:t xml:space="preserve">MÁXIMAS </w:t>
-      </w:r>
-    </w:p>
-    <w:p>
-      <w:r>
-        <w:rPr>
-          <w:b/>
-          <w:bCs/>
-          <w:noProof/>
-        </w:rPr>
-        <mc:AlternateContent>
-          <mc:Choice Requires="wps">
-            <w:drawing>
-              <wp:anchor distT="0" distB="0" distL="114300" distR="114300" simplePos="0" relativeHeight="251670528" behindDoc="0" locked="0" layoutInCell="1" allowOverlap="1" wp14:anchorId="5927C229" wp14:editId="5583F961">
-                <wp:simplePos x="0" y="0"/>
-                <wp:positionH relativeFrom="column">
-                  <wp:posOffset>3273425</wp:posOffset>
-                </wp:positionH>
-                <wp:positionV relativeFrom="paragraph">
-                  <wp:posOffset>247650</wp:posOffset>
-                </wp:positionV>
-                <wp:extent cx="587375" cy="169545"/>
-                <wp:effectExtent l="0" t="0" r="22225" b="20955"/>
-                <wp:wrapNone/>
-                <wp:docPr id="222180326" name="Conector recto de flecha 5"/>
+                <wp:docPr id="1053153806" name="Conector recto 27"/>
                 <wp:cNvGraphicFramePr/>
                 <a:graphic xmlns:a="http://schemas.openxmlformats.org/drawingml/2006/main">
                   <a:graphicData uri="http://schemas.microsoft.com/office/word/2010/wordprocessingShape">
@@ -579,9 +2150,9 @@
                       <wps:spPr>
                         <a:xfrm>
                           <a:off x="0" y="0"/>
-                          <a:ext cx="587375" cy="169545"/>
+                          <a:ext cx="0" cy="262089"/>
                         </a:xfrm>
-                        <a:prstGeom prst="straightConnector1">
+                        <a:prstGeom prst="line">
                           <a:avLst/>
                         </a:prstGeom>
                       </wps:spPr>
@@ -614,8 +2185,149 @@
           </mc:Choice>
           <mc:Fallback>
             <w:pict>
-              <v:shape w14:anchorId="0A574807" id="Conector recto de flecha 5" o:spid="_x0000_s1026" type="#_x0000_t32" style="position:absolute;margin-left:257.75pt;margin-top:19.5pt;width:46.25pt;height:13.35pt;z-index:251670528;visibility:visible;mso-wrap-style:square;mso-width-percent:0;mso-height-percent:0;mso-wrap-distance-left:9pt;mso-wrap-distance-top:0;mso-wrap-distance-right:9pt;mso-wrap-distance-bottom:0;mso-position-horizontal:absolute;mso-position-horizontal-relative:text;mso-position-vertical:absolute;mso-position-vertical-relative:text;mso-width-percent:0;mso-height-percent:0;mso-width-relative:margin;mso-height-relative:margin" o:gfxdata="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" strokecolor="#156082 [3204]" strokeweight="1.5pt">
+              <v:line w14:anchorId="0CDD423B" id="Conector recto 27" o:spid="_x0000_s1026" style="position:absolute;z-index:251712512;visibility:visible;mso-wrap-style:square;mso-width-percent:0;mso-height-percent:0;mso-wrap-distance-left:9pt;mso-wrap-distance-top:0;mso-wrap-distance-right:9pt;mso-wrap-distance-bottom:0;mso-position-horizontal:center;mso-position-horizontal-relative:margin;mso-position-vertical:absolute;mso-position-vertical-relative:text;mso-width-percent:0;mso-height-percent:0;mso-width-relative:margin;mso-height-relative:margin" from="0,158.95pt" to="0,179.6pt" o:gfxdata="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" strokecolor="#156082 [3204]" strokeweight="1.5pt">
                 <v:stroke joinstyle="miter"/>
+                <w10:wrap anchorx="margin"/>
+              </v:line>
+            </w:pict>
+          </mc:Fallback>
+        </mc:AlternateContent>
+      </w:r>
+      <w:r>
+        <w:rPr>
+          <w:noProof/>
+        </w:rPr>
+        <mc:AlternateContent>
+          <mc:Choice Requires="wps">
+            <w:drawing>
+              <wp:anchor distT="0" distB="0" distL="114300" distR="114300" simplePos="0" relativeHeight="251710464" behindDoc="0" locked="0" layoutInCell="1" allowOverlap="1" wp14:anchorId="620932A6" wp14:editId="799A8C78">
+                <wp:simplePos x="0" y="0"/>
+                <wp:positionH relativeFrom="column">
+                  <wp:posOffset>2409643</wp:posOffset>
+                </wp:positionH>
+                <wp:positionV relativeFrom="paragraph">
+                  <wp:posOffset>2017304</wp:posOffset>
+                </wp:positionV>
+                <wp:extent cx="1642926" cy="272143"/>
+                <wp:effectExtent l="0" t="0" r="14605" b="33020"/>
+                <wp:wrapNone/>
+                <wp:docPr id="2006615236" name="Conector: angular 29"/>
+                <wp:cNvGraphicFramePr/>
+                <a:graphic xmlns:a="http://schemas.openxmlformats.org/drawingml/2006/main">
+                  <a:graphicData uri="http://schemas.microsoft.com/office/word/2010/wordprocessingShape">
+                    <wps:wsp>
+                      <wps:cNvCnPr/>
+                      <wps:spPr>
+                        <a:xfrm flipH="1">
+                          <a:off x="0" y="0"/>
+                          <a:ext cx="1642926" cy="272143"/>
+                        </a:xfrm>
+                        <a:prstGeom prst="bentConnector3">
+                          <a:avLst>
+                            <a:gd name="adj1" fmla="val 99791"/>
+                          </a:avLst>
+                        </a:prstGeom>
+                      </wps:spPr>
+                      <wps:style>
+                        <a:lnRef idx="2">
+                          <a:schemeClr val="accent1"/>
+                        </a:lnRef>
+                        <a:fillRef idx="0">
+                          <a:schemeClr val="accent1"/>
+                        </a:fillRef>
+                        <a:effectRef idx="1">
+                          <a:schemeClr val="accent1"/>
+                        </a:effectRef>
+                        <a:fontRef idx="minor">
+                          <a:schemeClr val="tx1"/>
+                        </a:fontRef>
+                      </wps:style>
+                      <wps:bodyPr/>
+                    </wps:wsp>
+                  </a:graphicData>
+                </a:graphic>
+                <wp14:sizeRelH relativeFrom="margin">
+                  <wp14:pctWidth>0</wp14:pctWidth>
+                </wp14:sizeRelH>
+                <wp14:sizeRelV relativeFrom="margin">
+                  <wp14:pctHeight>0</wp14:pctHeight>
+                </wp14:sizeRelV>
+              </wp:anchor>
+            </w:drawing>
+          </mc:Choice>
+          <mc:Fallback>
+            <w:pict>
+              <v:shape w14:anchorId="10DF4E8D" id="Conector: angular 29" o:spid="_x0000_s1026" type="#_x0000_t34" style="position:absolute;margin-left:189.75pt;margin-top:158.85pt;width:129.35pt;height:21.45pt;flip:x;z-index:251710464;visibility:visible;mso-wrap-style:square;mso-width-percent:0;mso-height-percent:0;mso-wrap-distance-left:9pt;mso-wrap-distance-top:0;mso-wrap-distance-right:9pt;mso-wrap-distance-bottom:0;mso-position-horizontal:absolute;mso-position-horizontal-relative:text;mso-position-vertical:absolute;mso-position-vertical-relative:text;mso-width-percent:0;mso-height-percent:0;mso-width-relative:margin;mso-height-relative:margin" o:gfxdata="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" adj="21555" strokecolor="#156082 [3204]" strokeweight="1.5pt"/>
+            </w:pict>
+          </mc:Fallback>
+        </mc:AlternateContent>
+      </w:r>
+      <w:r>
+        <w:rPr>
+          <w:noProof/>
+        </w:rPr>
+        <mc:AlternateContent>
+          <mc:Choice Requires="wps">
+            <w:drawing>
+              <wp:anchor distT="0" distB="0" distL="114300" distR="114300" simplePos="0" relativeHeight="251709440" behindDoc="0" locked="0" layoutInCell="1" allowOverlap="1" wp14:anchorId="0CC05A62" wp14:editId="6B436EED">
+                <wp:simplePos x="0" y="0"/>
+                <wp:positionH relativeFrom="margin">
+                  <wp:posOffset>3922758</wp:posOffset>
+                </wp:positionH>
+                <wp:positionV relativeFrom="paragraph">
+                  <wp:posOffset>2017304</wp:posOffset>
+                </wp:positionV>
+                <wp:extent cx="2960914" cy="283029"/>
+                <wp:effectExtent l="0" t="0" r="11430" b="22225"/>
+                <wp:wrapNone/>
+                <wp:docPr id="1961579193" name="Conector: angular 28"/>
+                <wp:cNvGraphicFramePr/>
+                <a:graphic xmlns:a="http://schemas.openxmlformats.org/drawingml/2006/main">
+                  <a:graphicData uri="http://schemas.microsoft.com/office/word/2010/wordprocessingShape">
+                    <wps:wsp>
+                      <wps:cNvCnPr/>
+                      <wps:spPr>
+                        <a:xfrm>
+                          <a:off x="0" y="0"/>
+                          <a:ext cx="2960914" cy="283029"/>
+                        </a:xfrm>
+                        <a:prstGeom prst="bentConnector3">
+                          <a:avLst>
+                            <a:gd name="adj1" fmla="val 99493"/>
+                          </a:avLst>
+                        </a:prstGeom>
+                      </wps:spPr>
+                      <wps:style>
+                        <a:lnRef idx="2">
+                          <a:schemeClr val="accent1"/>
+                        </a:lnRef>
+                        <a:fillRef idx="0">
+                          <a:schemeClr val="accent1"/>
+                        </a:fillRef>
+                        <a:effectRef idx="1">
+                          <a:schemeClr val="accent1"/>
+                        </a:effectRef>
+                        <a:fontRef idx="minor">
+                          <a:schemeClr val="tx1"/>
+                        </a:fontRef>
+                      </wps:style>
+                      <wps:bodyPr/>
+                    </wps:wsp>
+                  </a:graphicData>
+                </a:graphic>
+                <wp14:sizeRelH relativeFrom="margin">
+                  <wp14:pctWidth>0</wp14:pctWidth>
+                </wp14:sizeRelH>
+                <wp14:sizeRelV relativeFrom="margin">
+                  <wp14:pctHeight>0</wp14:pctHeight>
+                </wp14:sizeRelV>
+              </wp:anchor>
+            </w:drawing>
+          </mc:Choice>
+          <mc:Fallback>
+            <w:pict>
+              <v:shape w14:anchorId="55815752" id="Conector: angular 28" o:spid="_x0000_s1026" type="#_x0000_t34" style="position:absolute;margin-left:308.9pt;margin-top:158.85pt;width:233.15pt;height:22.3pt;z-index:251709440;visibility:visible;mso-wrap-style:square;mso-width-percent:0;mso-height-percent:0;mso-wrap-distance-left:9pt;mso-wrap-distance-top:0;mso-wrap-distance-right:9pt;mso-wrap-distance-bottom:0;mso-position-horizontal:absolute;mso-position-horizontal-relative:margin;mso-position-vertical:absolute;mso-position-vertical-relative:text;mso-width-percent:0;mso-height-percent:0;mso-width-relative:margin;mso-height-relative:margin" o:gfxdata="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" adj="21490" strokecolor="#156082 [3204]" strokeweight="1.5pt">
+                <w10:wrap anchorx="margin"/>
               </v:shape>
             </w:pict>
           </mc:Fallback>
@@ -623,36 +2335,256 @@
       </w:r>
       <w:r>
         <w:rPr>
-          <w:b/>
-          <w:bCs/>
+          <w:noProof/>
+          <w14:textOutline w14:w="9525" w14:cap="rnd" w14:cmpd="sng" w14:algn="ctr">
+            <w14:solidFill>
+              <w14:schemeClr w14:val="tx2">
+                <w14:lumMod w14:val="75000"/>
+                <w14:lumOff w14:val="25000"/>
+              </w14:schemeClr>
+            </w14:solidFill>
+            <w14:prstDash w14:val="solid"/>
+            <w14:bevel/>
+          </w14:textOutline>
+        </w:rPr>
+        <mc:AlternateContent>
+          <mc:Choice Requires="wps">
+            <w:drawing>
+              <wp:anchor distT="45720" distB="45720" distL="114300" distR="114300" simplePos="0" relativeHeight="251671552" behindDoc="0" locked="0" layoutInCell="1" allowOverlap="1" wp14:anchorId="02F334E0" wp14:editId="5C014F9B">
+                <wp:simplePos x="0" y="0"/>
+                <wp:positionH relativeFrom="margin">
+                  <wp:align>right</wp:align>
+                </wp:positionH>
+                <wp:positionV relativeFrom="paragraph">
+                  <wp:posOffset>1298575</wp:posOffset>
+                </wp:positionV>
+                <wp:extent cx="1915795" cy="619125"/>
+                <wp:effectExtent l="0" t="0" r="27305" b="28575"/>
+                <wp:wrapSquare wrapText="bothSides"/>
+                <wp:docPr id="1299242151" name="Cuadro de texto 2"/>
+                <wp:cNvGraphicFramePr>
+                  <a:graphicFrameLocks xmlns:a="http://schemas.openxmlformats.org/drawingml/2006/main"/>
+                </wp:cNvGraphicFramePr>
+                <a:graphic xmlns:a="http://schemas.openxmlformats.org/drawingml/2006/main">
+                  <a:graphicData uri="http://schemas.microsoft.com/office/word/2010/wordprocessingShape">
+                    <wps:wsp>
+                      <wps:cNvSpPr txBox="1">
+                        <a:spLocks noChangeArrowheads="1"/>
+                      </wps:cNvSpPr>
+                      <wps:spPr bwMode="auto">
+                        <a:xfrm>
+                          <a:off x="0" y="0"/>
+                          <a:ext cx="1915795" cy="619125"/>
+                        </a:xfrm>
+                        <a:prstGeom prst="rect">
+                          <a:avLst/>
+                        </a:prstGeom>
+                        <a:solidFill>
+                          <a:srgbClr val="FFFFFF"/>
+                        </a:solidFill>
+                        <a:ln w="9525">
+                          <a:solidFill>
+                            <a:srgbClr val="000000"/>
+                          </a:solidFill>
+                          <a:miter lim="800000"/>
+                          <a:headEnd/>
+                          <a:tailEnd/>
+                        </a:ln>
+                      </wps:spPr>
+                      <wps:txbx>
+                        <w:txbxContent>
+                          <w:p>
+                            <w:pPr>
+                              <w:rPr>
+                                <w:lang w:val="es-MX"/>
+                                <w14:textOutline w14:w="9525" w14:cap="rnd" w14:cmpd="sng" w14:algn="ctr">
+                                  <w14:solidFill>
+                                    <w14:schemeClr w14:val="tx2">
+                                      <w14:lumMod w14:val="75000"/>
+                                      <w14:lumOff w14:val="25000"/>
+                                    </w14:schemeClr>
+                                  </w14:solidFill>
+                                  <w14:prstDash w14:val="solid"/>
+                                  <w14:bevel/>
+                                </w14:textOutline>
+                              </w:rPr>
+                            </w:pPr>
+                            <w:r>
+                              <w:rPr>
+                                <w:lang w:val="es-MX"/>
+                                <w14:textOutline w14:w="9525" w14:cap="rnd" w14:cmpd="sng" w14:algn="ctr">
+                                  <w14:solidFill>
+                                    <w14:schemeClr w14:val="tx2">
+                                      <w14:lumMod w14:val="75000"/>
+                                      <w14:lumOff w14:val="25000"/>
+                                    </w14:schemeClr>
+                                  </w14:solidFill>
+                                  <w14:prstDash w14:val="solid"/>
+                                  <w14:bevel/>
+                                </w14:textOutline>
+                              </w:rPr>
+                              <w:t>ESTAMENTO ESTUDIANTIL</w:t>
+                            </w:r>
+                          </w:p>
+                          <w:p>
+                            <w:pPr>
+                              <w:rPr>
+                                <w:lang w:val="es-MX"/>
+                                <w14:textOutline w14:w="9525" w14:cap="rnd" w14:cmpd="sng" w14:algn="ctr">
+                                  <w14:solidFill>
+                                    <w14:schemeClr w14:val="tx2">
+                                      <w14:lumMod w14:val="75000"/>
+                                      <w14:lumOff w14:val="25000"/>
+                                    </w14:schemeClr>
+                                  </w14:solidFill>
+                                  <w14:prstDash w14:val="solid"/>
+                                  <w14:bevel/>
+                                </w14:textOutline>
+                              </w:rPr>
+                            </w:pPr>
+                            <w:r>
+                              <w:rPr>
+                                <w:lang w:val="es-MX"/>
+                                <w14:textOutline w14:w="9525" w14:cap="rnd" w14:cmpd="sng" w14:algn="ctr">
+                                  <w14:solidFill>
+                                    <w14:schemeClr w14:val="tx2">
+                                      <w14:lumMod w14:val="75000"/>
+                                      <w14:lumOff w14:val="25000"/>
+                                    </w14:schemeClr>
+                                  </w14:solidFill>
+                                  <w14:prstDash w14:val="solid"/>
+                                  <w14:bevel/>
+                                </w14:textOutline>
+                              </w:rPr>
+                              <w:t>ESTUDIANTES</w:t>
+                            </w:r>
+                          </w:p>
+                        </w:txbxContent>
+                      </wps:txbx>
+                      <wps:bodyPr rot="0" vert="horz" wrap="square" lIns="91440" tIns="45720" rIns="91440" bIns="45720" anchor="t" anchorCtr="0">
+                        <a:noAutofit/>
+                      </wps:bodyPr>
+                    </wps:wsp>
+                  </a:graphicData>
+                </a:graphic>
+                <wp14:sizeRelH relativeFrom="margin">
+                  <wp14:pctWidth>0</wp14:pctWidth>
+                </wp14:sizeRelH>
+                <wp14:sizeRelV relativeFrom="margin">
+                  <wp14:pctHeight>0</wp14:pctHeight>
+                </wp14:sizeRelV>
+              </wp:anchor>
+            </w:drawing>
+          </mc:Choice>
+          <mc:Fallback>
+            <w:pict>
+              <v:shape w14:anchorId="02F334E0" id="_x0000_s1033" type="#_x0000_t202" style="position:absolute;margin-left:99.65pt;margin-top:102.25pt;width:150.85pt;height:48.75pt;z-index:251671552;visibility:visible;mso-wrap-style:square;mso-width-percent:0;mso-height-percent:0;mso-wrap-distance-left:9pt;mso-wrap-distance-top:3.6pt;mso-wrap-distance-right:9pt;mso-wrap-distance-bottom:3.6pt;mso-position-horizontal:right;mso-position-horizontal-relative:margin;mso-position-vertical:absolute;mso-position-vertical-relative:text;mso-width-percent:0;mso-height-percent:0;mso-width-relative:margin;mso-height-relative:margin;v-text-anchor:top" o:gfxdata="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">
+                <v:textbox>
+                  <w:txbxContent>
+                    <w:p>
+                      <w:pPr>
+                        <w:rPr>
+                          <w:lang w:val="es-MX"/>
+                          <w14:textOutline w14:w="9525" w14:cap="rnd" w14:cmpd="sng" w14:algn="ctr">
+                            <w14:solidFill>
+                              <w14:schemeClr w14:val="tx2">
+                                <w14:lumMod w14:val="75000"/>
+                                <w14:lumOff w14:val="25000"/>
+                              </w14:schemeClr>
+                            </w14:solidFill>
+                            <w14:prstDash w14:val="solid"/>
+                            <w14:bevel/>
+                          </w14:textOutline>
+                        </w:rPr>
+                      </w:pPr>
+                      <w:r>
+                        <w:rPr>
+                          <w:lang w:val="es-MX"/>
+                          <w14:textOutline w14:w="9525" w14:cap="rnd" w14:cmpd="sng" w14:algn="ctr">
+                            <w14:solidFill>
+                              <w14:schemeClr w14:val="tx2">
+                                <w14:lumMod w14:val="75000"/>
+                                <w14:lumOff w14:val="25000"/>
+                              </w14:schemeClr>
+                            </w14:solidFill>
+                            <w14:prstDash w14:val="solid"/>
+                            <w14:bevel/>
+                          </w14:textOutline>
+                        </w:rPr>
+                        <w:t>ESTAMENTO ESTUDIANTIL</w:t>
+                      </w:r>
+                    </w:p>
+                    <w:p>
+                      <w:pPr>
+                        <w:rPr>
+                          <w:lang w:val="es-MX"/>
+                          <w14:textOutline w14:w="9525" w14:cap="rnd" w14:cmpd="sng" w14:algn="ctr">
+                            <w14:solidFill>
+                              <w14:schemeClr w14:val="tx2">
+                                <w14:lumMod w14:val="75000"/>
+                                <w14:lumOff w14:val="25000"/>
+                              </w14:schemeClr>
+                            </w14:solidFill>
+                            <w14:prstDash w14:val="solid"/>
+                            <w14:bevel/>
+                          </w14:textOutline>
+                        </w:rPr>
+                      </w:pPr>
+                      <w:r>
+                        <w:rPr>
+                          <w:lang w:val="es-MX"/>
+                          <w14:textOutline w14:w="9525" w14:cap="rnd" w14:cmpd="sng" w14:algn="ctr">
+                            <w14:solidFill>
+                              <w14:schemeClr w14:val="tx2">
+                                <w14:lumMod w14:val="75000"/>
+                                <w14:lumOff w14:val="25000"/>
+                              </w14:schemeClr>
+                            </w14:solidFill>
+                            <w14:prstDash w14:val="solid"/>
+                            <w14:bevel/>
+                          </w14:textOutline>
+                        </w:rPr>
+                        <w:t>ESTUDIANTES</w:t>
+                      </w:r>
+                    </w:p>
+                  </w:txbxContent>
+                </v:textbox>
+                <w10:wrap type="square" anchorx="margin"/>
+              </v:shape>
+            </w:pict>
+          </mc:Fallback>
+        </mc:AlternateContent>
+      </w:r>
+      <w:r>
+        <w:rPr>
           <w:noProof/>
         </w:rPr>
         <mc:AlternateContent>
           <mc:Choice Requires="wps">
             <w:drawing>
-              <wp:anchor distT="0" distB="0" distL="114300" distR="114300" simplePos="0" relativeHeight="251668480" behindDoc="0" locked="0" layoutInCell="1" allowOverlap="1" wp14:anchorId="6FA7F2C5" wp14:editId="7B7C6187">
+              <wp:anchor distT="0" distB="0" distL="114300" distR="114300" simplePos="0" relativeHeight="251704320" behindDoc="0" locked="0" layoutInCell="1" allowOverlap="1" wp14:anchorId="70506361" wp14:editId="6C0EA8A1">
                 <wp:simplePos x="0" y="0"/>
                 <wp:positionH relativeFrom="column">
-                  <wp:posOffset>951230</wp:posOffset>
+                  <wp:posOffset>1904703</wp:posOffset>
                 </wp:positionH>
                 <wp:positionV relativeFrom="paragraph">
-                  <wp:posOffset>250190</wp:posOffset>
+                  <wp:posOffset>2930885</wp:posOffset>
                 </wp:positionV>
-                <wp:extent cx="981710" cy="106045"/>
-                <wp:effectExtent l="0" t="0" r="27940" b="27305"/>
+                <wp:extent cx="2867" cy="1024837"/>
+                <wp:effectExtent l="0" t="0" r="35560" b="23495"/>
                 <wp:wrapNone/>
-                <wp:docPr id="589577936" name="Conector recto de flecha 5"/>
+                <wp:docPr id="707790716" name="Conector recto 27"/>
                 <wp:cNvGraphicFramePr/>
                 <a:graphic xmlns:a="http://schemas.openxmlformats.org/drawingml/2006/main">
                   <a:graphicData uri="http://schemas.microsoft.com/office/word/2010/wordprocessingShape">
                     <wps:wsp>
                       <wps:cNvCnPr/>
                       <wps:spPr>
-                        <a:xfrm flipV="1">
+                        <a:xfrm flipH="1">
                           <a:off x="0" y="0"/>
-                          <a:ext cx="981710" cy="106045"/>
+                          <a:ext cx="2867" cy="1024837"/>
                         </a:xfrm>
-                        <a:prstGeom prst="straightConnector1">
+                        <a:prstGeom prst="line">
                           <a:avLst/>
                         </a:prstGeom>
                       </wps:spPr>
@@ -685,199 +2617,105 @@
           </mc:Choice>
           <mc:Fallback>
             <w:pict>
-              <v:shape w14:anchorId="50396543" id="Conector recto de flecha 5" o:spid="_x0000_s1026" type="#_x0000_t32" style="position:absolute;margin-left:74.9pt;margin-top:19.7pt;width:77.3pt;height:8.35pt;flip:y;z-index:251668480;visibility:visible;mso-wrap-style:square;mso-width-percent:0;mso-height-percent:0;mso-wrap-distance-left:9pt;mso-wrap-distance-top:0;mso-wrap-distance-right:9pt;mso-wrap-distance-bottom:0;mso-position-horizontal:absolute;mso-position-horizontal-relative:text;mso-position-vertical:absolute;mso-position-vertical-relative:text;mso-width-percent:0;mso-height-percent:0;mso-width-relative:margin;mso-height-relative:margin" o:gfxdata="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" strokecolor="#156082 [3204]" strokeweight="1.5pt">
+              <v:line w14:anchorId="486D44A2" id="Conector recto 27" o:spid="_x0000_s1026" style="position:absolute;flip:x;z-index:251704320;visibility:visible;mso-wrap-style:square;mso-width-percent:0;mso-height-percent:0;mso-wrap-distance-left:9pt;mso-wrap-distance-top:0;mso-wrap-distance-right:9pt;mso-wrap-distance-bottom:0;mso-position-horizontal:absolute;mso-position-horizontal-relative:text;mso-position-vertical:absolute;mso-position-vertical-relative:text;mso-width-percent:0;mso-height-percent:0;mso-width-relative:margin;mso-height-relative:margin" from="150pt,230.8pt" to="150.25pt,311.5pt" o:gfxdata="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" strokecolor="#156082 [3204]" strokeweight="1.5pt">
                 <v:stroke joinstyle="miter"/>
-              </v:shape>
+              </v:line>
             </w:pict>
           </mc:Fallback>
         </mc:AlternateContent>
       </w:r>
       <w:r>
         <w:rPr>
-          <w:b/>
-          <w:bCs/>
-        </w:rPr>
-        <w:t>SECRETARIA</w:t>
-      </w:r>
-      <w:r>
-        <w:t xml:space="preserve">          </w:t>
-      </w:r>
-      <w:r>
-        <w:t xml:space="preserve">                              </w:t>
-      </w:r>
-      <w:r>
-        <w:t xml:space="preserve">  </w:t>
-      </w:r>
-      <w:r>
-        <w:rPr>
-          <w:b/>
-          <w:bCs/>
-        </w:rPr>
-        <w:t>RECTORADO</w:t>
-      </w:r>
-      <w:r>
-        <w:t xml:space="preserve">.          </w:t>
-      </w:r>
-      <w:r>
-        <w:t xml:space="preserve">                  </w:t>
-      </w:r>
-      <w:r>
-        <w:t xml:space="preserve">     </w:t>
-      </w:r>
-      <w:r>
-        <w:rPr>
-          <w:b/>
-          <w:bCs/>
-        </w:rPr>
-        <w:t>VICERRECTORADO</w:t>
-      </w:r>
-    </w:p>
-    <w:p>
-      <w:pPr>
-        <w:rPr>
-          <w:b/>
-          <w:bCs/>
-        </w:rPr>
-      </w:pPr>
-      <w:r>
-        <w:rPr>
-          <w:b/>
-          <w:bCs/>
           <w:noProof/>
+          <w14:textOutline w14:w="9525" w14:cap="rnd" w14:cmpd="sng" w14:algn="ctr">
+            <w14:solidFill>
+              <w14:schemeClr w14:val="tx2">
+                <w14:lumMod w14:val="75000"/>
+                <w14:lumOff w14:val="25000"/>
+              </w14:schemeClr>
+            </w14:solidFill>
+            <w14:prstDash w14:val="solid"/>
+            <w14:bevel/>
+          </w14:textOutline>
         </w:rPr>
         <mc:AlternateContent>
           <mc:Choice Requires="wps">
             <w:drawing>
-              <wp:anchor distT="0" distB="0" distL="114300" distR="114300" simplePos="0" relativeHeight="251689984" behindDoc="0" locked="0" layoutInCell="1" allowOverlap="1" wp14:anchorId="0902545A" wp14:editId="7A0A6E2D">
+              <wp:anchor distT="45720" distB="45720" distL="114300" distR="114300" simplePos="0" relativeHeight="251675648" behindDoc="0" locked="0" layoutInCell="1" allowOverlap="1" wp14:anchorId="0F7F885E" wp14:editId="694AA71B">
                 <wp:simplePos x="0" y="0"/>
                 <wp:positionH relativeFrom="column">
-                  <wp:posOffset>2633345</wp:posOffset>
+                  <wp:posOffset>2073275</wp:posOffset>
                 </wp:positionH>
                 <wp:positionV relativeFrom="paragraph">
-                  <wp:posOffset>254000</wp:posOffset>
+                  <wp:posOffset>3136900</wp:posOffset>
                 </wp:positionV>
-                <wp:extent cx="587375" cy="890905"/>
-                <wp:effectExtent l="0" t="0" r="60325" b="42545"/>
-                <wp:wrapNone/>
-                <wp:docPr id="1223926070" name="Conector recto de flecha 2"/>
-                <wp:cNvGraphicFramePr/>
+                <wp:extent cx="1115695" cy="266065"/>
+                <wp:effectExtent l="0" t="0" r="27305" b="19685"/>
+                <wp:wrapSquare wrapText="bothSides"/>
+                <wp:docPr id="1699772445" name="Cuadro de texto 2"/>
+                <wp:cNvGraphicFramePr>
+                  <a:graphicFrameLocks xmlns:a="http://schemas.openxmlformats.org/drawingml/2006/main"/>
+                </wp:cNvGraphicFramePr>
                 <a:graphic xmlns:a="http://schemas.openxmlformats.org/drawingml/2006/main">
                   <a:graphicData uri="http://schemas.microsoft.com/office/word/2010/wordprocessingShape">
                     <wps:wsp>
-                      <wps:cNvCnPr/>
-                      <wps:spPr>
+                      <wps:cNvSpPr txBox="1">
+                        <a:spLocks noChangeArrowheads="1"/>
+                      </wps:cNvSpPr>
+                      <wps:spPr bwMode="auto">
                         <a:xfrm>
                           <a:off x="0" y="0"/>
-                          <a:ext cx="587375" cy="890905"/>
+                          <a:ext cx="1115695" cy="266065"/>
                         </a:xfrm>
-                        <a:prstGeom prst="straightConnector1">
-                          <a:avLst/>
-                        </a:prstGeom>
-                        <a:ln>
-                          <a:tailEnd type="triangle"/>
-                        </a:ln>
-                      </wps:spPr>
-                      <wps:style>
-                        <a:lnRef idx="2">
-                          <a:schemeClr val="accent1"/>
-                        </a:lnRef>
-                        <a:fillRef idx="0">
-                          <a:schemeClr val="accent1"/>
-                        </a:fillRef>
-                        <a:effectRef idx="1">
-                          <a:schemeClr val="accent1"/>
-                        </a:effectRef>
-                        <a:fontRef idx="minor">
-                          <a:schemeClr val="tx1"/>
-                        </a:fontRef>
-                      </wps:style>
-                      <wps:bodyPr/>
-                    </wps:wsp>
-                  </a:graphicData>
-                </a:graphic>
-                <wp14:sizeRelH relativeFrom="margin">
-                  <wp14:pctWidth>0</wp14:pctWidth>
-                </wp14:sizeRelH>
-                <wp14:sizeRelV relativeFrom="margin">
-                  <wp14:pctHeight>0</wp14:pctHeight>
-                </wp14:sizeRelV>
-              </wp:anchor>
-            </w:drawing>
-          </mc:Choice>
-          <mc:Fallback>
-            <w:pict>
-              <v:shape w14:anchorId="55E037AC" id="Conector recto de flecha 2" o:spid="_x0000_s1026" type="#_x0000_t32" style="position:absolute;margin-left:207.35pt;margin-top:20pt;width:46.25pt;height:70.15pt;z-index:251689984;visibility:visible;mso-wrap-style:square;mso-width-percent:0;mso-height-percent:0;mso-wrap-distance-left:9pt;mso-wrap-distance-top:0;mso-wrap-distance-right:9pt;mso-wrap-distance-bottom:0;mso-position-horizontal:absolute;mso-position-horizontal-relative:text;mso-position-vertical:absolute;mso-position-vertical-relative:text;mso-width-percent:0;mso-height-percent:0;mso-width-relative:margin;mso-height-relative:margin" o:gfxdata="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" strokecolor="#156082 [3204]" strokeweight="1.5pt">
-                <v:stroke endarrow="block" joinstyle="miter"/>
-              </v:shape>
-            </w:pict>
-          </mc:Fallback>
-        </mc:AlternateContent>
-      </w:r>
-      <w:r>
-        <w:rPr>
-          <w:b/>
-          <w:bCs/>
-        </w:rPr>
-        <w:t xml:space="preserve">GENERAL </w:t>
-      </w:r>
-    </w:p>
-    <w:p>
-      <w:r>
-        <w:rPr>
-          <w:noProof/>
-        </w:rPr>
-        <mc:AlternateContent>
-          <mc:Choice Requires="wps">
-            <w:drawing>
-              <wp:anchor distT="0" distB="0" distL="114300" distR="114300" simplePos="0" relativeHeight="251674624" behindDoc="1" locked="0" layoutInCell="1" allowOverlap="1" wp14:anchorId="313D90EC" wp14:editId="1A9203F8">
-                <wp:simplePos x="0" y="0"/>
-                <wp:positionH relativeFrom="column">
-                  <wp:posOffset>3221990</wp:posOffset>
-                </wp:positionH>
-                <wp:positionV relativeFrom="paragraph">
-                  <wp:posOffset>276860</wp:posOffset>
-                </wp:positionV>
-                <wp:extent cx="2087880" cy="663575"/>
-                <wp:effectExtent l="0" t="0" r="26670" b="22225"/>
-                <wp:wrapNone/>
-                <wp:docPr id="1563497026" name="Rectángulo: esquinas redondeadas 4"/>
-                <wp:cNvGraphicFramePr/>
-                <a:graphic xmlns:a="http://schemas.openxmlformats.org/drawingml/2006/main">
-                  <a:graphicData uri="http://schemas.microsoft.com/office/word/2010/wordprocessingShape">
-                    <wps:wsp>
-                      <wps:cNvSpPr/>
-                      <wps:spPr>
-                        <a:xfrm>
-                          <a:off x="0" y="0"/>
-                          <a:ext cx="2087880" cy="663575"/>
-                        </a:xfrm>
-                        <a:prstGeom prst="roundRect">
+                        <a:prstGeom prst="rect">
                           <a:avLst/>
                         </a:prstGeom>
                         <a:solidFill>
-                          <a:schemeClr val="bg1"/>
+                          <a:srgbClr val="FFFFFF"/>
                         </a:solidFill>
+                        <a:ln w="9525">
+                          <a:solidFill>
+                            <a:srgbClr val="000000"/>
+                          </a:solidFill>
+                          <a:miter lim="800000"/>
+                          <a:headEnd/>
+                          <a:tailEnd/>
+                        </a:ln>
                       </wps:spPr>
-                      <wps:style>
-                        <a:lnRef idx="2">
-                          <a:schemeClr val="accent1">
-                            <a:shade val="15000"/>
-                          </a:schemeClr>
-                        </a:lnRef>
-                        <a:fillRef idx="1">
-                          <a:schemeClr val="accent1"/>
-                        </a:fillRef>
-                        <a:effectRef idx="0">
-                          <a:schemeClr val="accent1"/>
-                        </a:effectRef>
-                        <a:fontRef idx="minor">
-                          <a:schemeClr val="lt1"/>
-                        </a:fontRef>
-                      </wps:style>
-                      <wps:bodyPr rot="0" spcFirstLastPara="0" vertOverflow="overflow" horzOverflow="overflow" vert="horz" wrap="square" lIns="91440" tIns="45720" rIns="91440" bIns="45720" numCol="1" spcCol="0" rtlCol="0" fromWordArt="0" anchor="ctr" anchorCtr="0" forceAA="0" compatLnSpc="1">
-                        <a:prstTxWarp prst="textNoShape">
-                          <a:avLst/>
-                        </a:prstTxWarp>
+                      <wps:txbx>
+                        <w:txbxContent>
+                          <w:p>
+                            <w:pPr>
+                              <w:rPr>
+                                <w:lang w:val="es-MX"/>
+                              </w:rPr>
+                            </w:pPr>
+                            <w:r>
+                              <w:rPr>
+                                <w:lang w:val="es-MX"/>
+                                <w14:textOutline w14:w="9525" w14:cap="rnd" w14:cmpd="sng" w14:algn="ctr">
+                                  <w14:solidFill>
+                                    <w14:schemeClr w14:val="tx2">
+                                      <w14:lumMod w14:val="75000"/>
+                                      <w14:lumOff w14:val="25000"/>
+                                    </w14:schemeClr>
+                                  </w14:solidFill>
+                                  <w14:prstDash w14:val="solid"/>
+                                  <w14:bevel/>
+                                </w14:textOutline>
+                              </w:rPr>
+                              <w:t>SECRETARIO</w:t>
+                            </w:r>
+                            <w:r>
+                              <w:rPr>
+                                <w:lang w:val="es-MX"/>
+                              </w:rPr>
+                              <w:t xml:space="preserve"> </w:t>
+                            </w:r>
+                          </w:p>
+                        </w:txbxContent>
+                      </wps:txbx>
+                      <wps:bodyPr rot="0" vert="horz" wrap="square" lIns="91440" tIns="45720" rIns="91440" bIns="45720" anchor="t" anchorCtr="0">
                         <a:noAutofit/>
                       </wps:bodyPr>
                     </wps:wsp>
@@ -894,80 +2732,41 @@
           </mc:Choice>
           <mc:Fallback>
             <w:pict>
-              <v:roundrect w14:anchorId="0AFCD007" id="Rectángulo: esquinas redondeadas 4" o:spid="_x0000_s1026" style="position:absolute;margin-left:253.7pt;margin-top:21.8pt;width:164.4pt;height:52.25pt;z-index:-251641856;visibility:visible;mso-wrap-style:square;mso-width-percent:0;mso-height-percent:0;mso-wrap-distance-left:9pt;mso-wrap-distance-top:0;mso-wrap-distance-right:9pt;mso-wrap-distance-bottom:0;mso-position-horizontal:absolute;mso-position-horizontal-relative:text;mso-position-vertical:absolute;mso-position-vertical-relative:text;mso-width-percent:0;mso-height-percent:0;mso-width-relative:margin;mso-height-relative:margin;v-text-anchor:middle" arcsize="10923f" o:gfxdata="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" fillcolor="white [3212]" strokecolor="#030e13 [484]" strokeweight="1.5pt">
-                <v:stroke joinstyle="miter"/>
-              </v:roundrect>
-            </w:pict>
-          </mc:Fallback>
-        </mc:AlternateContent>
-      </w:r>
-      <w:r>
-        <w:rPr>
-          <w:noProof/>
-        </w:rPr>
-        <mc:AlternateContent>
-          <mc:Choice Requires="wps">
-            <w:drawing>
-              <wp:anchor distT="0" distB="0" distL="114300" distR="114300" simplePos="0" relativeHeight="251687936" behindDoc="0" locked="0" layoutInCell="1" allowOverlap="1" wp14:anchorId="2451E1E0" wp14:editId="700AEAEE">
-                <wp:simplePos x="0" y="0"/>
-                <wp:positionH relativeFrom="column">
-                  <wp:posOffset>1506855</wp:posOffset>
-                </wp:positionH>
-                <wp:positionV relativeFrom="paragraph">
-                  <wp:posOffset>13970</wp:posOffset>
-                </wp:positionV>
-                <wp:extent cx="991870" cy="713740"/>
-                <wp:effectExtent l="38100" t="0" r="17780" b="48260"/>
-                <wp:wrapNone/>
-                <wp:docPr id="1814904500" name="Conector recto de flecha 2"/>
-                <wp:cNvGraphicFramePr/>
-                <a:graphic xmlns:a="http://schemas.openxmlformats.org/drawingml/2006/main">
-                  <a:graphicData uri="http://schemas.microsoft.com/office/word/2010/wordprocessingShape">
-                    <wps:wsp>
-                      <wps:cNvCnPr/>
-                      <wps:spPr>
-                        <a:xfrm flipH="1">
-                          <a:off x="0" y="0"/>
-                          <a:ext cx="991870" cy="713740"/>
-                        </a:xfrm>
-                        <a:prstGeom prst="straightConnector1">
-                          <a:avLst/>
-                        </a:prstGeom>
-                        <a:ln>
-                          <a:tailEnd type="triangle"/>
-                        </a:ln>
-                      </wps:spPr>
-                      <wps:style>
-                        <a:lnRef idx="2">
-                          <a:schemeClr val="accent1"/>
-                        </a:lnRef>
-                        <a:fillRef idx="0">
-                          <a:schemeClr val="accent1"/>
-                        </a:fillRef>
-                        <a:effectRef idx="1">
-                          <a:schemeClr val="accent1"/>
-                        </a:effectRef>
-                        <a:fontRef idx="minor">
-                          <a:schemeClr val="tx1"/>
-                        </a:fontRef>
-                      </wps:style>
-                      <wps:bodyPr/>
-                    </wps:wsp>
-                  </a:graphicData>
-                </a:graphic>
-                <wp14:sizeRelH relativeFrom="margin">
-                  <wp14:pctWidth>0</wp14:pctWidth>
-                </wp14:sizeRelH>
-                <wp14:sizeRelV relativeFrom="margin">
-                  <wp14:pctHeight>0</wp14:pctHeight>
-                </wp14:sizeRelV>
-              </wp:anchor>
-            </w:drawing>
-          </mc:Choice>
-          <mc:Fallback>
-            <w:pict>
-              <v:shape w14:anchorId="08C61C42" id="Conector recto de flecha 2" o:spid="_x0000_s1026" type="#_x0000_t32" style="position:absolute;margin-left:118.65pt;margin-top:1.1pt;width:78.1pt;height:56.2pt;flip:x;z-index:251687936;visibility:visible;mso-wrap-style:square;mso-width-percent:0;mso-height-percent:0;mso-wrap-distance-left:9pt;mso-wrap-distance-top:0;mso-wrap-distance-right:9pt;mso-wrap-distance-bottom:0;mso-position-horizontal:absolute;mso-position-horizontal-relative:text;mso-position-vertical:absolute;mso-position-vertical-relative:text;mso-width-percent:0;mso-height-percent:0;mso-width-relative:margin;mso-height-relative:margin" o:gfxdata="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" strokecolor="#156082 [3204]" strokeweight="1.5pt">
-                <v:stroke endarrow="block" joinstyle="miter"/>
+              <v:shape w14:anchorId="0F7F885E" id="_x0000_s1034" type="#_x0000_t202" style="position:absolute;margin-left:163.25pt;margin-top:247pt;width:87.85pt;height:20.95pt;z-index:251675648;visibility:visible;mso-wrap-style:square;mso-width-percent:0;mso-height-percent:0;mso-wrap-distance-left:9pt;mso-wrap-distance-top:3.6pt;mso-wrap-distance-right:9pt;mso-wrap-distance-bottom:3.6pt;mso-position-horizontal:absolute;mso-position-horizontal-relative:text;mso-position-vertical:absolute;mso-position-vertical-relative:text;mso-width-percent:0;mso-height-percent:0;mso-width-relative:margin;mso-height-relative:margin;v-text-anchor:top" o:gfxdata="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">
+                <v:textbox>
+                  <w:txbxContent>
+                    <w:p>
+                      <w:pPr>
+                        <w:rPr>
+                          <w:lang w:val="es-MX"/>
+                        </w:rPr>
+                      </w:pPr>
+                      <w:r>
+                        <w:rPr>
+                          <w:lang w:val="es-MX"/>
+                          <w14:textOutline w14:w="9525" w14:cap="rnd" w14:cmpd="sng" w14:algn="ctr">
+                            <w14:solidFill>
+                              <w14:schemeClr w14:val="tx2">
+                                <w14:lumMod w14:val="75000"/>
+                                <w14:lumOff w14:val="25000"/>
+                              </w14:schemeClr>
+                            </w14:solidFill>
+                            <w14:prstDash w14:val="solid"/>
+                            <w14:bevel/>
+                          </w14:textOutline>
+                        </w:rPr>
+                        <w:t>SECRETARIO</w:t>
+                      </w:r>
+                      <w:r>
+                        <w:rPr>
+                          <w:lang w:val="es-MX"/>
+                        </w:rPr>
+                        <w:t xml:space="preserve"> </w:t>
+                      </w:r>
+                    </w:p>
+                  </w:txbxContent>
+                </v:textbox>
+                <w10:wrap type="square"/>
               </v:shape>
             </w:pict>
           </mc:Fallback>
@@ -980,150 +2779,18 @@
         <mc:AlternateContent>
           <mc:Choice Requires="wps">
             <w:drawing>
-              <wp:anchor distT="0" distB="0" distL="114300" distR="114300" simplePos="0" relativeHeight="251672576" behindDoc="1" locked="0" layoutInCell="1" allowOverlap="1" wp14:anchorId="773CDBAA" wp14:editId="1801DAFB">
+              <wp:anchor distT="0" distB="0" distL="114300" distR="114300" simplePos="0" relativeHeight="251706368" behindDoc="0" locked="0" layoutInCell="1" allowOverlap="1" wp14:anchorId="135108ED" wp14:editId="7FE58DC6">
                 <wp:simplePos x="0" y="0"/>
                 <wp:positionH relativeFrom="column">
-                  <wp:posOffset>-36195</wp:posOffset>
+                  <wp:posOffset>1904704</wp:posOffset>
                 </wp:positionH>
                 <wp:positionV relativeFrom="paragraph">
-                  <wp:posOffset>213360</wp:posOffset>
+                  <wp:posOffset>3945611</wp:posOffset>
                 </wp:positionV>
-                <wp:extent cx="1388745" cy="928370"/>
-                <wp:effectExtent l="0" t="0" r="20955" b="24130"/>
+                <wp:extent cx="186320" cy="0"/>
+                <wp:effectExtent l="0" t="0" r="0" b="0"/>
                 <wp:wrapNone/>
-                <wp:docPr id="1175430607" name="Rectángulo: esquinas redondeadas 4"/>
-                <wp:cNvGraphicFramePr/>
-                <a:graphic xmlns:a="http://schemas.openxmlformats.org/drawingml/2006/main">
-                  <a:graphicData uri="http://schemas.microsoft.com/office/word/2010/wordprocessingShape">
-                    <wps:wsp>
-                      <wps:cNvSpPr/>
-                      <wps:spPr>
-                        <a:xfrm>
-                          <a:off x="0" y="0"/>
-                          <a:ext cx="1388745" cy="928370"/>
-                        </a:xfrm>
-                        <a:prstGeom prst="roundRect">
-                          <a:avLst/>
-                        </a:prstGeom>
-                        <a:solidFill>
-                          <a:schemeClr val="bg1"/>
-                        </a:solidFill>
-                      </wps:spPr>
-                      <wps:style>
-                        <a:lnRef idx="2">
-                          <a:schemeClr val="accent1">
-                            <a:shade val="15000"/>
-                          </a:schemeClr>
-                        </a:lnRef>
-                        <a:fillRef idx="1">
-                          <a:schemeClr val="accent1"/>
-                        </a:fillRef>
-                        <a:effectRef idx="0">
-                          <a:schemeClr val="accent1"/>
-                        </a:effectRef>
-                        <a:fontRef idx="minor">
-                          <a:schemeClr val="lt1"/>
-                        </a:fontRef>
-                      </wps:style>
-                      <wps:bodyPr rot="0" spcFirstLastPara="0" vertOverflow="overflow" horzOverflow="overflow" vert="horz" wrap="square" lIns="91440" tIns="45720" rIns="91440" bIns="45720" numCol="1" spcCol="0" rtlCol="0" fromWordArt="0" anchor="ctr" anchorCtr="0" forceAA="0" compatLnSpc="1">
-                        <a:prstTxWarp prst="textNoShape">
-                          <a:avLst/>
-                        </a:prstTxWarp>
-                        <a:noAutofit/>
-                      </wps:bodyPr>
-                    </wps:wsp>
-                  </a:graphicData>
-                </a:graphic>
-                <wp14:sizeRelH relativeFrom="margin">
-                  <wp14:pctWidth>0</wp14:pctWidth>
-                </wp14:sizeRelH>
-                <wp14:sizeRelV relativeFrom="margin">
-                  <wp14:pctHeight>0</wp14:pctHeight>
-                </wp14:sizeRelV>
-              </wp:anchor>
-            </w:drawing>
-          </mc:Choice>
-          <mc:Fallback>
-            <w:pict>
-              <v:roundrect w14:anchorId="385B78FC" id="Rectángulo: esquinas redondeadas 4" o:spid="_x0000_s1026" style="position:absolute;margin-left:-2.85pt;margin-top:16.8pt;width:109.35pt;height:73.1pt;z-index:-251643904;visibility:visible;mso-wrap-style:square;mso-width-percent:0;mso-height-percent:0;mso-wrap-distance-left:9pt;mso-wrap-distance-top:0;mso-wrap-distance-right:9pt;mso-wrap-distance-bottom:0;mso-position-horizontal:absolute;mso-position-horizontal-relative:text;mso-position-vertical:absolute;mso-position-vertical-relative:text;mso-width-percent:0;mso-height-percent:0;mso-width-relative:margin;mso-height-relative:margin;v-text-anchor:middle" arcsize="10923f" o:gfxdata="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" fillcolor="white [3212]" strokecolor="#030e13 [484]" strokeweight="1.5pt">
-                <v:stroke joinstyle="miter"/>
-              </v:roundrect>
-            </w:pict>
-          </mc:Fallback>
-        </mc:AlternateContent>
-      </w:r>
-    </w:p>
-    <w:p>
-      <w:pPr>
-        <w:rPr>
-          <w:b/>
-          <w:bCs/>
-        </w:rPr>
-      </w:pPr>
-      <w:r>
-        <w:rPr>
-          <w:b/>
-          <w:bCs/>
-        </w:rPr>
-        <w:t xml:space="preserve">AREAS DE APOYO Y </w:t>
-      </w:r>
-      <w:r>
-        <w:rPr>
-          <w:b/>
-          <w:bCs/>
-        </w:rPr>
-        <w:t xml:space="preserve">                                                                 </w:t>
-      </w:r>
-      <w:r>
-        <w:rPr>
-          <w:b/>
-          <w:bCs/>
-        </w:rPr>
-        <w:t>AREAS</w:t>
-      </w:r>
-    </w:p>
-    <w:p>
-      <w:pPr>
-        <w:rPr>
-          <w:b/>
-          <w:bCs/>
-        </w:rPr>
-      </w:pPr>
-      <w:r>
-        <w:rPr>
-          <w:b/>
-          <w:bCs/>
-        </w:rPr>
-        <w:t xml:space="preserve">                                                                                                          </w:t>
-      </w:r>
-      <w:r>
-        <w:rPr>
-          <w:b/>
-          <w:bCs/>
-        </w:rPr>
-        <w:t xml:space="preserve"> ADMINISTRATIVAS </w:t>
-      </w:r>
-    </w:p>
-    <w:p>
-      <w:r>
-        <w:rPr>
-          <w:noProof/>
-        </w:rPr>
-        <mc:AlternateContent>
-          <mc:Choice Requires="wps">
-            <w:drawing>
-              <wp:anchor distT="0" distB="0" distL="114300" distR="114300" simplePos="0" relativeHeight="251694080" behindDoc="0" locked="0" layoutInCell="1" allowOverlap="1" wp14:anchorId="24E30A29" wp14:editId="79987620">
-                <wp:simplePos x="0" y="0"/>
-                <wp:positionH relativeFrom="column">
-                  <wp:posOffset>551815</wp:posOffset>
-                </wp:positionH>
-                <wp:positionV relativeFrom="paragraph">
-                  <wp:posOffset>191770</wp:posOffset>
-                </wp:positionV>
-                <wp:extent cx="45085" cy="324485"/>
-                <wp:effectExtent l="38100" t="0" r="69215" b="56515"/>
-                <wp:wrapNone/>
-                <wp:docPr id="1136085881" name="Conector recto de flecha 2"/>
+                <wp:docPr id="550436177" name="Conector recto 27"/>
                 <wp:cNvGraphicFramePr/>
                 <a:graphic xmlns:a="http://schemas.openxmlformats.org/drawingml/2006/main">
                   <a:graphicData uri="http://schemas.microsoft.com/office/word/2010/wordprocessingShape">
@@ -1132,481 +2799,9 @@
                       <wps:spPr>
                         <a:xfrm>
                           <a:off x="0" y="0"/>
-                          <a:ext cx="45085" cy="324485"/>
+                          <a:ext cx="186320" cy="0"/>
                         </a:xfrm>
-                        <a:prstGeom prst="straightConnector1">
-                          <a:avLst/>
-                        </a:prstGeom>
-                        <a:ln>
-                          <a:tailEnd type="triangle"/>
-                        </a:ln>
-                      </wps:spPr>
-                      <wps:style>
-                        <a:lnRef idx="2">
-                          <a:schemeClr val="accent1"/>
-                        </a:lnRef>
-                        <a:fillRef idx="0">
-                          <a:schemeClr val="accent1"/>
-                        </a:fillRef>
-                        <a:effectRef idx="1">
-                          <a:schemeClr val="accent1"/>
-                        </a:effectRef>
-                        <a:fontRef idx="minor">
-                          <a:schemeClr val="tx1"/>
-                        </a:fontRef>
-                      </wps:style>
-                      <wps:bodyPr/>
-                    </wps:wsp>
-                  </a:graphicData>
-                </a:graphic>
-                <wp14:sizeRelH relativeFrom="margin">
-                  <wp14:pctWidth>0</wp14:pctWidth>
-                </wp14:sizeRelH>
-                <wp14:sizeRelV relativeFrom="margin">
-                  <wp14:pctHeight>0</wp14:pctHeight>
-                </wp14:sizeRelV>
-              </wp:anchor>
-            </w:drawing>
-          </mc:Choice>
-          <mc:Fallback>
-            <w:pict>
-              <v:shape w14:anchorId="6A63BC31" id="Conector recto de flecha 2" o:spid="_x0000_s1026" type="#_x0000_t32" style="position:absolute;margin-left:43.45pt;margin-top:15.1pt;width:3.55pt;height:25.55pt;z-index:251694080;visibility:visible;mso-wrap-style:square;mso-width-percent:0;mso-height-percent:0;mso-wrap-distance-left:9pt;mso-wrap-distance-top:0;mso-wrap-distance-right:9pt;mso-wrap-distance-bottom:0;mso-position-horizontal:absolute;mso-position-horizontal-relative:text;mso-position-vertical:absolute;mso-position-vertical-relative:text;mso-width-percent:0;mso-height-percent:0;mso-width-relative:margin;mso-height-relative:margin" o:gfxdata="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" strokecolor="#156082 [3204]" strokeweight="1.5pt">
-                <v:stroke endarrow="block" joinstyle="miter"/>
-              </v:shape>
-            </w:pict>
-          </mc:Fallback>
-        </mc:AlternateContent>
-      </w:r>
-      <w:r>
-        <w:rPr>
-          <w:noProof/>
-        </w:rPr>
-        <mc:AlternateContent>
-          <mc:Choice Requires="wps">
-            <w:drawing>
-              <wp:anchor distT="0" distB="0" distL="114300" distR="114300" simplePos="0" relativeHeight="251692032" behindDoc="0" locked="0" layoutInCell="1" allowOverlap="1" wp14:anchorId="1AE3EBAE" wp14:editId="1D4357A5">
-                <wp:simplePos x="0" y="0"/>
-                <wp:positionH relativeFrom="column">
-                  <wp:posOffset>3328670</wp:posOffset>
-                </wp:positionH>
-                <wp:positionV relativeFrom="paragraph">
-                  <wp:posOffset>102235</wp:posOffset>
-                </wp:positionV>
-                <wp:extent cx="457200" cy="412750"/>
-                <wp:effectExtent l="38100" t="0" r="19050" b="63500"/>
-                <wp:wrapNone/>
-                <wp:docPr id="414764245" name="Conector recto de flecha 2"/>
-                <wp:cNvGraphicFramePr/>
-                <a:graphic xmlns:a="http://schemas.openxmlformats.org/drawingml/2006/main">
-                  <a:graphicData uri="http://schemas.microsoft.com/office/word/2010/wordprocessingShape">
-                    <wps:wsp>
-                      <wps:cNvCnPr/>
-                      <wps:spPr>
-                        <a:xfrm flipH="1">
-                          <a:off x="0" y="0"/>
-                          <a:ext cx="457200" cy="412750"/>
-                        </a:xfrm>
-                        <a:prstGeom prst="straightConnector1">
-                          <a:avLst/>
-                        </a:prstGeom>
-                        <a:ln>
-                          <a:tailEnd type="triangle"/>
-                        </a:ln>
-                      </wps:spPr>
-                      <wps:style>
-                        <a:lnRef idx="2">
-                          <a:schemeClr val="accent1"/>
-                        </a:lnRef>
-                        <a:fillRef idx="0">
-                          <a:schemeClr val="accent1"/>
-                        </a:fillRef>
-                        <a:effectRef idx="1">
-                          <a:schemeClr val="accent1"/>
-                        </a:effectRef>
-                        <a:fontRef idx="minor">
-                          <a:schemeClr val="tx1"/>
-                        </a:fontRef>
-                      </wps:style>
-                      <wps:bodyPr/>
-                    </wps:wsp>
-                  </a:graphicData>
-                </a:graphic>
-                <wp14:sizeRelH relativeFrom="margin">
-                  <wp14:pctWidth>0</wp14:pctWidth>
-                </wp14:sizeRelH>
-                <wp14:sizeRelV relativeFrom="margin">
-                  <wp14:pctHeight>0</wp14:pctHeight>
-                </wp14:sizeRelV>
-              </wp:anchor>
-            </w:drawing>
-          </mc:Choice>
-          <mc:Fallback>
-            <w:pict>
-              <v:shape w14:anchorId="73C29BAF" id="Conector recto de flecha 2" o:spid="_x0000_s1026" type="#_x0000_t32" style="position:absolute;margin-left:262.1pt;margin-top:8.05pt;width:36pt;height:32.5pt;flip:x;z-index:251692032;visibility:visible;mso-wrap-style:square;mso-width-percent:0;mso-height-percent:0;mso-wrap-distance-left:9pt;mso-wrap-distance-top:0;mso-wrap-distance-right:9pt;mso-wrap-distance-bottom:0;mso-position-horizontal:absolute;mso-position-horizontal-relative:text;mso-position-vertical:absolute;mso-position-vertical-relative:text;mso-width-percent:0;mso-height-percent:0;mso-width-relative:margin;mso-height-relative:margin" o:gfxdata="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" strokecolor="#156082 [3204]" strokeweight="1.5pt">
-                <v:stroke endarrow="block" joinstyle="miter"/>
-              </v:shape>
-            </w:pict>
-          </mc:Fallback>
-        </mc:AlternateContent>
-      </w:r>
-      <w:r>
-        <w:rPr>
-          <w:b/>
-          <w:bCs/>
-        </w:rPr>
-        <w:t xml:space="preserve"> </w:t>
-      </w:r>
-      <w:r>
-        <w:rPr>
-          <w:b/>
-          <w:bCs/>
-        </w:rPr>
-        <w:t>ASESORAMIENTO</w:t>
-      </w:r>
-      <w:r>
-        <w:t xml:space="preserve"> </w:t>
-      </w:r>
-    </w:p>
-    <w:p>
-      <w:r>
-        <w:rPr>
-          <w:noProof/>
-        </w:rPr>
-        <mc:AlternateContent>
-          <mc:Choice Requires="wps">
-            <w:drawing>
-              <wp:anchor distT="0" distB="0" distL="114300" distR="114300" simplePos="0" relativeHeight="251660288" behindDoc="0" locked="0" layoutInCell="1" allowOverlap="1" wp14:anchorId="46CF15DD" wp14:editId="027ABD36">
-                <wp:simplePos x="0" y="0"/>
-                <wp:positionH relativeFrom="column">
-                  <wp:posOffset>4575175</wp:posOffset>
-                </wp:positionH>
-                <wp:positionV relativeFrom="paragraph">
-                  <wp:posOffset>62230</wp:posOffset>
-                </wp:positionV>
-                <wp:extent cx="48260" cy="287020"/>
-                <wp:effectExtent l="19050" t="0" r="66040" b="36830"/>
-                <wp:wrapNone/>
-                <wp:docPr id="1776229906" name="Conector recto de flecha 2"/>
-                <wp:cNvGraphicFramePr/>
-                <a:graphic xmlns:a="http://schemas.openxmlformats.org/drawingml/2006/main">
-                  <a:graphicData uri="http://schemas.microsoft.com/office/word/2010/wordprocessingShape">
-                    <wps:wsp>
-                      <wps:cNvCnPr/>
-                      <wps:spPr>
-                        <a:xfrm>
-                          <a:off x="0" y="0"/>
-                          <a:ext cx="48260" cy="287020"/>
-                        </a:xfrm>
-                        <a:prstGeom prst="straightConnector1">
-                          <a:avLst/>
-                        </a:prstGeom>
-                        <a:ln>
-                          <a:tailEnd type="triangle"/>
-                        </a:ln>
-                      </wps:spPr>
-                      <wps:style>
-                        <a:lnRef idx="2">
-                          <a:schemeClr val="accent1"/>
-                        </a:lnRef>
-                        <a:fillRef idx="0">
-                          <a:schemeClr val="accent1"/>
-                        </a:fillRef>
-                        <a:effectRef idx="1">
-                          <a:schemeClr val="accent1"/>
-                        </a:effectRef>
-                        <a:fontRef idx="minor">
-                          <a:schemeClr val="tx1"/>
-                        </a:fontRef>
-                      </wps:style>
-                      <wps:bodyPr/>
-                    </wps:wsp>
-                  </a:graphicData>
-                </a:graphic>
-                <wp14:sizeRelH relativeFrom="margin">
-                  <wp14:pctWidth>0</wp14:pctWidth>
-                </wp14:sizeRelH>
-                <wp14:sizeRelV relativeFrom="margin">
-                  <wp14:pctHeight>0</wp14:pctHeight>
-                </wp14:sizeRelV>
-              </wp:anchor>
-            </w:drawing>
-          </mc:Choice>
-          <mc:Fallback>
-            <w:pict>
-              <v:shape w14:anchorId="586C7B7F" id="Conector recto de flecha 2" o:spid="_x0000_s1026" type="#_x0000_t32" style="position:absolute;margin-left:360.25pt;margin-top:4.9pt;width:3.8pt;height:22.6pt;z-index:251660288;visibility:visible;mso-wrap-style:square;mso-width-percent:0;mso-height-percent:0;mso-wrap-distance-left:9pt;mso-wrap-distance-top:0;mso-wrap-distance-right:9pt;mso-wrap-distance-bottom:0;mso-position-horizontal:absolute;mso-position-horizontal-relative:text;mso-position-vertical:absolute;mso-position-vertical-relative:text;mso-width-percent:0;mso-height-percent:0;mso-width-relative:margin;mso-height-relative:margin" o:gfxdata="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" strokecolor="#156082 [3204]" strokeweight="1.5pt">
-                <v:stroke endarrow="block" joinstyle="miter"/>
-              </v:shape>
-            </w:pict>
-          </mc:Fallback>
-        </mc:AlternateContent>
-      </w:r>
-      <w:r>
-        <w:rPr>
-          <w:noProof/>
-        </w:rPr>
-        <mc:AlternateContent>
-          <mc:Choice Requires="wps">
-            <w:drawing>
-              <wp:anchor distT="0" distB="0" distL="114300" distR="114300" simplePos="0" relativeHeight="251685888" behindDoc="1" locked="0" layoutInCell="1" allowOverlap="1" wp14:anchorId="54170736" wp14:editId="5AF835AB">
-                <wp:simplePos x="0" y="0"/>
-                <wp:positionH relativeFrom="column">
-                  <wp:posOffset>3859530</wp:posOffset>
-                </wp:positionH>
-                <wp:positionV relativeFrom="paragraph">
-                  <wp:posOffset>313055</wp:posOffset>
-                </wp:positionV>
-                <wp:extent cx="1621790" cy="563245"/>
-                <wp:effectExtent l="0" t="0" r="16510" b="27305"/>
-                <wp:wrapNone/>
-                <wp:docPr id="562056853" name="Rectángulo: esquinas redondeadas 4"/>
-                <wp:cNvGraphicFramePr/>
-                <a:graphic xmlns:a="http://schemas.openxmlformats.org/drawingml/2006/main">
-                  <a:graphicData uri="http://schemas.microsoft.com/office/word/2010/wordprocessingShape">
-                    <wps:wsp>
-                      <wps:cNvSpPr/>
-                      <wps:spPr>
-                        <a:xfrm>
-                          <a:off x="0" y="0"/>
-                          <a:ext cx="1621790" cy="563245"/>
-                        </a:xfrm>
-                        <a:prstGeom prst="roundRect">
-                          <a:avLst/>
-                        </a:prstGeom>
-                        <a:solidFill>
-                          <a:schemeClr val="bg1"/>
-                        </a:solidFill>
-                      </wps:spPr>
-                      <wps:style>
-                        <a:lnRef idx="2">
-                          <a:schemeClr val="accent1">
-                            <a:shade val="15000"/>
-                          </a:schemeClr>
-                        </a:lnRef>
-                        <a:fillRef idx="1">
-                          <a:schemeClr val="accent1"/>
-                        </a:fillRef>
-                        <a:effectRef idx="0">
-                          <a:schemeClr val="accent1"/>
-                        </a:effectRef>
-                        <a:fontRef idx="minor">
-                          <a:schemeClr val="lt1"/>
-                        </a:fontRef>
-                      </wps:style>
-                      <wps:bodyPr rot="0" spcFirstLastPara="0" vertOverflow="overflow" horzOverflow="overflow" vert="horz" wrap="square" lIns="91440" tIns="45720" rIns="91440" bIns="45720" numCol="1" spcCol="0" rtlCol="0" fromWordArt="0" anchor="ctr" anchorCtr="0" forceAA="0" compatLnSpc="1">
-                        <a:prstTxWarp prst="textNoShape">
-                          <a:avLst/>
-                        </a:prstTxWarp>
-                        <a:noAutofit/>
-                      </wps:bodyPr>
-                    </wps:wsp>
-                  </a:graphicData>
-                </a:graphic>
-                <wp14:sizeRelH relativeFrom="margin">
-                  <wp14:pctWidth>0</wp14:pctWidth>
-                </wp14:sizeRelH>
-                <wp14:sizeRelV relativeFrom="margin">
-                  <wp14:pctHeight>0</wp14:pctHeight>
-                </wp14:sizeRelV>
-              </wp:anchor>
-            </w:drawing>
-          </mc:Choice>
-          <mc:Fallback>
-            <w:pict>
-              <v:roundrect w14:anchorId="7CBF11E7" id="Rectángulo: esquinas redondeadas 4" o:spid="_x0000_s1026" style="position:absolute;margin-left:303.9pt;margin-top:24.65pt;width:127.7pt;height:44.35pt;z-index:-251630592;visibility:visible;mso-wrap-style:square;mso-width-percent:0;mso-height-percent:0;mso-wrap-distance-left:9pt;mso-wrap-distance-top:0;mso-wrap-distance-right:9pt;mso-wrap-distance-bottom:0;mso-position-horizontal:absolute;mso-position-horizontal-relative:text;mso-position-vertical:absolute;mso-position-vertical-relative:text;mso-width-percent:0;mso-height-percent:0;mso-width-relative:margin;mso-height-relative:margin;v-text-anchor:middle" arcsize="10923f" o:gfxdata="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" fillcolor="white [3212]" strokecolor="#030e13 [484]" strokeweight="1.5pt">
-                <v:stroke joinstyle="miter"/>
-              </v:roundrect>
-            </w:pict>
-          </mc:Fallback>
-        </mc:AlternateContent>
-      </w:r>
-      <w:r>
-        <w:rPr>
-          <w:noProof/>
-        </w:rPr>
-        <mc:AlternateContent>
-          <mc:Choice Requires="wps">
-            <w:drawing>
-              <wp:anchor distT="0" distB="0" distL="114300" distR="114300" simplePos="0" relativeHeight="251683840" behindDoc="1" locked="0" layoutInCell="1" allowOverlap="1" wp14:anchorId="223ECE7F" wp14:editId="7B23E381">
-                <wp:simplePos x="0" y="0"/>
-                <wp:positionH relativeFrom="column">
-                  <wp:posOffset>2498090</wp:posOffset>
-                </wp:positionH>
-                <wp:positionV relativeFrom="paragraph">
-                  <wp:posOffset>197485</wp:posOffset>
-                </wp:positionV>
-                <wp:extent cx="1158875" cy="410210"/>
-                <wp:effectExtent l="0" t="0" r="22225" b="27940"/>
-                <wp:wrapNone/>
-                <wp:docPr id="1034075499" name="Rectángulo: esquinas redondeadas 4"/>
-                <wp:cNvGraphicFramePr/>
-                <a:graphic xmlns:a="http://schemas.openxmlformats.org/drawingml/2006/main">
-                  <a:graphicData uri="http://schemas.microsoft.com/office/word/2010/wordprocessingShape">
-                    <wps:wsp>
-                      <wps:cNvSpPr/>
-                      <wps:spPr>
-                        <a:xfrm>
-                          <a:off x="0" y="0"/>
-                          <a:ext cx="1158875" cy="410210"/>
-                        </a:xfrm>
-                        <a:prstGeom prst="roundRect">
-                          <a:avLst/>
-                        </a:prstGeom>
-                        <a:solidFill>
-                          <a:schemeClr val="bg1"/>
-                        </a:solidFill>
-                      </wps:spPr>
-                      <wps:style>
-                        <a:lnRef idx="2">
-                          <a:schemeClr val="accent1">
-                            <a:shade val="15000"/>
-                          </a:schemeClr>
-                        </a:lnRef>
-                        <a:fillRef idx="1">
-                          <a:schemeClr val="accent1"/>
-                        </a:fillRef>
-                        <a:effectRef idx="0">
-                          <a:schemeClr val="accent1"/>
-                        </a:effectRef>
-                        <a:fontRef idx="minor">
-                          <a:schemeClr val="lt1"/>
-                        </a:fontRef>
-                      </wps:style>
-                      <wps:bodyPr rot="0" spcFirstLastPara="0" vertOverflow="overflow" horzOverflow="overflow" vert="horz" wrap="square" lIns="91440" tIns="45720" rIns="91440" bIns="45720" numCol="1" spcCol="0" rtlCol="0" fromWordArt="0" anchor="ctr" anchorCtr="0" forceAA="0" compatLnSpc="1">
-                        <a:prstTxWarp prst="textNoShape">
-                          <a:avLst/>
-                        </a:prstTxWarp>
-                        <a:noAutofit/>
-                      </wps:bodyPr>
-                    </wps:wsp>
-                  </a:graphicData>
-                </a:graphic>
-                <wp14:sizeRelH relativeFrom="margin">
-                  <wp14:pctWidth>0</wp14:pctWidth>
-                </wp14:sizeRelH>
-                <wp14:sizeRelV relativeFrom="margin">
-                  <wp14:pctHeight>0</wp14:pctHeight>
-                </wp14:sizeRelV>
-              </wp:anchor>
-            </w:drawing>
-          </mc:Choice>
-          <mc:Fallback>
-            <w:pict>
-              <v:roundrect w14:anchorId="2F210063" id="Rectángulo: esquinas redondeadas 4" o:spid="_x0000_s1026" style="position:absolute;margin-left:196.7pt;margin-top:15.55pt;width:91.25pt;height:32.3pt;z-index:-251632640;visibility:visible;mso-wrap-style:square;mso-width-percent:0;mso-height-percent:0;mso-wrap-distance-left:9pt;mso-wrap-distance-top:0;mso-wrap-distance-right:9pt;mso-wrap-distance-bottom:0;mso-position-horizontal:absolute;mso-position-horizontal-relative:text;mso-position-vertical:absolute;mso-position-vertical-relative:text;mso-width-percent:0;mso-height-percent:0;mso-width-relative:margin;mso-height-relative:margin;v-text-anchor:middle" arcsize="10923f" o:gfxdata="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" fillcolor="white [3212]" strokecolor="#030e13 [484]" strokeweight="1.5pt">
-                <v:stroke joinstyle="miter"/>
-              </v:roundrect>
-            </w:pict>
-          </mc:Fallback>
-        </mc:AlternateContent>
-      </w:r>
-      <w:r>
-        <w:rPr>
-          <w:noProof/>
-        </w:rPr>
-        <mc:AlternateContent>
-          <mc:Choice Requires="wps">
-            <w:drawing>
-              <wp:anchor distT="0" distB="0" distL="114300" distR="114300" simplePos="0" relativeHeight="251677696" behindDoc="1" locked="0" layoutInCell="1" allowOverlap="1" wp14:anchorId="6F854F73" wp14:editId="6C1E2AFC">
-                <wp:simplePos x="0" y="0"/>
-                <wp:positionH relativeFrom="column">
-                  <wp:posOffset>-3175</wp:posOffset>
-                </wp:positionH>
-                <wp:positionV relativeFrom="paragraph">
-                  <wp:posOffset>313690</wp:posOffset>
-                </wp:positionV>
-                <wp:extent cx="1565275" cy="256540"/>
-                <wp:effectExtent l="0" t="0" r="15875" b="10160"/>
-                <wp:wrapNone/>
-                <wp:docPr id="807700595" name="Rectángulo: esquinas redondeadas 4"/>
-                <wp:cNvGraphicFramePr/>
-                <a:graphic xmlns:a="http://schemas.openxmlformats.org/drawingml/2006/main">
-                  <a:graphicData uri="http://schemas.microsoft.com/office/word/2010/wordprocessingShape">
-                    <wps:wsp>
-                      <wps:cNvSpPr/>
-                      <wps:spPr>
-                        <a:xfrm>
-                          <a:off x="0" y="0"/>
-                          <a:ext cx="1565275" cy="256540"/>
-                        </a:xfrm>
-                        <a:prstGeom prst="roundRect">
-                          <a:avLst/>
-                        </a:prstGeom>
-                        <a:solidFill>
-                          <a:schemeClr val="bg1"/>
-                        </a:solidFill>
-                      </wps:spPr>
-                      <wps:style>
-                        <a:lnRef idx="2">
-                          <a:schemeClr val="accent1">
-                            <a:shade val="15000"/>
-                          </a:schemeClr>
-                        </a:lnRef>
-                        <a:fillRef idx="1">
-                          <a:schemeClr val="accent1"/>
-                        </a:fillRef>
-                        <a:effectRef idx="0">
-                          <a:schemeClr val="accent1"/>
-                        </a:effectRef>
-                        <a:fontRef idx="minor">
-                          <a:schemeClr val="lt1"/>
-                        </a:fontRef>
-                      </wps:style>
-                      <wps:bodyPr rot="0" spcFirstLastPara="0" vertOverflow="overflow" horzOverflow="overflow" vert="horz" wrap="square" lIns="91440" tIns="45720" rIns="91440" bIns="45720" numCol="1" spcCol="0" rtlCol="0" fromWordArt="0" anchor="ctr" anchorCtr="0" forceAA="0" compatLnSpc="1">
-                        <a:prstTxWarp prst="textNoShape">
-                          <a:avLst/>
-                        </a:prstTxWarp>
-                        <a:noAutofit/>
-                      </wps:bodyPr>
-                    </wps:wsp>
-                  </a:graphicData>
-                </a:graphic>
-                <wp14:sizeRelH relativeFrom="margin">
-                  <wp14:pctWidth>0</wp14:pctWidth>
-                </wp14:sizeRelH>
-                <wp14:sizeRelV relativeFrom="margin">
-                  <wp14:pctHeight>0</wp14:pctHeight>
-                </wp14:sizeRelV>
-              </wp:anchor>
-            </w:drawing>
-          </mc:Choice>
-          <mc:Fallback>
-            <w:pict>
-              <v:roundrect w14:anchorId="65308346" id="Rectángulo: esquinas redondeadas 4" o:spid="_x0000_s1026" style="position:absolute;margin-left:-.25pt;margin-top:24.7pt;width:123.25pt;height:20.2pt;z-index:-251638784;visibility:visible;mso-wrap-style:square;mso-width-percent:0;mso-height-percent:0;mso-wrap-distance-left:9pt;mso-wrap-distance-top:0;mso-wrap-distance-right:9pt;mso-wrap-distance-bottom:0;mso-position-horizontal:absolute;mso-position-horizontal-relative:text;mso-position-vertical:absolute;mso-position-vertical-relative:text;mso-width-percent:0;mso-height-percent:0;mso-width-relative:margin;mso-height-relative:margin;v-text-anchor:middle" arcsize="10923f" o:gfxdata="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" fillcolor="white [3212]" strokecolor="#030e13 [484]" strokeweight="1.5pt">
-                <v:stroke joinstyle="miter"/>
-              </v:roundrect>
-            </w:pict>
-          </mc:Fallback>
-        </mc:AlternateContent>
-      </w:r>
-      <w:r>
-        <w:rPr>
-          <w:noProof/>
-        </w:rPr>
-        <mc:AlternateContent>
-          <mc:Choice Requires="wps">
-            <w:drawing>
-              <wp:anchor distT="0" distB="0" distL="114300" distR="114300" simplePos="0" relativeHeight="251675648" behindDoc="0" locked="0" layoutInCell="1" allowOverlap="1" wp14:anchorId="13A69DD1" wp14:editId="2C1672EE">
-                <wp:simplePos x="0" y="0"/>
-                <wp:positionH relativeFrom="column">
-                  <wp:posOffset>-165735</wp:posOffset>
-                </wp:positionH>
-                <wp:positionV relativeFrom="paragraph">
-                  <wp:posOffset>313690</wp:posOffset>
-                </wp:positionV>
-                <wp:extent cx="45085" cy="2022475"/>
-                <wp:effectExtent l="0" t="0" r="31115" b="34925"/>
-                <wp:wrapNone/>
-                <wp:docPr id="754379395" name="Conector recto de flecha 6"/>
-                <wp:cNvGraphicFramePr/>
-                <a:graphic xmlns:a="http://schemas.openxmlformats.org/drawingml/2006/main">
-                  <a:graphicData uri="http://schemas.microsoft.com/office/word/2010/wordprocessingShape">
-                    <wps:wsp>
-                      <wps:cNvCnPr/>
-                      <wps:spPr>
-                        <a:xfrm>
-                          <a:off x="0" y="0"/>
-                          <a:ext cx="45085" cy="2022475"/>
-                        </a:xfrm>
-                        <a:prstGeom prst="straightConnector1">
+                        <a:prstGeom prst="line">
                           <a:avLst/>
                         </a:prstGeom>
                       </wps:spPr>
@@ -1639,15 +2834,169 @@
           </mc:Choice>
           <mc:Fallback>
             <w:pict>
-              <v:shape w14:anchorId="0646E069" id="Conector recto de flecha 6" o:spid="_x0000_s1026" type="#_x0000_t32" style="position:absolute;margin-left:-13.05pt;margin-top:24.7pt;width:3.55pt;height:159.25pt;z-index:251675648;visibility:visible;mso-wrap-style:square;mso-width-percent:0;mso-height-percent:0;mso-wrap-distance-left:9pt;mso-wrap-distance-top:0;mso-wrap-distance-right:9pt;mso-wrap-distance-bottom:0;mso-position-horizontal:absolute;mso-position-horizontal-relative:text;mso-position-vertical:absolute;mso-position-vertical-relative:text;mso-width-percent:0;mso-height-percent:0;mso-width-relative:margin;mso-height-relative:margin" o:gfxdata="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" strokecolor="#156082 [3204]" strokeweight="1.5pt">
+              <v:line w14:anchorId="7798D4DB" id="Conector recto 27" o:spid="_x0000_s1026" style="position:absolute;z-index:251706368;visibility:visible;mso-wrap-style:square;mso-width-percent:0;mso-height-percent:0;mso-wrap-distance-left:9pt;mso-wrap-distance-top:0;mso-wrap-distance-right:9pt;mso-wrap-distance-bottom:0;mso-position-horizontal:absolute;mso-position-horizontal-relative:text;mso-position-vertical:absolute;mso-position-vertical-relative:text;mso-width-percent:0;mso-height-percent:0;mso-width-relative:margin;mso-height-relative:margin" from="150pt,310.7pt" to="164.65pt,310.7pt" o:gfxdata="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" strokecolor="#156082 [3204]" strokeweight="1.5pt">
                 <v:stroke joinstyle="miter"/>
+              </v:line>
+            </w:pict>
+          </mc:Fallback>
+        </mc:AlternateContent>
+      </w:r>
+      <w:r>
+        <w:rPr>
+          <w:noProof/>
+          <w14:textOutline w14:w="9525" w14:cap="rnd" w14:cmpd="sng" w14:algn="ctr">
+            <w14:solidFill>
+              <w14:schemeClr w14:val="tx2">
+                <w14:lumMod w14:val="75000"/>
+                <w14:lumOff w14:val="25000"/>
+              </w14:schemeClr>
+            </w14:solidFill>
+            <w14:prstDash w14:val="solid"/>
+            <w14:bevel/>
+          </w14:textOutline>
+        </w:rPr>
+        <mc:AlternateContent>
+          <mc:Choice Requires="wps">
+            <w:drawing>
+              <wp:anchor distT="45720" distB="45720" distL="114300" distR="114300" simplePos="0" relativeHeight="251677696" behindDoc="0" locked="0" layoutInCell="1" allowOverlap="1" wp14:anchorId="33C42096" wp14:editId="5E712416">
+                <wp:simplePos x="0" y="0"/>
+                <wp:positionH relativeFrom="column">
+                  <wp:posOffset>2098929</wp:posOffset>
+                </wp:positionH>
+                <wp:positionV relativeFrom="paragraph">
+                  <wp:posOffset>3613277</wp:posOffset>
+                </wp:positionV>
+                <wp:extent cx="1064260" cy="509270"/>
+                <wp:effectExtent l="0" t="0" r="21590" b="24130"/>
+                <wp:wrapSquare wrapText="bothSides"/>
+                <wp:docPr id="1154858122" name="Cuadro de texto 2"/>
+                <wp:cNvGraphicFramePr>
+                  <a:graphicFrameLocks xmlns:a="http://schemas.openxmlformats.org/drawingml/2006/main"/>
+                </wp:cNvGraphicFramePr>
+                <a:graphic xmlns:a="http://schemas.openxmlformats.org/drawingml/2006/main">
+                  <a:graphicData uri="http://schemas.microsoft.com/office/word/2010/wordprocessingShape">
+                    <wps:wsp>
+                      <wps:cNvSpPr txBox="1">
+                        <a:spLocks noChangeArrowheads="1"/>
+                      </wps:cNvSpPr>
+                      <wps:spPr bwMode="auto">
+                        <a:xfrm>
+                          <a:off x="0" y="0"/>
+                          <a:ext cx="1064260" cy="509270"/>
+                        </a:xfrm>
+                        <a:prstGeom prst="rect">
+                          <a:avLst/>
+                        </a:prstGeom>
+                        <a:solidFill>
+                          <a:srgbClr val="FFFFFF"/>
+                        </a:solidFill>
+                        <a:ln w="9525">
+                          <a:solidFill>
+                            <a:srgbClr val="000000"/>
+                          </a:solidFill>
+                          <a:miter lim="800000"/>
+                          <a:headEnd/>
+                          <a:tailEnd/>
+                        </a:ln>
+                      </wps:spPr>
+                      <wps:txbx>
+                        <w:txbxContent>
+                          <w:p>
+                            <w:pPr>
+                              <w:rPr>
+                                <w:lang w:val="es-MX"/>
+                                <w14:textOutline w14:w="9525" w14:cap="rnd" w14:cmpd="sng" w14:algn="ctr">
+                                  <w14:solidFill>
+                                    <w14:schemeClr w14:val="tx2">
+                                      <w14:lumMod w14:val="75000"/>
+                                      <w14:lumOff w14:val="25000"/>
+                                    </w14:schemeClr>
+                                  </w14:solidFill>
+                                  <w14:prstDash w14:val="solid"/>
+                                  <w14:bevel/>
+                                </w14:textOutline>
+                              </w:rPr>
+                            </w:pPr>
+                            <w:r>
+                              <w:rPr>
+                                <w:lang w:val="es-MX"/>
+                                <w14:textOutline w14:w="9525" w14:cap="rnd" w14:cmpd="sng" w14:algn="ctr">
+                                  <w14:solidFill>
+                                    <w14:schemeClr w14:val="tx2">
+                                      <w14:lumMod w14:val="75000"/>
+                                      <w14:lumOff w14:val="25000"/>
+                                    </w14:schemeClr>
+                                  </w14:solidFill>
+                                  <w14:prstDash w14:val="solid"/>
+                                  <w14:bevel/>
+                                </w14:textOutline>
+                              </w:rPr>
+                              <w:t>AUXILIAR DE SECRETARIA</w:t>
+                            </w:r>
+                          </w:p>
+                        </w:txbxContent>
+                      </wps:txbx>
+                      <wps:bodyPr rot="0" vert="horz" wrap="square" lIns="91440" tIns="45720" rIns="91440" bIns="45720" anchor="t" anchorCtr="0">
+                        <a:noAutofit/>
+                      </wps:bodyPr>
+                    </wps:wsp>
+                  </a:graphicData>
+                </a:graphic>
+                <wp14:sizeRelH relativeFrom="margin">
+                  <wp14:pctWidth>0</wp14:pctWidth>
+                </wp14:sizeRelH>
+                <wp14:sizeRelV relativeFrom="margin">
+                  <wp14:pctHeight>0</wp14:pctHeight>
+                </wp14:sizeRelV>
+              </wp:anchor>
+            </w:drawing>
+          </mc:Choice>
+          <mc:Fallback>
+            <w:pict>
+              <v:shape w14:anchorId="33C42096" id="_x0000_s1035" type="#_x0000_t202" style="position:absolute;margin-left:165.25pt;margin-top:284.5pt;width:83.8pt;height:40.1pt;z-index:251677696;visibility:visible;mso-wrap-style:square;mso-width-percent:0;mso-height-percent:0;mso-wrap-distance-left:9pt;mso-wrap-distance-top:3.6pt;mso-wrap-distance-right:9pt;mso-wrap-distance-bottom:3.6pt;mso-position-horizontal:absolute;mso-position-horizontal-relative:text;mso-position-vertical:absolute;mso-position-vertical-relative:text;mso-width-percent:0;mso-height-percent:0;mso-width-relative:margin;mso-height-relative:margin;v-text-anchor:top" o:gfxdata="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">
+                <v:textbox>
+                  <w:txbxContent>
+                    <w:p>
+                      <w:pPr>
+                        <w:rPr>
+                          <w:lang w:val="es-MX"/>
+                          <w14:textOutline w14:w="9525" w14:cap="rnd" w14:cmpd="sng" w14:algn="ctr">
+                            <w14:solidFill>
+                              <w14:schemeClr w14:val="tx2">
+                                <w14:lumMod w14:val="75000"/>
+                                <w14:lumOff w14:val="25000"/>
+                              </w14:schemeClr>
+                            </w14:solidFill>
+                            <w14:prstDash w14:val="solid"/>
+                            <w14:bevel/>
+                          </w14:textOutline>
+                        </w:rPr>
+                      </w:pPr>
+                      <w:r>
+                        <w:rPr>
+                          <w:lang w:val="es-MX"/>
+                          <w14:textOutline w14:w="9525" w14:cap="rnd" w14:cmpd="sng" w14:algn="ctr">
+                            <w14:solidFill>
+                              <w14:schemeClr w14:val="tx2">
+                                <w14:lumMod w14:val="75000"/>
+                                <w14:lumOff w14:val="25000"/>
+                              </w14:schemeClr>
+                            </w14:solidFill>
+                            <w14:prstDash w14:val="solid"/>
+                            <w14:bevel/>
+                          </w14:textOutline>
+                        </w:rPr>
+                        <w:t>AUXILIAR DE SECRETARIA</w:t>
+                      </w:r>
+                    </w:p>
+                  </w:txbxContent>
+                </v:textbox>
+                <w10:wrap type="square"/>
               </v:shape>
             </w:pict>
           </mc:Fallback>
         </mc:AlternateContent>
       </w:r>
-    </w:p>
-    <w:p>
       <w:r>
         <w:rPr>
           <w:noProof/>
@@ -1655,18 +3004,901 @@
         <mc:AlternateContent>
           <mc:Choice Requires="wps">
             <w:drawing>
-              <wp:anchor distT="0" distB="0" distL="114300" distR="114300" simplePos="0" relativeHeight="251679744" behindDoc="1" locked="0" layoutInCell="1" allowOverlap="1" wp14:anchorId="002FB71D" wp14:editId="74DB3C57">
+              <wp:anchor distT="0" distB="0" distL="114300" distR="114300" simplePos="0" relativeHeight="251708416" behindDoc="0" locked="0" layoutInCell="1" allowOverlap="1" wp14:anchorId="044F1EDC" wp14:editId="4798F700">
                 <wp:simplePos x="0" y="0"/>
                 <wp:positionH relativeFrom="column">
-                  <wp:posOffset>-34290</wp:posOffset>
+                  <wp:posOffset>1897888</wp:posOffset>
                 </wp:positionH>
                 <wp:positionV relativeFrom="paragraph">
-                  <wp:posOffset>290830</wp:posOffset>
+                  <wp:posOffset>3256026</wp:posOffset>
                 </wp:positionV>
-                <wp:extent cx="1633220" cy="356870"/>
-                <wp:effectExtent l="0" t="0" r="24130" b="24130"/>
+                <wp:extent cx="188976" cy="0"/>
+                <wp:effectExtent l="0" t="0" r="0" b="0"/>
                 <wp:wrapNone/>
-                <wp:docPr id="1152187297" name="Rectángulo: esquinas redondeadas 4"/>
+                <wp:docPr id="2084425235" name="Conector recto 27"/>
+                <wp:cNvGraphicFramePr/>
+                <a:graphic xmlns:a="http://schemas.openxmlformats.org/drawingml/2006/main">
+                  <a:graphicData uri="http://schemas.microsoft.com/office/word/2010/wordprocessingShape">
+                    <wps:wsp>
+                      <wps:cNvCnPr/>
+                      <wps:spPr>
+                        <a:xfrm flipV="1">
+                          <a:off x="0" y="0"/>
+                          <a:ext cx="188976" cy="0"/>
+                        </a:xfrm>
+                        <a:prstGeom prst="line">
+                          <a:avLst/>
+                        </a:prstGeom>
+                      </wps:spPr>
+                      <wps:style>
+                        <a:lnRef idx="2">
+                          <a:schemeClr val="accent1"/>
+                        </a:lnRef>
+                        <a:fillRef idx="0">
+                          <a:schemeClr val="accent1"/>
+                        </a:fillRef>
+                        <a:effectRef idx="1">
+                          <a:schemeClr val="accent1"/>
+                        </a:effectRef>
+                        <a:fontRef idx="minor">
+                          <a:schemeClr val="tx1"/>
+                        </a:fontRef>
+                      </wps:style>
+                      <wps:bodyPr/>
+                    </wps:wsp>
+                  </a:graphicData>
+                </a:graphic>
+                <wp14:sizeRelH relativeFrom="margin">
+                  <wp14:pctWidth>0</wp14:pctWidth>
+                </wp14:sizeRelH>
+                <wp14:sizeRelV relativeFrom="margin">
+                  <wp14:pctHeight>0</wp14:pctHeight>
+                </wp14:sizeRelV>
+              </wp:anchor>
+            </w:drawing>
+          </mc:Choice>
+          <mc:Fallback>
+            <w:pict>
+              <v:line w14:anchorId="6998A850" id="Conector recto 27" o:spid="_x0000_s1026" style="position:absolute;flip:y;z-index:251708416;visibility:visible;mso-wrap-style:square;mso-width-percent:0;mso-height-percent:0;mso-wrap-distance-left:9pt;mso-wrap-distance-top:0;mso-wrap-distance-right:9pt;mso-wrap-distance-bottom:0;mso-position-horizontal:absolute;mso-position-horizontal-relative:text;mso-position-vertical:absolute;mso-position-vertical-relative:text;mso-width-percent:0;mso-height-percent:0;mso-width-relative:margin;mso-height-relative:margin" from="149.45pt,256.4pt" to="164.35pt,256.4pt" o:gfxdata="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" strokecolor="#156082 [3204]" strokeweight="1.5pt">
+                <v:stroke joinstyle="miter"/>
+              </v:line>
+            </w:pict>
+          </mc:Fallback>
+        </mc:AlternateContent>
+      </w:r>
+      <w:r>
+        <w:rPr>
+          <w:noProof/>
+        </w:rPr>
+        <mc:AlternateContent>
+          <mc:Choice Requires="wps">
+            <w:drawing>
+              <wp:anchor distT="0" distB="0" distL="114300" distR="114300" simplePos="0" relativeHeight="251698176" behindDoc="0" locked="0" layoutInCell="1" allowOverlap="1" wp14:anchorId="42F04639" wp14:editId="7C003DFC">
+                <wp:simplePos x="0" y="0"/>
+                <wp:positionH relativeFrom="column">
+                  <wp:posOffset>1203071</wp:posOffset>
+                </wp:positionH>
+                <wp:positionV relativeFrom="paragraph">
+                  <wp:posOffset>1019302</wp:posOffset>
+                </wp:positionV>
+                <wp:extent cx="6096" cy="310134"/>
+                <wp:effectExtent l="0" t="0" r="32385" b="33020"/>
+                <wp:wrapNone/>
+                <wp:docPr id="1920038297" name="Conector recto 27"/>
+                <wp:cNvGraphicFramePr/>
+                <a:graphic xmlns:a="http://schemas.openxmlformats.org/drawingml/2006/main">
+                  <a:graphicData uri="http://schemas.microsoft.com/office/word/2010/wordprocessingShape">
+                    <wps:wsp>
+                      <wps:cNvCnPr/>
+                      <wps:spPr>
+                        <a:xfrm>
+                          <a:off x="0" y="0"/>
+                          <a:ext cx="6096" cy="310134"/>
+                        </a:xfrm>
+                        <a:prstGeom prst="line">
+                          <a:avLst/>
+                        </a:prstGeom>
+                      </wps:spPr>
+                      <wps:style>
+                        <a:lnRef idx="2">
+                          <a:schemeClr val="accent1"/>
+                        </a:lnRef>
+                        <a:fillRef idx="0">
+                          <a:schemeClr val="accent1"/>
+                        </a:fillRef>
+                        <a:effectRef idx="1">
+                          <a:schemeClr val="accent1"/>
+                        </a:effectRef>
+                        <a:fontRef idx="minor">
+                          <a:schemeClr val="tx1"/>
+                        </a:fontRef>
+                      </wps:style>
+                      <wps:bodyPr/>
+                    </wps:wsp>
+                  </a:graphicData>
+                </a:graphic>
+                <wp14:sizeRelH relativeFrom="margin">
+                  <wp14:pctWidth>0</wp14:pctWidth>
+                </wp14:sizeRelH>
+                <wp14:sizeRelV relativeFrom="margin">
+                  <wp14:pctHeight>0</wp14:pctHeight>
+                </wp14:sizeRelV>
+              </wp:anchor>
+            </w:drawing>
+          </mc:Choice>
+          <mc:Fallback>
+            <w:pict>
+              <v:line w14:anchorId="7494CEB5" id="Conector recto 27" o:spid="_x0000_s1026" style="position:absolute;z-index:251698176;visibility:visible;mso-wrap-style:square;mso-width-percent:0;mso-height-percent:0;mso-wrap-distance-left:9pt;mso-wrap-distance-top:0;mso-wrap-distance-right:9pt;mso-wrap-distance-bottom:0;mso-position-horizontal:absolute;mso-position-horizontal-relative:text;mso-position-vertical:absolute;mso-position-vertical-relative:text;mso-width-percent:0;mso-height-percent:0;mso-width-relative:margin;mso-height-relative:margin" from="94.75pt,80.25pt" to="95.25pt,104.65pt" o:gfxdata="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" strokecolor="#156082 [3204]" strokeweight="1.5pt">
+                <v:stroke joinstyle="miter"/>
+              </v:line>
+            </w:pict>
+          </mc:Fallback>
+        </mc:AlternateContent>
+      </w:r>
+      <w:r>
+        <w:rPr>
+          <w:noProof/>
+        </w:rPr>
+        <mc:AlternateContent>
+          <mc:Choice Requires="wps">
+            <w:drawing>
+              <wp:anchor distT="0" distB="0" distL="114300" distR="114300" simplePos="0" relativeHeight="251689984" behindDoc="0" locked="0" layoutInCell="1" allowOverlap="1" wp14:anchorId="6EE51D48" wp14:editId="3F36CD1B">
+                <wp:simplePos x="0" y="0"/>
+                <wp:positionH relativeFrom="column">
+                  <wp:posOffset>1207392</wp:posOffset>
+                </wp:positionH>
+                <wp:positionV relativeFrom="paragraph">
+                  <wp:posOffset>140552</wp:posOffset>
+                </wp:positionV>
+                <wp:extent cx="0" cy="347241"/>
+                <wp:effectExtent l="0" t="0" r="38100" b="34290"/>
+                <wp:wrapNone/>
+                <wp:docPr id="491602218" name="Conector recto 27"/>
+                <wp:cNvGraphicFramePr/>
+                <a:graphic xmlns:a="http://schemas.openxmlformats.org/drawingml/2006/main">
+                  <a:graphicData uri="http://schemas.microsoft.com/office/word/2010/wordprocessingShape">
+                    <wps:wsp>
+                      <wps:cNvCnPr/>
+                      <wps:spPr>
+                        <a:xfrm>
+                          <a:off x="0" y="0"/>
+                          <a:ext cx="0" cy="347241"/>
+                        </a:xfrm>
+                        <a:prstGeom prst="line">
+                          <a:avLst/>
+                        </a:prstGeom>
+                      </wps:spPr>
+                      <wps:style>
+                        <a:lnRef idx="2">
+                          <a:schemeClr val="accent1"/>
+                        </a:lnRef>
+                        <a:fillRef idx="0">
+                          <a:schemeClr val="accent1"/>
+                        </a:fillRef>
+                        <a:effectRef idx="1">
+                          <a:schemeClr val="accent1"/>
+                        </a:effectRef>
+                        <a:fontRef idx="minor">
+                          <a:schemeClr val="tx1"/>
+                        </a:fontRef>
+                      </wps:style>
+                      <wps:bodyPr/>
+                    </wps:wsp>
+                  </a:graphicData>
+                </a:graphic>
+                <wp14:sizeRelH relativeFrom="margin">
+                  <wp14:pctWidth>0</wp14:pctWidth>
+                </wp14:sizeRelH>
+                <wp14:sizeRelV relativeFrom="margin">
+                  <wp14:pctHeight>0</wp14:pctHeight>
+                </wp14:sizeRelV>
+              </wp:anchor>
+            </w:drawing>
+          </mc:Choice>
+          <mc:Fallback>
+            <w:pict>
+              <v:line w14:anchorId="322DB184" id="Conector recto 27" o:spid="_x0000_s1026" style="position:absolute;z-index:251689984;visibility:visible;mso-wrap-style:square;mso-width-percent:0;mso-height-percent:0;mso-wrap-distance-left:9pt;mso-wrap-distance-top:0;mso-wrap-distance-right:9pt;mso-wrap-distance-bottom:0;mso-position-horizontal:absolute;mso-position-horizontal-relative:text;mso-position-vertical:absolute;mso-position-vertical-relative:text;mso-width-percent:0;mso-height-percent:0;mso-width-relative:margin;mso-height-relative:margin" from="95.05pt,11.05pt" to="95.05pt,38.4pt" o:gfxdata="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" strokecolor="#156082 [3204]" strokeweight="1.5pt">
+                <v:stroke joinstyle="miter"/>
+              </v:line>
+            </w:pict>
+          </mc:Fallback>
+        </mc:AlternateContent>
+      </w:r>
+      <w:r>
+        <w:rPr>
+          <w:noProof/>
+          <w14:textOutline w14:w="9525" w14:cap="rnd" w14:cmpd="sng" w14:algn="ctr">
+            <w14:solidFill>
+              <w14:schemeClr w14:val="tx2">
+                <w14:lumMod w14:val="75000"/>
+                <w14:lumOff w14:val="25000"/>
+              </w14:schemeClr>
+            </w14:solidFill>
+            <w14:prstDash w14:val="solid"/>
+            <w14:bevel/>
+          </w14:textOutline>
+        </w:rPr>
+        <mc:AlternateContent>
+          <mc:Choice Requires="wps">
+            <w:drawing>
+              <wp:anchor distT="45720" distB="45720" distL="114300" distR="114300" simplePos="0" relativeHeight="251679744" behindDoc="0" locked="0" layoutInCell="1" allowOverlap="1" wp14:anchorId="7C82D449" wp14:editId="1769A813">
+                <wp:simplePos x="0" y="0"/>
+                <wp:positionH relativeFrom="margin">
+                  <wp:align>center</wp:align>
+                </wp:positionH>
+                <wp:positionV relativeFrom="paragraph">
+                  <wp:posOffset>3293094</wp:posOffset>
+                </wp:positionV>
+                <wp:extent cx="1362075" cy="590550"/>
+                <wp:effectExtent l="0" t="0" r="28575" b="19050"/>
+                <wp:wrapSquare wrapText="bothSides"/>
+                <wp:docPr id="984857021" name="Cuadro de texto 2"/>
+                <wp:cNvGraphicFramePr>
+                  <a:graphicFrameLocks xmlns:a="http://schemas.openxmlformats.org/drawingml/2006/main"/>
+                </wp:cNvGraphicFramePr>
+                <a:graphic xmlns:a="http://schemas.openxmlformats.org/drawingml/2006/main">
+                  <a:graphicData uri="http://schemas.microsoft.com/office/word/2010/wordprocessingShape">
+                    <wps:wsp>
+                      <wps:cNvSpPr txBox="1">
+                        <a:spLocks noChangeArrowheads="1"/>
+                      </wps:cNvSpPr>
+                      <wps:spPr bwMode="auto">
+                        <a:xfrm>
+                          <a:off x="0" y="0"/>
+                          <a:ext cx="1362075" cy="590550"/>
+                        </a:xfrm>
+                        <a:prstGeom prst="rect">
+                          <a:avLst/>
+                        </a:prstGeom>
+                        <a:solidFill>
+                          <a:srgbClr val="FFFFFF"/>
+                        </a:solidFill>
+                        <a:ln w="9525">
+                          <a:solidFill>
+                            <a:srgbClr val="000000"/>
+                          </a:solidFill>
+                          <a:miter lim="800000"/>
+                          <a:headEnd/>
+                          <a:tailEnd/>
+                        </a:ln>
+                      </wps:spPr>
+                      <wps:txbx>
+                        <w:txbxContent>
+                          <w:p>
+                            <w:pPr>
+                              <w:rPr>
+                                <w:lang w:val="es-MX"/>
+                                <w14:textOutline w14:w="9525" w14:cap="rnd" w14:cmpd="sng" w14:algn="ctr">
+                                  <w14:solidFill>
+                                    <w14:schemeClr w14:val="tx2">
+                                      <w14:lumMod w14:val="75000"/>
+                                      <w14:lumOff w14:val="25000"/>
+                                    </w14:schemeClr>
+                                  </w14:solidFill>
+                                  <w14:prstDash w14:val="solid"/>
+                                  <w14:bevel/>
+                                </w14:textOutline>
+                              </w:rPr>
+                            </w:pPr>
+                            <w:r>
+                              <w:rPr>
+                                <w:lang w:val="es-MX"/>
+                                <w14:textOutline w14:w="9525" w14:cap="rnd" w14:cmpd="sng" w14:algn="ctr">
+                                  <w14:solidFill>
+                                    <w14:schemeClr w14:val="tx2">
+                                      <w14:lumMod w14:val="75000"/>
+                                      <w14:lumOff w14:val="25000"/>
+                                    </w14:schemeClr>
+                                  </w14:solidFill>
+                                  <w14:prstDash w14:val="solid"/>
+                                  <w14:bevel/>
+                                </w14:textOutline>
+                              </w:rPr>
+                              <w:t xml:space="preserve">BECARIOS LABORANTES </w:t>
+                            </w:r>
+                          </w:p>
+                        </w:txbxContent>
+                      </wps:txbx>
+                      <wps:bodyPr rot="0" vert="horz" wrap="square" lIns="91440" tIns="45720" rIns="91440" bIns="45720" anchor="t" anchorCtr="0">
+                        <a:noAutofit/>
+                      </wps:bodyPr>
+                    </wps:wsp>
+                  </a:graphicData>
+                </a:graphic>
+                <wp14:sizeRelH relativeFrom="margin">
+                  <wp14:pctWidth>0</wp14:pctWidth>
+                </wp14:sizeRelH>
+                <wp14:sizeRelV relativeFrom="margin">
+                  <wp14:pctHeight>0</wp14:pctHeight>
+                </wp14:sizeRelV>
+              </wp:anchor>
+            </w:drawing>
+          </mc:Choice>
+          <mc:Fallback>
+            <w:pict>
+              <v:shape w14:anchorId="7C82D449" id="_x0000_s1036" type="#_x0000_t202" style="position:absolute;margin-left:0;margin-top:259.3pt;width:107.25pt;height:46.5pt;z-index:251679744;visibility:visible;mso-wrap-style:square;mso-width-percent:0;mso-height-percent:0;mso-wrap-distance-left:9pt;mso-wrap-distance-top:3.6pt;mso-wrap-distance-right:9pt;mso-wrap-distance-bottom:3.6pt;mso-position-horizontal:center;mso-position-horizontal-relative:margin;mso-position-vertical:absolute;mso-position-vertical-relative:text;mso-width-percent:0;mso-height-percent:0;mso-width-relative:margin;mso-height-relative:margin;v-text-anchor:top" o:gfxdata="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">
+                <v:textbox>
+                  <w:txbxContent>
+                    <w:p>
+                      <w:pPr>
+                        <w:rPr>
+                          <w:lang w:val="es-MX"/>
+                          <w14:textOutline w14:w="9525" w14:cap="rnd" w14:cmpd="sng" w14:algn="ctr">
+                            <w14:solidFill>
+                              <w14:schemeClr w14:val="tx2">
+                                <w14:lumMod w14:val="75000"/>
+                                <w14:lumOff w14:val="25000"/>
+                              </w14:schemeClr>
+                            </w14:solidFill>
+                            <w14:prstDash w14:val="solid"/>
+                            <w14:bevel/>
+                          </w14:textOutline>
+                        </w:rPr>
+                      </w:pPr>
+                      <w:r>
+                        <w:rPr>
+                          <w:lang w:val="es-MX"/>
+                          <w14:textOutline w14:w="9525" w14:cap="rnd" w14:cmpd="sng" w14:algn="ctr">
+                            <w14:solidFill>
+                              <w14:schemeClr w14:val="tx2">
+                                <w14:lumMod w14:val="75000"/>
+                                <w14:lumOff w14:val="25000"/>
+                              </w14:schemeClr>
+                            </w14:solidFill>
+                            <w14:prstDash w14:val="solid"/>
+                            <w14:bevel/>
+                          </w14:textOutline>
+                        </w:rPr>
+                        <w:t xml:space="preserve">BECARIOS LABORANTES </w:t>
+                      </w:r>
+                    </w:p>
+                  </w:txbxContent>
+                </v:textbox>
+                <w10:wrap type="square" anchorx="margin"/>
+              </v:shape>
+            </w:pict>
+          </mc:Fallback>
+        </mc:AlternateContent>
+      </w:r>
+      <w:r>
+        <w:rPr>
+          <w:noProof/>
+          <w14:textOutline w14:w="9525" w14:cap="rnd" w14:cmpd="sng" w14:algn="ctr">
+            <w14:solidFill>
+              <w14:schemeClr w14:val="tx2">
+                <w14:lumMod w14:val="75000"/>
+                <w14:lumOff w14:val="25000"/>
+              </w14:schemeClr>
+            </w14:solidFill>
+            <w14:prstDash w14:val="solid"/>
+            <w14:bevel/>
+          </w14:textOutline>
+        </w:rPr>
+        <mc:AlternateContent>
+          <mc:Choice Requires="wps">
+            <w:drawing>
+              <wp:anchor distT="45720" distB="45720" distL="114300" distR="114300" simplePos="0" relativeHeight="251667456" behindDoc="0" locked="0" layoutInCell="1" allowOverlap="1" wp14:anchorId="46482F6C" wp14:editId="19238100">
+                <wp:simplePos x="0" y="0"/>
+                <wp:positionH relativeFrom="column">
+                  <wp:posOffset>281305</wp:posOffset>
+                </wp:positionH>
+                <wp:positionV relativeFrom="paragraph">
+                  <wp:posOffset>1332230</wp:posOffset>
+                </wp:positionV>
+                <wp:extent cx="1628775" cy="595630"/>
+                <wp:effectExtent l="0" t="0" r="28575" b="13970"/>
+                <wp:wrapSquare wrapText="bothSides"/>
+                <wp:docPr id="2088657528" name="Cuadro de texto 2"/>
+                <wp:cNvGraphicFramePr>
+                  <a:graphicFrameLocks xmlns:a="http://schemas.openxmlformats.org/drawingml/2006/main"/>
+                </wp:cNvGraphicFramePr>
+                <a:graphic xmlns:a="http://schemas.openxmlformats.org/drawingml/2006/main">
+                  <a:graphicData uri="http://schemas.microsoft.com/office/word/2010/wordprocessingShape">
+                    <wps:wsp>
+                      <wps:cNvSpPr txBox="1">
+                        <a:spLocks noChangeArrowheads="1"/>
+                      </wps:cNvSpPr>
+                      <wps:spPr bwMode="auto">
+                        <a:xfrm>
+                          <a:off x="0" y="0"/>
+                          <a:ext cx="1628775" cy="595630"/>
+                        </a:xfrm>
+                        <a:prstGeom prst="rect">
+                          <a:avLst/>
+                        </a:prstGeom>
+                        <a:solidFill>
+                          <a:srgbClr val="FFFFFF"/>
+                        </a:solidFill>
+                        <a:ln w="9525">
+                          <a:solidFill>
+                            <a:srgbClr val="000000"/>
+                          </a:solidFill>
+                          <a:miter lim="800000"/>
+                          <a:headEnd/>
+                          <a:tailEnd/>
+                        </a:ln>
+                      </wps:spPr>
+                      <wps:txbx>
+                        <w:txbxContent>
+                          <w:p>
+                            <w:pPr>
+                              <w:jc w:val="center"/>
+                              <w:rPr>
+                                <w:lang w:val="es-MX"/>
+                                <w14:textOutline w14:w="9525" w14:cap="rnd" w14:cmpd="sng" w14:algn="ctr">
+                                  <w14:solidFill>
+                                    <w14:schemeClr w14:val="tx2">
+                                      <w14:lumMod w14:val="75000"/>
+                                      <w14:lumOff w14:val="25000"/>
+                                    </w14:schemeClr>
+                                  </w14:solidFill>
+                                  <w14:prstDash w14:val="solid"/>
+                                  <w14:bevel/>
+                                </w14:textOutline>
+                              </w:rPr>
+                            </w:pPr>
+                            <w:r>
+                              <w:rPr>
+                                <w:lang w:val="es-MX"/>
+                                <w14:textOutline w14:w="9525" w14:cap="rnd" w14:cmpd="sng" w14:algn="ctr">
+                                  <w14:solidFill>
+                                    <w14:schemeClr w14:val="tx2">
+                                      <w14:lumMod w14:val="75000"/>
+                                      <w14:lumOff w14:val="25000"/>
+                                    </w14:schemeClr>
+                                  </w14:solidFill>
+                                  <w14:prstDash w14:val="solid"/>
+                                  <w14:bevel/>
+                                </w14:textOutline>
+                              </w:rPr>
+                              <w:t>PLANTEL DOCENTE</w:t>
+                            </w:r>
+                          </w:p>
+                          <w:p>
+                            <w:pPr>
+                              <w:jc w:val="center"/>
+                              <w:rPr>
+                                <w:lang w:val="es-MX"/>
+                                <w14:textOutline w14:w="9525" w14:cap="rnd" w14:cmpd="sng" w14:algn="ctr">
+                                  <w14:solidFill>
+                                    <w14:schemeClr w14:val="tx2">
+                                      <w14:lumMod w14:val="75000"/>
+                                      <w14:lumOff w14:val="25000"/>
+                                    </w14:schemeClr>
+                                  </w14:solidFill>
+                                  <w14:prstDash w14:val="solid"/>
+                                  <w14:bevel/>
+                                </w14:textOutline>
+                              </w:rPr>
+                            </w:pPr>
+                            <w:r>
+                              <w:rPr>
+                                <w:lang w:val="es-MX"/>
+                                <w14:textOutline w14:w="9525" w14:cap="rnd" w14:cmpd="sng" w14:algn="ctr">
+                                  <w14:solidFill>
+                                    <w14:schemeClr w14:val="tx2">
+                                      <w14:lumMod w14:val="75000"/>
+                                      <w14:lumOff w14:val="25000"/>
+                                    </w14:schemeClr>
+                                  </w14:solidFill>
+                                  <w14:prstDash w14:val="solid"/>
+                                  <w14:bevel/>
+                                </w14:textOutline>
+                              </w:rPr>
+                              <w:t>DOCENTES</w:t>
+                            </w:r>
+                          </w:p>
+                        </w:txbxContent>
+                      </wps:txbx>
+                      <wps:bodyPr rot="0" vert="horz" wrap="square" lIns="91440" tIns="45720" rIns="91440" bIns="45720" anchor="t" anchorCtr="0">
+                        <a:noAutofit/>
+                      </wps:bodyPr>
+                    </wps:wsp>
+                  </a:graphicData>
+                </a:graphic>
+                <wp14:sizeRelH relativeFrom="margin">
+                  <wp14:pctWidth>0</wp14:pctWidth>
+                </wp14:sizeRelH>
+                <wp14:sizeRelV relativeFrom="margin">
+                  <wp14:pctHeight>0</wp14:pctHeight>
+                </wp14:sizeRelV>
+              </wp:anchor>
+            </w:drawing>
+          </mc:Choice>
+          <mc:Fallback>
+            <w:pict>
+              <v:shape w14:anchorId="46482F6C" id="_x0000_s1037" type="#_x0000_t202" style="position:absolute;margin-left:22.15pt;margin-top:104.9pt;width:128.25pt;height:46.9pt;z-index:251667456;visibility:visible;mso-wrap-style:square;mso-width-percent:0;mso-height-percent:0;mso-wrap-distance-left:9pt;mso-wrap-distance-top:3.6pt;mso-wrap-distance-right:9pt;mso-wrap-distance-bottom:3.6pt;mso-position-horizontal:absolute;mso-position-horizontal-relative:text;mso-position-vertical:absolute;mso-position-vertical-relative:text;mso-width-percent:0;mso-height-percent:0;mso-width-relative:margin;mso-height-relative:margin;v-text-anchor:top" o:gfxdata="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">
+                <v:textbox>
+                  <w:txbxContent>
+                    <w:p>
+                      <w:pPr>
+                        <w:jc w:val="center"/>
+                        <w:rPr>
+                          <w:lang w:val="es-MX"/>
+                          <w14:textOutline w14:w="9525" w14:cap="rnd" w14:cmpd="sng" w14:algn="ctr">
+                            <w14:solidFill>
+                              <w14:schemeClr w14:val="tx2">
+                                <w14:lumMod w14:val="75000"/>
+                                <w14:lumOff w14:val="25000"/>
+                              </w14:schemeClr>
+                            </w14:solidFill>
+                            <w14:prstDash w14:val="solid"/>
+                            <w14:bevel/>
+                          </w14:textOutline>
+                        </w:rPr>
+                      </w:pPr>
+                      <w:r>
+                        <w:rPr>
+                          <w:lang w:val="es-MX"/>
+                          <w14:textOutline w14:w="9525" w14:cap="rnd" w14:cmpd="sng" w14:algn="ctr">
+                            <w14:solidFill>
+                              <w14:schemeClr w14:val="tx2">
+                                <w14:lumMod w14:val="75000"/>
+                                <w14:lumOff w14:val="25000"/>
+                              </w14:schemeClr>
+                            </w14:solidFill>
+                            <w14:prstDash w14:val="solid"/>
+                            <w14:bevel/>
+                          </w14:textOutline>
+                        </w:rPr>
+                        <w:t>PLANTEL DOCENTE</w:t>
+                      </w:r>
+                    </w:p>
+                    <w:p>
+                      <w:pPr>
+                        <w:jc w:val="center"/>
+                        <w:rPr>
+                          <w:lang w:val="es-MX"/>
+                          <w14:textOutline w14:w="9525" w14:cap="rnd" w14:cmpd="sng" w14:algn="ctr">
+                            <w14:solidFill>
+                              <w14:schemeClr w14:val="tx2">
+                                <w14:lumMod w14:val="75000"/>
+                                <w14:lumOff w14:val="25000"/>
+                              </w14:schemeClr>
+                            </w14:solidFill>
+                            <w14:prstDash w14:val="solid"/>
+                            <w14:bevel/>
+                          </w14:textOutline>
+                        </w:rPr>
+                      </w:pPr>
+                      <w:r>
+                        <w:rPr>
+                          <w:lang w:val="es-MX"/>
+                          <w14:textOutline w14:w="9525" w14:cap="rnd" w14:cmpd="sng" w14:algn="ctr">
+                            <w14:solidFill>
+                              <w14:schemeClr w14:val="tx2">
+                                <w14:lumMod w14:val="75000"/>
+                                <w14:lumOff w14:val="25000"/>
+                              </w14:schemeClr>
+                            </w14:solidFill>
+                            <w14:prstDash w14:val="solid"/>
+                            <w14:bevel/>
+                          </w14:textOutline>
+                        </w:rPr>
+                        <w:t>DOCENTES</w:t>
+                      </w:r>
+                    </w:p>
+                  </w:txbxContent>
+                </v:textbox>
+                <w10:wrap type="square"/>
+              </v:shape>
+            </w:pict>
+          </mc:Fallback>
+        </mc:AlternateContent>
+      </w:r>
+      <w:r>
+        <w:rPr>
+          <w:noProof/>
+        </w:rPr>
+        <mc:AlternateContent>
+          <mc:Choice Requires="wps">
+            <w:drawing>
+              <wp:anchor distT="0" distB="0" distL="114300" distR="114300" simplePos="0" relativeHeight="251700224" behindDoc="0" locked="0" layoutInCell="1" allowOverlap="1" wp14:anchorId="743EF5D1" wp14:editId="20EDD95F">
+                <wp:simplePos x="0" y="0"/>
+                <wp:positionH relativeFrom="column">
+                  <wp:posOffset>7750630</wp:posOffset>
+                </wp:positionH>
+                <wp:positionV relativeFrom="paragraph">
+                  <wp:posOffset>941915</wp:posOffset>
+                </wp:positionV>
+                <wp:extent cx="0" cy="353988"/>
+                <wp:effectExtent l="0" t="0" r="38100" b="27305"/>
+                <wp:wrapNone/>
+                <wp:docPr id="1265541316" name="Conector recto 27"/>
+                <wp:cNvGraphicFramePr/>
+                <a:graphic xmlns:a="http://schemas.openxmlformats.org/drawingml/2006/main">
+                  <a:graphicData uri="http://schemas.microsoft.com/office/word/2010/wordprocessingShape">
+                    <wps:wsp>
+                      <wps:cNvCnPr/>
+                      <wps:spPr>
+                        <a:xfrm>
+                          <a:off x="0" y="0"/>
+                          <a:ext cx="0" cy="353988"/>
+                        </a:xfrm>
+                        <a:prstGeom prst="line">
+                          <a:avLst/>
+                        </a:prstGeom>
+                      </wps:spPr>
+                      <wps:style>
+                        <a:lnRef idx="2">
+                          <a:schemeClr val="accent1"/>
+                        </a:lnRef>
+                        <a:fillRef idx="0">
+                          <a:schemeClr val="accent1"/>
+                        </a:fillRef>
+                        <a:effectRef idx="1">
+                          <a:schemeClr val="accent1"/>
+                        </a:effectRef>
+                        <a:fontRef idx="minor">
+                          <a:schemeClr val="tx1"/>
+                        </a:fontRef>
+                      </wps:style>
+                      <wps:bodyPr/>
+                    </wps:wsp>
+                  </a:graphicData>
+                </a:graphic>
+                <wp14:sizeRelH relativeFrom="margin">
+                  <wp14:pctWidth>0</wp14:pctWidth>
+                </wp14:sizeRelH>
+                <wp14:sizeRelV relativeFrom="margin">
+                  <wp14:pctHeight>0</wp14:pctHeight>
+                </wp14:sizeRelV>
+              </wp:anchor>
+            </w:drawing>
+          </mc:Choice>
+          <mc:Fallback>
+            <w:pict>
+              <v:line w14:anchorId="0F078427" id="Conector recto 27" o:spid="_x0000_s1026" style="position:absolute;z-index:251700224;visibility:visible;mso-wrap-style:square;mso-width-percent:0;mso-height-percent:0;mso-wrap-distance-left:9pt;mso-wrap-distance-top:0;mso-wrap-distance-right:9pt;mso-wrap-distance-bottom:0;mso-position-horizontal:absolute;mso-position-horizontal-relative:text;mso-position-vertical:absolute;mso-position-vertical-relative:text;mso-width-percent:0;mso-height-percent:0;mso-width-relative:margin;mso-height-relative:margin" from="610.3pt,74.15pt" to="610.3pt,102pt" o:gfxdata="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" strokecolor="#156082 [3204]" strokeweight="1.5pt">
+                <v:stroke joinstyle="miter"/>
+              </v:line>
+            </w:pict>
+          </mc:Fallback>
+        </mc:AlternateContent>
+      </w:r>
+      <w:r>
+        <w:rPr>
+          <w:noProof/>
+        </w:rPr>
+        <mc:AlternateContent>
+          <mc:Choice Requires="wps">
+            <w:drawing>
+              <wp:anchor distT="0" distB="0" distL="114300" distR="114300" simplePos="0" relativeHeight="251696128" behindDoc="0" locked="0" layoutInCell="1" allowOverlap="1" wp14:anchorId="12CADA4D" wp14:editId="7DC189CB">
+                <wp:simplePos x="0" y="0"/>
+                <wp:positionH relativeFrom="column">
+                  <wp:posOffset>7727732</wp:posOffset>
+                </wp:positionH>
+                <wp:positionV relativeFrom="paragraph">
+                  <wp:posOffset>177639</wp:posOffset>
+                </wp:positionV>
+                <wp:extent cx="0" cy="293427"/>
+                <wp:effectExtent l="0" t="0" r="38100" b="30480"/>
+                <wp:wrapNone/>
+                <wp:docPr id="1288242086" name="Conector recto 27"/>
+                <wp:cNvGraphicFramePr/>
+                <a:graphic xmlns:a="http://schemas.openxmlformats.org/drawingml/2006/main">
+                  <a:graphicData uri="http://schemas.microsoft.com/office/word/2010/wordprocessingShape">
+                    <wps:wsp>
+                      <wps:cNvCnPr/>
+                      <wps:spPr>
+                        <a:xfrm flipH="1">
+                          <a:off x="0" y="0"/>
+                          <a:ext cx="0" cy="293427"/>
+                        </a:xfrm>
+                        <a:prstGeom prst="line">
+                          <a:avLst/>
+                        </a:prstGeom>
+                      </wps:spPr>
+                      <wps:style>
+                        <a:lnRef idx="2">
+                          <a:schemeClr val="accent1"/>
+                        </a:lnRef>
+                        <a:fillRef idx="0">
+                          <a:schemeClr val="accent1"/>
+                        </a:fillRef>
+                        <a:effectRef idx="1">
+                          <a:schemeClr val="accent1"/>
+                        </a:effectRef>
+                        <a:fontRef idx="minor">
+                          <a:schemeClr val="tx1"/>
+                        </a:fontRef>
+                      </wps:style>
+                      <wps:bodyPr/>
+                    </wps:wsp>
+                  </a:graphicData>
+                </a:graphic>
+                <wp14:sizeRelH relativeFrom="margin">
+                  <wp14:pctWidth>0</wp14:pctWidth>
+                </wp14:sizeRelH>
+                <wp14:sizeRelV relativeFrom="margin">
+                  <wp14:pctHeight>0</wp14:pctHeight>
+                </wp14:sizeRelV>
+              </wp:anchor>
+            </w:drawing>
+          </mc:Choice>
+          <mc:Fallback>
+            <w:pict>
+              <v:line w14:anchorId="005C592B" id="Conector recto 27" o:spid="_x0000_s1026" style="position:absolute;flip:x;z-index:251696128;visibility:visible;mso-wrap-style:square;mso-width-percent:0;mso-height-percent:0;mso-wrap-distance-left:9pt;mso-wrap-distance-top:0;mso-wrap-distance-right:9pt;mso-wrap-distance-bottom:0;mso-position-horizontal:absolute;mso-position-horizontal-relative:text;mso-position-vertical:absolute;mso-position-vertical-relative:text;mso-width-percent:0;mso-height-percent:0;mso-width-relative:margin;mso-height-relative:margin" from="608.5pt,14pt" to="608.5pt,37.1pt" o:gfxdata="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" strokecolor="#156082 [3204]" strokeweight="1.5pt">
+                <v:stroke joinstyle="miter"/>
+              </v:line>
+            </w:pict>
+          </mc:Fallback>
+        </mc:AlternateContent>
+      </w:r>
+      <w:r>
+        <w:rPr>
+          <w:noProof/>
+          <w14:textOutline w14:w="9525" w14:cap="rnd" w14:cmpd="sng" w14:algn="ctr">
+            <w14:solidFill>
+              <w14:schemeClr w14:val="tx2">
+                <w14:lumMod w14:val="75000"/>
+                <w14:lumOff w14:val="25000"/>
+              </w14:schemeClr>
+            </w14:solidFill>
+            <w14:prstDash w14:val="solid"/>
+            <w14:bevel/>
+          </w14:textOutline>
+        </w:rPr>
+        <mc:AlternateContent>
+          <mc:Choice Requires="wps">
+            <w:drawing>
+              <wp:anchor distT="45720" distB="45720" distL="114300" distR="114300" simplePos="0" relativeHeight="251673600" behindDoc="0" locked="0" layoutInCell="1" allowOverlap="1" wp14:anchorId="7EB3A29E" wp14:editId="2FBC6B95">
+                <wp:simplePos x="0" y="0"/>
+                <wp:positionH relativeFrom="margin">
+                  <wp:align>center</wp:align>
+                </wp:positionH>
+                <wp:positionV relativeFrom="paragraph">
+                  <wp:posOffset>1402715</wp:posOffset>
+                </wp:positionV>
+                <wp:extent cx="2600325" cy="304800"/>
+                <wp:effectExtent l="0" t="0" r="28575" b="19050"/>
+                <wp:wrapSquare wrapText="bothSides"/>
+                <wp:docPr id="1462264789" name="Cuadro de texto 2"/>
+                <wp:cNvGraphicFramePr>
+                  <a:graphicFrameLocks xmlns:a="http://schemas.openxmlformats.org/drawingml/2006/main"/>
+                </wp:cNvGraphicFramePr>
+                <a:graphic xmlns:a="http://schemas.openxmlformats.org/drawingml/2006/main">
+                  <a:graphicData uri="http://schemas.microsoft.com/office/word/2010/wordprocessingShape">
+                    <wps:wsp>
+                      <wps:cNvSpPr txBox="1">
+                        <a:spLocks noChangeArrowheads="1"/>
+                      </wps:cNvSpPr>
+                      <wps:spPr bwMode="auto">
+                        <a:xfrm>
+                          <a:off x="0" y="0"/>
+                          <a:ext cx="2600325" cy="304800"/>
+                        </a:xfrm>
+                        <a:prstGeom prst="rect">
+                          <a:avLst/>
+                        </a:prstGeom>
+                        <a:solidFill>
+                          <a:srgbClr val="FFFFFF"/>
+                        </a:solidFill>
+                        <a:ln w="9525">
+                          <a:solidFill>
+                            <a:srgbClr val="000000"/>
+                          </a:solidFill>
+                          <a:miter lim="800000"/>
+                          <a:headEnd/>
+                          <a:tailEnd/>
+                        </a:ln>
+                      </wps:spPr>
+                      <wps:txbx>
+                        <w:txbxContent>
+                          <w:p>
+                            <w:pPr>
+                              <w:rPr>
+                                <w:lang w:val="es-MX"/>
+                                <w14:textOutline w14:w="9525" w14:cap="rnd" w14:cmpd="sng" w14:algn="ctr">
+                                  <w14:solidFill>
+                                    <w14:schemeClr w14:val="tx2">
+                                      <w14:lumMod w14:val="75000"/>
+                                      <w14:lumOff w14:val="25000"/>
+                                    </w14:schemeClr>
+                                  </w14:solidFill>
+                                  <w14:prstDash w14:val="solid"/>
+                                  <w14:bevel/>
+                                </w14:textOutline>
+                              </w:rPr>
+                            </w:pPr>
+                            <w:r>
+                              <w:rPr>
+                                <w:lang w:val="es-MX"/>
+                                <w14:textOutline w14:w="9525" w14:cap="rnd" w14:cmpd="sng" w14:algn="ctr">
+                                  <w14:solidFill>
+                                    <w14:schemeClr w14:val="tx2">
+                                      <w14:lumMod w14:val="75000"/>
+                                      <w14:lumOff w14:val="25000"/>
+                                    </w14:schemeClr>
+                                  </w14:solidFill>
+                                  <w14:prstDash w14:val="solid"/>
+                                  <w14:bevel/>
+                                </w14:textOutline>
+                              </w:rPr>
+                              <w:t xml:space="preserve">PERSONAL OPERATIVO Y DE APOYO </w:t>
+                            </w:r>
+                          </w:p>
+                        </w:txbxContent>
+                      </wps:txbx>
+                      <wps:bodyPr rot="0" vert="horz" wrap="square" lIns="91440" tIns="45720" rIns="91440" bIns="45720" anchor="t" anchorCtr="0">
+                        <a:noAutofit/>
+                      </wps:bodyPr>
+                    </wps:wsp>
+                  </a:graphicData>
+                </a:graphic>
+                <wp14:sizeRelH relativeFrom="margin">
+                  <wp14:pctWidth>0</wp14:pctWidth>
+                </wp14:sizeRelH>
+                <wp14:sizeRelV relativeFrom="margin">
+                  <wp14:pctHeight>0</wp14:pctHeight>
+                </wp14:sizeRelV>
+              </wp:anchor>
+            </w:drawing>
+          </mc:Choice>
+          <mc:Fallback>
+            <w:pict>
+              <v:shape w14:anchorId="7EB3A29E" id="_x0000_s1038" type="#_x0000_t202" style="position:absolute;margin-left:0;margin-top:110.45pt;width:204.75pt;height:24pt;z-index:251673600;visibility:visible;mso-wrap-style:square;mso-width-percent:0;mso-height-percent:0;mso-wrap-distance-left:9pt;mso-wrap-distance-top:3.6pt;mso-wrap-distance-right:9pt;mso-wrap-distance-bottom:3.6pt;mso-position-horizontal:center;mso-position-horizontal-relative:margin;mso-position-vertical:absolute;mso-position-vertical-relative:text;mso-width-percent:0;mso-height-percent:0;mso-width-relative:margin;mso-height-relative:margin;v-text-anchor:top" o:gfxdata="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">
+                <v:textbox>
+                  <w:txbxContent>
+                    <w:p>
+                      <w:pPr>
+                        <w:rPr>
+                          <w:lang w:val="es-MX"/>
+                          <w14:textOutline w14:w="9525" w14:cap="rnd" w14:cmpd="sng" w14:algn="ctr">
+                            <w14:solidFill>
+                              <w14:schemeClr w14:val="tx2">
+                                <w14:lumMod w14:val="75000"/>
+                                <w14:lumOff w14:val="25000"/>
+                              </w14:schemeClr>
+                            </w14:solidFill>
+                            <w14:prstDash w14:val="solid"/>
+                            <w14:bevel/>
+                          </w14:textOutline>
+                        </w:rPr>
+                      </w:pPr>
+                      <w:r>
+                        <w:rPr>
+                          <w:lang w:val="es-MX"/>
+                          <w14:textOutline w14:w="9525" w14:cap="rnd" w14:cmpd="sng" w14:algn="ctr">
+                            <w14:solidFill>
+                              <w14:schemeClr w14:val="tx2">
+                                <w14:lumMod w14:val="75000"/>
+                                <w14:lumOff w14:val="25000"/>
+                              </w14:schemeClr>
+                            </w14:solidFill>
+                            <w14:prstDash w14:val="solid"/>
+                            <w14:bevel/>
+                          </w14:textOutline>
+                        </w:rPr>
+                        <w:t xml:space="preserve">PERSONAL OPERATIVO Y DE APOYO </w:t>
+                      </w:r>
+                    </w:p>
+                  </w:txbxContent>
+                </v:textbox>
+                <w10:wrap type="square" anchorx="margin"/>
+              </v:shape>
+            </w:pict>
+          </mc:Fallback>
+        </mc:AlternateContent>
+      </w:r>
+      <w:r>
+        <w:rPr>
+          <w:noProof/>
+        </w:rPr>
+        <mc:AlternateContent>
+          <mc:Choice Requires="wps">
+            <w:drawing>
+              <wp:anchor distT="0" distB="0" distL="114300" distR="114300" simplePos="0" relativeHeight="251702272" behindDoc="0" locked="0" layoutInCell="1" allowOverlap="1" wp14:anchorId="70F7BA95" wp14:editId="30D0B0ED">
+                <wp:simplePos x="0" y="0"/>
+                <wp:positionH relativeFrom="margin">
+                  <wp:align>center</wp:align>
+                </wp:positionH>
+                <wp:positionV relativeFrom="paragraph">
+                  <wp:posOffset>789940</wp:posOffset>
+                </wp:positionV>
+                <wp:extent cx="361950" cy="514350"/>
+                <wp:effectExtent l="19050" t="0" r="19050" b="38100"/>
+                <wp:wrapNone/>
+                <wp:docPr id="1474581637" name="Flecha: hacia abajo 24"/>
                 <wp:cNvGraphicFramePr/>
                 <a:graphic xmlns:a="http://schemas.openxmlformats.org/drawingml/2006/main">
                   <a:graphicData uri="http://schemas.microsoft.com/office/word/2010/wordprocessingShape">
@@ -1675,26 +3907,29 @@
                       <wps:spPr>
                         <a:xfrm>
                           <a:off x="0" y="0"/>
-                          <a:ext cx="1633220" cy="356870"/>
+                          <a:ext cx="361950" cy="514350"/>
                         </a:xfrm>
-                        <a:prstGeom prst="roundRect">
+                        <a:prstGeom prst="downArrow">
                           <a:avLst/>
                         </a:prstGeom>
                         <a:solidFill>
-                          <a:schemeClr val="bg1"/>
+                          <a:schemeClr val="accent1"/>
                         </a:solidFill>
+                        <a:ln>
+                          <a:solidFill>
+                            <a:schemeClr val="bg1"/>
+                          </a:solidFill>
+                        </a:ln>
                       </wps:spPr>
                       <wps:style>
-                        <a:lnRef idx="2">
-                          <a:schemeClr val="accent1">
-                            <a:shade val="15000"/>
-                          </a:schemeClr>
+                        <a:lnRef idx="3">
+                          <a:schemeClr val="lt1"/>
                         </a:lnRef>
                         <a:fillRef idx="1">
-                          <a:schemeClr val="accent1"/>
+                          <a:schemeClr val="dk1"/>
                         </a:fillRef>
-                        <a:effectRef idx="0">
-                          <a:schemeClr val="accent1"/>
+                        <a:effectRef idx="1">
+                          <a:schemeClr val="dk1"/>
                         </a:effectRef>
                         <a:fontRef idx="minor">
                           <a:schemeClr val="lt1"/>
@@ -1712,108 +3947,114 @@
                 <wp14:sizeRelH relativeFrom="margin">
                   <wp14:pctWidth>0</wp14:pctWidth>
                 </wp14:sizeRelH>
-                <wp14:sizeRelV relativeFrom="margin">
-                  <wp14:pctHeight>0</wp14:pctHeight>
-                </wp14:sizeRelV>
               </wp:anchor>
             </w:drawing>
           </mc:Choice>
           <mc:Fallback>
             <w:pict>
-              <v:roundrect w14:anchorId="0E02A0AD" id="Rectángulo: esquinas redondeadas 4" o:spid="_x0000_s1026" style="position:absolute;margin-left:-2.7pt;margin-top:22.9pt;width:128.6pt;height:28.1pt;z-index:-251636736;visibility:visible;mso-wrap-style:square;mso-width-percent:0;mso-height-percent:0;mso-wrap-distance-left:9pt;mso-wrap-distance-top:0;mso-wrap-distance-right:9pt;mso-wrap-distance-bottom:0;mso-position-horizontal:absolute;mso-position-horizontal-relative:text;mso-position-vertical:absolute;mso-position-vertical-relative:text;mso-width-percent:0;mso-height-percent:0;mso-width-relative:margin;mso-height-relative:margin;v-text-anchor:middle" arcsize="10923f" o:gfxdata="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" fillcolor="white [3212]" strokecolor="#030e13 [484]" strokeweight="1.5pt">
-                <v:stroke joinstyle="miter"/>
-              </v:roundrect>
+              <v:shape w14:anchorId="0C8F4C46" id="Flecha: hacia abajo 24" o:spid="_x0000_s1026" type="#_x0000_t67" style="position:absolute;margin-left:0;margin-top:62.2pt;width:28.5pt;height:40.5pt;z-index:251702272;visibility:visible;mso-wrap-style:square;mso-width-percent:0;mso-wrap-distance-left:9pt;mso-wrap-distance-top:0;mso-wrap-distance-right:9pt;mso-wrap-distance-bottom:0;mso-position-horizontal:center;mso-position-horizontal-relative:margin;mso-position-vertical:absolute;mso-position-vertical-relative:text;mso-width-percent:0;mso-width-relative:margin;v-text-anchor:middle" o:gfxdata="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" adj="14000" fillcolor="#156082 [3204]" strokecolor="white [3212]" strokeweight="2pt">
+                <w10:wrap anchorx="margin"/>
+              </v:shape>
             </w:pict>
           </mc:Fallback>
         </mc:AlternateContent>
       </w:r>
       <w:r>
-        <w:t xml:space="preserve">ASESORIA JURIDICA </w:t>
-      </w:r>
-      <w:r>
-        <w:t xml:space="preserve">                            </w:t>
-      </w:r>
-      <w:r>
-        <w:t xml:space="preserve"> </w:t>
-      </w:r>
-      <w:r>
-        <w:t xml:space="preserve">           </w:t>
-      </w:r>
-      <w:r>
-        <w:t xml:space="preserve">CONTABILIDAD         RECURSOS HUMANOS </w:t>
-      </w:r>
-      <w:r>
-        <w:t xml:space="preserve">   </w:t>
-      </w:r>
-    </w:p>
-    <w:p>
-      <w:r>
-        <w:t>A</w:t>
-      </w:r>
-      <w:r>
-        <w:t xml:space="preserve">UDITORIA </w:t>
-      </w:r>
-      <w:r>
-        <w:t xml:space="preserve">INTERNA </w:t>
-      </w:r>
-    </w:p>
-    <w:p>
-      <w:r>
         <w:rPr>
           <w:noProof/>
+          <w14:textOutline w14:w="9525" w14:cap="rnd" w14:cmpd="sng" w14:algn="ctr">
+            <w14:solidFill>
+              <w14:schemeClr w14:val="tx2">
+                <w14:lumMod w14:val="75000"/>
+                <w14:lumOff w14:val="25000"/>
+              </w14:schemeClr>
+            </w14:solidFill>
+            <w14:prstDash w14:val="solid"/>
+            <w14:bevel/>
+          </w14:textOutline>
         </w:rPr>
         <mc:AlternateContent>
           <mc:Choice Requires="wps">
             <w:drawing>
-              <wp:anchor distT="0" distB="0" distL="114300" distR="114300" simplePos="0" relativeHeight="251681792" behindDoc="1" locked="0" layoutInCell="1" allowOverlap="1" wp14:anchorId="6ADF6CE7" wp14:editId="1E2ED0CD">
+              <wp:anchor distT="45720" distB="45720" distL="114300" distR="114300" simplePos="0" relativeHeight="251663360" behindDoc="0" locked="0" layoutInCell="1" allowOverlap="1" wp14:anchorId="36F4993E" wp14:editId="4AADC824">
                 <wp:simplePos x="0" y="0"/>
-                <wp:positionH relativeFrom="column">
-                  <wp:posOffset>-52705</wp:posOffset>
+                <wp:positionH relativeFrom="margin">
+                  <wp:posOffset>316865</wp:posOffset>
                 </wp:positionH>
                 <wp:positionV relativeFrom="paragraph">
-                  <wp:posOffset>163830</wp:posOffset>
+                  <wp:posOffset>485140</wp:posOffset>
                 </wp:positionV>
-                <wp:extent cx="2348230" cy="563245"/>
-                <wp:effectExtent l="0" t="0" r="13970" b="27305"/>
-                <wp:wrapNone/>
-                <wp:docPr id="259895475" name="Rectángulo: esquinas redondeadas 4"/>
-                <wp:cNvGraphicFramePr/>
+                <wp:extent cx="1733550" cy="523875"/>
+                <wp:effectExtent l="0" t="0" r="19050" b="28575"/>
+                <wp:wrapSquare wrapText="bothSides"/>
+                <wp:docPr id="1930155809" name="Cuadro de texto 2"/>
+                <wp:cNvGraphicFramePr>
+                  <a:graphicFrameLocks xmlns:a="http://schemas.openxmlformats.org/drawingml/2006/main"/>
+                </wp:cNvGraphicFramePr>
                 <a:graphic xmlns:a="http://schemas.openxmlformats.org/drawingml/2006/main">
                   <a:graphicData uri="http://schemas.microsoft.com/office/word/2010/wordprocessingShape">
                     <wps:wsp>
-                      <wps:cNvSpPr/>
-                      <wps:spPr>
+                      <wps:cNvSpPr txBox="1">
+                        <a:spLocks noChangeArrowheads="1"/>
+                      </wps:cNvSpPr>
+                      <wps:spPr bwMode="auto">
                         <a:xfrm>
                           <a:off x="0" y="0"/>
-                          <a:ext cx="2348230" cy="563245"/>
+                          <a:ext cx="1733550" cy="523875"/>
                         </a:xfrm>
-                        <a:prstGeom prst="roundRect">
+                        <a:prstGeom prst="rect">
                           <a:avLst/>
                         </a:prstGeom>
                         <a:solidFill>
-                          <a:schemeClr val="bg1"/>
+                          <a:srgbClr val="FFFFFF"/>
                         </a:solidFill>
+                        <a:ln w="9525">
+                          <a:solidFill>
+                            <a:srgbClr val="000000"/>
+                          </a:solidFill>
+                          <a:miter lim="800000"/>
+                          <a:headEnd/>
+                          <a:tailEnd/>
+                        </a:ln>
                       </wps:spPr>
-                      <wps:style>
-                        <a:lnRef idx="2">
-                          <a:schemeClr val="accent1">
-                            <a:shade val="15000"/>
-                          </a:schemeClr>
-                        </a:lnRef>
-                        <a:fillRef idx="1">
-                          <a:schemeClr val="accent1"/>
-                        </a:fillRef>
-                        <a:effectRef idx="0">
-                          <a:schemeClr val="accent1"/>
-                        </a:effectRef>
-                        <a:fontRef idx="minor">
-                          <a:schemeClr val="lt1"/>
-                        </a:fontRef>
-                      </wps:style>
-                      <wps:bodyPr rot="0" spcFirstLastPara="0" vertOverflow="overflow" horzOverflow="overflow" vert="horz" wrap="square" lIns="91440" tIns="45720" rIns="91440" bIns="45720" numCol="1" spcCol="0" rtlCol="0" fromWordArt="0" anchor="ctr" anchorCtr="0" forceAA="0" compatLnSpc="1">
-                        <a:prstTxWarp prst="textNoShape">
-                          <a:avLst/>
-                        </a:prstTxWarp>
+                      <wps:txbx>
+                        <w:txbxContent>
+                          <w:p>
+                            <w:pPr>
+                              <w:rPr>
+                                <w:lang w:val="es-MX"/>
+                                <w14:textOutline w14:w="9525" w14:cap="rnd" w14:cmpd="sng" w14:algn="ctr">
+                                  <w14:solidFill>
+                                    <w14:schemeClr w14:val="tx2">
+                                      <w14:lumMod w14:val="75000"/>
+                                      <w14:lumOff w14:val="25000"/>
+                                    </w14:schemeClr>
+                                  </w14:solidFill>
+                                  <w14:prstDash w14:val="solid"/>
+                                  <w14:bevel/>
+                                </w14:textOutline>
+                              </w:rPr>
+                            </w:pPr>
+                            <w:r>
+                              <w:rPr>
+                                <w:lang w:val="es-MX"/>
+                                <w14:textOutline w14:w="9525" w14:cap="rnd" w14:cmpd="sng" w14:algn="ctr">
+                                  <w14:solidFill>
+                                    <w14:schemeClr w14:val="tx2">
+                                      <w14:lumMod w14:val="75000"/>
+                                      <w14:lumOff w14:val="25000"/>
+                                    </w14:schemeClr>
+                                  </w14:solidFill>
+                                  <w14:prstDash w14:val="solid"/>
+                                  <w14:bevel/>
+                                </w14:textOutline>
+                              </w:rPr>
+                              <w:t>REPRESENTACION DEL PLANTEL DOCENTE</w:t>
+                            </w:r>
+                          </w:p>
+                        </w:txbxContent>
+                      </wps:txbx>
+                      <wps:bodyPr rot="0" vert="horz" wrap="square" lIns="91440" tIns="45720" rIns="91440" bIns="45720" anchor="t" anchorCtr="0">
                         <a:noAutofit/>
                       </wps:bodyPr>
                     </wps:wsp>
@@ -1830,28 +4071,357 @@
           </mc:Choice>
           <mc:Fallback>
             <w:pict>
-              <v:roundrect w14:anchorId="2645EC0D" id="Rectángulo: esquinas redondeadas 4" o:spid="_x0000_s1026" style="position:absolute;margin-left:-4.15pt;margin-top:12.9pt;width:184.9pt;height:44.35pt;z-index:-251634688;visibility:visible;mso-wrap-style:square;mso-width-percent:0;mso-height-percent:0;mso-wrap-distance-left:9pt;mso-wrap-distance-top:0;mso-wrap-distance-right:9pt;mso-wrap-distance-bottom:0;mso-position-horizontal:absolute;mso-position-horizontal-relative:text;mso-position-vertical:absolute;mso-position-vertical-relative:text;mso-width-percent:0;mso-height-percent:0;mso-width-relative:margin;mso-height-relative:margin;v-text-anchor:middle" arcsize="10923f" o:gfxdata="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" fillcolor="white [3212]" strokecolor="#030e13 [484]" strokeweight="1.5pt">
-                <v:stroke joinstyle="miter"/>
-              </v:roundrect>
+              <v:shape w14:anchorId="36F4993E" id="_x0000_s1039" type="#_x0000_t202" style="position:absolute;margin-left:24.95pt;margin-top:38.2pt;width:136.5pt;height:41.25pt;z-index:251663360;visibility:visible;mso-wrap-style:square;mso-width-percent:0;mso-height-percent:0;mso-wrap-distance-left:9pt;mso-wrap-distance-top:3.6pt;mso-wrap-distance-right:9pt;mso-wrap-distance-bottom:3.6pt;mso-position-horizontal:absolute;mso-position-horizontal-relative:margin;mso-position-vertical:absolute;mso-position-vertical-relative:text;mso-width-percent:0;mso-height-percent:0;mso-width-relative:margin;mso-height-relative:margin;v-text-anchor:top" o:gfxdata="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">
+                <v:textbox>
+                  <w:txbxContent>
+                    <w:p>
+                      <w:pPr>
+                        <w:rPr>
+                          <w:lang w:val="es-MX"/>
+                          <w14:textOutline w14:w="9525" w14:cap="rnd" w14:cmpd="sng" w14:algn="ctr">
+                            <w14:solidFill>
+                              <w14:schemeClr w14:val="tx2">
+                                <w14:lumMod w14:val="75000"/>
+                                <w14:lumOff w14:val="25000"/>
+                              </w14:schemeClr>
+                            </w14:solidFill>
+                            <w14:prstDash w14:val="solid"/>
+                            <w14:bevel/>
+                          </w14:textOutline>
+                        </w:rPr>
+                      </w:pPr>
+                      <w:r>
+                        <w:rPr>
+                          <w:lang w:val="es-MX"/>
+                          <w14:textOutline w14:w="9525" w14:cap="rnd" w14:cmpd="sng" w14:algn="ctr">
+                            <w14:solidFill>
+                              <w14:schemeClr w14:val="tx2">
+                                <w14:lumMod w14:val="75000"/>
+                                <w14:lumOff w14:val="25000"/>
+                              </w14:schemeClr>
+                            </w14:solidFill>
+                            <w14:prstDash w14:val="solid"/>
+                            <w14:bevel/>
+                          </w14:textOutline>
+                        </w:rPr>
+                        <w:t>REPRESENTACION DEL PLANTEL DOCENTE</w:t>
+                      </w:r>
+                    </w:p>
+                  </w:txbxContent>
+                </v:textbox>
+                <w10:wrap type="square" anchorx="margin"/>
+              </v:shape>
             </w:pict>
           </mc:Fallback>
         </mc:AlternateContent>
       </w:r>
-    </w:p>
-    <w:p>
       <w:r>
-        <w:t xml:space="preserve">DIRECCIÓN DE PLANIFICACIÓN </w:t>
+        <w:rPr>
+          <w:noProof/>
+          <w14:textOutline w14:w="9525" w14:cap="rnd" w14:cmpd="sng" w14:algn="ctr">
+            <w14:solidFill>
+              <w14:schemeClr w14:val="tx2">
+                <w14:lumMod w14:val="75000"/>
+                <w14:lumOff w14:val="25000"/>
+              </w14:schemeClr>
+            </w14:solidFill>
+            <w14:prstDash w14:val="solid"/>
+            <w14:bevel/>
+          </w14:textOutline>
+        </w:rPr>
+        <mc:AlternateContent>
+          <mc:Choice Requires="wps">
+            <w:drawing>
+              <wp:anchor distT="45720" distB="45720" distL="114300" distR="114300" simplePos="0" relativeHeight="251661312" behindDoc="0" locked="0" layoutInCell="1" allowOverlap="1" wp14:anchorId="5BF968F7" wp14:editId="5F2AB789">
+                <wp:simplePos x="0" y="0"/>
+                <wp:positionH relativeFrom="margin">
+                  <wp:posOffset>6936740</wp:posOffset>
+                </wp:positionH>
+                <wp:positionV relativeFrom="paragraph">
+                  <wp:posOffset>437515</wp:posOffset>
+                </wp:positionV>
+                <wp:extent cx="1990725" cy="504825"/>
+                <wp:effectExtent l="0" t="0" r="28575" b="28575"/>
+                <wp:wrapSquare wrapText="bothSides"/>
+                <wp:docPr id="397686134" name="Cuadro de texto 2"/>
+                <wp:cNvGraphicFramePr>
+                  <a:graphicFrameLocks xmlns:a="http://schemas.openxmlformats.org/drawingml/2006/main"/>
+                </wp:cNvGraphicFramePr>
+                <a:graphic xmlns:a="http://schemas.openxmlformats.org/drawingml/2006/main">
+                  <a:graphicData uri="http://schemas.microsoft.com/office/word/2010/wordprocessingShape">
+                    <wps:wsp>
+                      <wps:cNvSpPr txBox="1">
+                        <a:spLocks noChangeArrowheads="1"/>
+                      </wps:cNvSpPr>
+                      <wps:spPr bwMode="auto">
+                        <a:xfrm>
+                          <a:off x="0" y="0"/>
+                          <a:ext cx="1990725" cy="504825"/>
+                        </a:xfrm>
+                        <a:prstGeom prst="rect">
+                          <a:avLst/>
+                        </a:prstGeom>
+                        <a:solidFill>
+                          <a:srgbClr val="FFFFFF"/>
+                        </a:solidFill>
+                        <a:ln w="9525">
+                          <a:solidFill>
+                            <a:srgbClr val="000000"/>
+                          </a:solidFill>
+                          <a:miter lim="800000"/>
+                          <a:headEnd/>
+                          <a:tailEnd/>
+                        </a:ln>
+                      </wps:spPr>
+                      <wps:txbx>
+                        <w:txbxContent>
+                          <w:p>
+                            <w:pPr>
+                              <w:rPr>
+                                <w:lang w:val="es-MX"/>
+                                <w14:textOutline w14:w="9525" w14:cap="rnd" w14:cmpd="sng" w14:algn="ctr">
+                                  <w14:solidFill>
+                                    <w14:schemeClr w14:val="tx2">
+                                      <w14:lumMod w14:val="75000"/>
+                                      <w14:lumOff w14:val="25000"/>
+                                    </w14:schemeClr>
+                                  </w14:solidFill>
+                                  <w14:prstDash w14:val="solid"/>
+                                  <w14:bevel/>
+                                </w14:textOutline>
+                              </w:rPr>
+                            </w:pPr>
+                            <w:r>
+                              <w:rPr>
+                                <w:lang w:val="es-MX"/>
+                                <w14:textOutline w14:w="9525" w14:cap="rnd" w14:cmpd="sng" w14:algn="ctr">
+                                  <w14:solidFill>
+                                    <w14:schemeClr w14:val="tx2">
+                                      <w14:lumMod w14:val="75000"/>
+                                      <w14:lumOff w14:val="25000"/>
+                                    </w14:schemeClr>
+                                  </w14:solidFill>
+                                  <w14:prstDash w14:val="solid"/>
+                                  <w14:bevel/>
+                                </w14:textOutline>
+                              </w:rPr>
+                              <w:t>REPRESENTACION DEL ESTAMENTO ESTUDIANTIL</w:t>
+                            </w:r>
+                          </w:p>
+                        </w:txbxContent>
+                      </wps:txbx>
+                      <wps:bodyPr rot="0" vert="horz" wrap="square" lIns="91440" tIns="45720" rIns="91440" bIns="45720" anchor="t" anchorCtr="0">
+                        <a:noAutofit/>
+                      </wps:bodyPr>
+                    </wps:wsp>
+                  </a:graphicData>
+                </a:graphic>
+                <wp14:sizeRelH relativeFrom="margin">
+                  <wp14:pctWidth>0</wp14:pctWidth>
+                </wp14:sizeRelH>
+                <wp14:sizeRelV relativeFrom="margin">
+                  <wp14:pctHeight>0</wp14:pctHeight>
+                </wp14:sizeRelV>
+              </wp:anchor>
+            </w:drawing>
+          </mc:Choice>
+          <mc:Fallback>
+            <w:pict>
+              <v:shape w14:anchorId="5BF968F7" id="_x0000_s1040" type="#_x0000_t202" style="position:absolute;margin-left:546.2pt;margin-top:34.45pt;width:156.75pt;height:39.75pt;z-index:251661312;visibility:visible;mso-wrap-style:square;mso-width-percent:0;mso-height-percent:0;mso-wrap-distance-left:9pt;mso-wrap-distance-top:3.6pt;mso-wrap-distance-right:9pt;mso-wrap-distance-bottom:3.6pt;mso-position-horizontal:absolute;mso-position-horizontal-relative:margin;mso-position-vertical:absolute;mso-position-vertical-relative:text;mso-width-percent:0;mso-height-percent:0;mso-width-relative:margin;mso-height-relative:margin;v-text-anchor:top" o:gfxdata="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">
+                <v:textbox>
+                  <w:txbxContent>
+                    <w:p>
+                      <w:pPr>
+                        <w:rPr>
+                          <w:lang w:val="es-MX"/>
+                          <w14:textOutline w14:w="9525" w14:cap="rnd" w14:cmpd="sng" w14:algn="ctr">
+                            <w14:solidFill>
+                              <w14:schemeClr w14:val="tx2">
+                                <w14:lumMod w14:val="75000"/>
+                                <w14:lumOff w14:val="25000"/>
+                              </w14:schemeClr>
+                            </w14:solidFill>
+                            <w14:prstDash w14:val="solid"/>
+                            <w14:bevel/>
+                          </w14:textOutline>
+                        </w:rPr>
+                      </w:pPr>
+                      <w:r>
+                        <w:rPr>
+                          <w:lang w:val="es-MX"/>
+                          <w14:textOutline w14:w="9525" w14:cap="rnd" w14:cmpd="sng" w14:algn="ctr">
+                            <w14:solidFill>
+                              <w14:schemeClr w14:val="tx2">
+                                <w14:lumMod w14:val="75000"/>
+                                <w14:lumOff w14:val="25000"/>
+                              </w14:schemeClr>
+                            </w14:solidFill>
+                            <w14:prstDash w14:val="solid"/>
+                            <w14:bevel/>
+                          </w14:textOutline>
+                        </w:rPr>
+                        <w:t>REPRESENTACION DEL ESTAMENTO ESTUDIANTIL</w:t>
+                      </w:r>
+                    </w:p>
+                  </w:txbxContent>
+                </v:textbox>
+                <w10:wrap type="square" anchorx="margin"/>
+              </v:shape>
+            </w:pict>
+          </mc:Fallback>
+        </mc:AlternateContent>
       </w:r>
       <w:r>
-        <w:t xml:space="preserve"> </w:t>
+        <w:rPr>
+          <w:noProof/>
+        </w:rPr>
+        <mc:AlternateContent>
+          <mc:Choice Requires="wps">
+            <w:drawing>
+              <wp:anchor distT="0" distB="0" distL="114300" distR="114300" simplePos="0" relativeHeight="251692032" behindDoc="0" locked="0" layoutInCell="1" allowOverlap="1" wp14:anchorId="5EE6DDC8" wp14:editId="40D5B111">
+                <wp:simplePos x="0" y="0"/>
+                <wp:positionH relativeFrom="column">
+                  <wp:posOffset>6048375</wp:posOffset>
+                </wp:positionH>
+                <wp:positionV relativeFrom="paragraph">
+                  <wp:posOffset>180340</wp:posOffset>
+                </wp:positionV>
+                <wp:extent cx="1676400" cy="0"/>
+                <wp:effectExtent l="0" t="0" r="0" b="0"/>
+                <wp:wrapNone/>
+                <wp:docPr id="106846241" name="Conector recto 26"/>
+                <wp:cNvGraphicFramePr/>
+                <a:graphic xmlns:a="http://schemas.openxmlformats.org/drawingml/2006/main">
+                  <a:graphicData uri="http://schemas.microsoft.com/office/word/2010/wordprocessingShape">
+                    <wps:wsp>
+                      <wps:cNvCnPr/>
+                      <wps:spPr>
+                        <a:xfrm flipH="1">
+                          <a:off x="0" y="0"/>
+                          <a:ext cx="1676400" cy="0"/>
+                        </a:xfrm>
+                        <a:prstGeom prst="line">
+                          <a:avLst/>
+                        </a:prstGeom>
+                      </wps:spPr>
+                      <wps:style>
+                        <a:lnRef idx="2">
+                          <a:schemeClr val="accent1"/>
+                        </a:lnRef>
+                        <a:fillRef idx="0">
+                          <a:schemeClr val="accent1"/>
+                        </a:fillRef>
+                        <a:effectRef idx="1">
+                          <a:schemeClr val="accent1"/>
+                        </a:effectRef>
+                        <a:fontRef idx="minor">
+                          <a:schemeClr val="tx1"/>
+                        </a:fontRef>
+                      </wps:style>
+                      <wps:bodyPr/>
+                    </wps:wsp>
+                  </a:graphicData>
+                </a:graphic>
+              </wp:anchor>
+            </w:drawing>
+          </mc:Choice>
+          <mc:Fallback>
+            <w:pict>
+              <v:line w14:anchorId="02870E9E" id="Conector recto 26" o:spid="_x0000_s1026" style="position:absolute;flip:x;z-index:251692032;visibility:visible;mso-wrap-style:square;mso-wrap-distance-left:9pt;mso-wrap-distance-top:0;mso-wrap-distance-right:9pt;mso-wrap-distance-bottom:0;mso-position-horizontal:absolute;mso-position-horizontal-relative:text;mso-position-vertical:absolute;mso-position-vertical-relative:text" from="476.25pt,14.2pt" to="608.25pt,14.2pt" o:gfxdata="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" strokecolor="#156082 [3204]" strokeweight="1.5pt">
+                <v:stroke joinstyle="miter"/>
+              </v:line>
+            </w:pict>
+          </mc:Fallback>
+        </mc:AlternateContent>
       </w:r>
       <w:r>
-        <w:t xml:space="preserve">    </w:t>
+        <w:rPr>
+          <w:noProof/>
+        </w:rPr>
+        <mc:AlternateContent>
+          <mc:Choice Requires="wps">
+            <w:drawing>
+              <wp:anchor distT="0" distB="0" distL="114300" distR="114300" simplePos="0" relativeHeight="251688960" behindDoc="0" locked="0" layoutInCell="1" allowOverlap="1" wp14:anchorId="604BF053" wp14:editId="5501809A">
+                <wp:simplePos x="0" y="0"/>
+                <wp:positionH relativeFrom="column">
+                  <wp:posOffset>1212215</wp:posOffset>
+                </wp:positionH>
+                <wp:positionV relativeFrom="paragraph">
+                  <wp:posOffset>151765</wp:posOffset>
+                </wp:positionV>
+                <wp:extent cx="1676400" cy="0"/>
+                <wp:effectExtent l="0" t="0" r="0" b="0"/>
+                <wp:wrapNone/>
+                <wp:docPr id="69163919" name="Conector recto 26"/>
+                <wp:cNvGraphicFramePr/>
+                <a:graphic xmlns:a="http://schemas.openxmlformats.org/drawingml/2006/main">
+                  <a:graphicData uri="http://schemas.microsoft.com/office/word/2010/wordprocessingShape">
+                    <wps:wsp>
+                      <wps:cNvCnPr/>
+                      <wps:spPr>
+                        <a:xfrm flipH="1">
+                          <a:off x="0" y="0"/>
+                          <a:ext cx="1676400" cy="0"/>
+                        </a:xfrm>
+                        <a:prstGeom prst="line">
+                          <a:avLst/>
+                        </a:prstGeom>
+                      </wps:spPr>
+                      <wps:style>
+                        <a:lnRef idx="2">
+                          <a:schemeClr val="accent1"/>
+                        </a:lnRef>
+                        <a:fillRef idx="0">
+                          <a:schemeClr val="accent1"/>
+                        </a:fillRef>
+                        <a:effectRef idx="1">
+                          <a:schemeClr val="accent1"/>
+                        </a:effectRef>
+                        <a:fontRef idx="minor">
+                          <a:schemeClr val="tx1"/>
+                        </a:fontRef>
+                      </wps:style>
+                      <wps:bodyPr/>
+                    </wps:wsp>
+                  </a:graphicData>
+                </a:graphic>
+              </wp:anchor>
+            </w:drawing>
+          </mc:Choice>
+          <mc:Fallback>
+            <w:pict>
+              <v:line w14:anchorId="10FDE78F" id="Conector recto 26" o:spid="_x0000_s1026" style="position:absolute;flip:x;z-index:251688960;visibility:visible;mso-wrap-style:square;mso-wrap-distance-left:9pt;mso-wrap-distance-top:0;mso-wrap-distance-right:9pt;mso-wrap-distance-bottom:0;mso-position-horizontal:absolute;mso-position-horizontal-relative:text;mso-position-vertical:absolute;mso-position-vertical-relative:text" from="95.45pt,11.95pt" to="227.45pt,11.95pt" o:gfxdata="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" strokecolor="#156082 [3204]" strokeweight="1.5pt">
+                <v:stroke joinstyle="miter"/>
+              </v:line>
+            </w:pict>
+          </mc:Fallback>
+        </mc:AlternateContent>
+      </w:r>
+      <w:r>
+        <w:rPr>
+          <w14:textOutline w14:w="9525" w14:cap="rnd" w14:cmpd="sng" w14:algn="ctr">
+            <w14:solidFill>
+              <w14:schemeClr w14:val="tx2">
+                <w14:lumMod w14:val="75000"/>
+                <w14:lumOff w14:val="25000"/>
+              </w14:schemeClr>
+            </w14:solidFill>
+            <w14:prstDash w14:val="solid"/>
+            <w14:bevel/>
+          </w14:textOutline>
+        </w:rPr>
+        <w:t xml:space="preserve"> </w:t>
       </w:r>
     </w:p>
     <w:sectPr>
-      <w:pgSz w:w="12240" w:h="15840"/>
-      <w:pgMar w:top="1417" w:right="1701" w:bottom="1417" w:left="1701" w:header="720" w:footer="720" w:gutter="0"/>
+      <w:pgSz w:w="15840" w:h="12240" w:orient="landscape" w:code="1"/>
+      <w:pgMar w:top="851" w:right="851" w:bottom="851" w:left="851" w:header="720" w:footer="720" w:gutter="0"/>
+      <w:pgBorders w:offsetFrom="page">
+        <w:top w:val="dotDash" w:sz="4" w:space="24" w:color="auto"/>
+        <w:left w:val="dotDash" w:sz="4" w:space="24" w:color="auto"/>
+        <w:bottom w:val="dotDash" w:sz="4" w:space="24" w:color="auto"/>
+        <w:right w:val="dotDash" w:sz="4" w:space="24" w:color="auto"/>
+      </w:pgBorders>
       <w:cols w:space="720"/>
       <w:docGrid w:linePitch="360"/>
     </w:sectPr>
@@ -1907,6 +4477,516 @@
     </w:p>
   </w:footnote>
 </w:footnotes>
+</file>
+
+<file path=word/numbering.xml><?xml version="1.0" encoding="utf-8"?>
+<w:numbering xmlns:wpc="http://schemas.microsoft.com/office/word/2010/wordprocessingCanvas" xmlns:cx="http://schemas.microsoft.com/office/drawing/2014/chartex" xmlns:cx1="http://schemas.microsoft.com/office/drawing/2015/9/8/chartex" xmlns:cx2="http://schemas.microsoft.com/office/drawing/2015/10/21/chartex" xmlns:cx3="http://schemas.microsoft.com/office/drawing/2016/5/9/chartex" xmlns:cx4="http://schemas.microsoft.com/office/drawing/2016/5/10/chartex" xmlns:cx5="http://schemas.microsoft.com/office/drawing/2016/5/11/chartex" xmlns:cx6="http://schemas.microsoft.com/office/drawing/2016/5/12/chartex" xmlns:cx7="http://schemas.microsoft.com/office/drawing/2016/5/13/chartex" xmlns:cx8="http://schemas.microsoft.com/office/drawing/2016/5/14/chartex" xmlns:mc="http://schemas.openxmlformats.org/markup-compatibility/2006" xmlns:aink="http://schemas.microsoft.com/office/drawing/2016/ink" xmlns:am3d="http://schemas.microsoft.com/office/drawing/2017/model3d" xmlns:o="urn:schemas-microsoft-com:office:office" xmlns:oel="http://schemas.microsoft.com/office/2019/extlst" xmlns:r="http://schemas.openxmlformats.org/officeDocument/2006/relationships" xmlns:m="http://schemas.openxmlformats.org/officeDocument/2006/math" xmlns:v="urn:schemas-microsoft-com:vml" xmlns:wp14="http://schemas.microsoft.com/office/word/2010/wordprocessingDrawing" xmlns:wp="http://schemas.openxmlformats.org/drawingml/2006/wordprocessingDrawing" xmlns:w10="urn:schemas-microsoft-com:office:word" xmlns:w="http://schemas.openxmlformats.org/wordprocessingml/2006/main" xmlns:w14="http://schemas.microsoft.com/office/word/2010/wordml" xmlns:w15="http://schemas.microsoft.com/office/word/2012/wordml" xmlns:w16cex="http://schemas.microsoft.com/office/word/2018/wordml/cex" xmlns:w16cid="http://schemas.microsoft.com/office/word/2016/wordml/cid" xmlns:w16="http://schemas.microsoft.com/office/word/2018/wordml" xmlns:w16du="http://schemas.microsoft.com/office/word/2023/wordml/word16du" xmlns:w16sdtdh="http://schemas.microsoft.com/office/word/2020/wordml/sdtdatahash" xmlns:w16sdtfl="http://schemas.microsoft.com/office/word/2024/wordml/sdtformatlock" xmlns:w16se="http://schemas.microsoft.com/office/word/2015/wordml/symex" xmlns:wpg="http://schemas.microsoft.com/office/word/2010/wordprocessingGroup" xmlns:wpi="http://schemas.microsoft.com/office/word/2010/wordprocessingInk" xmlns:wne="http://schemas.microsoft.com/office/word/2006/wordml" xmlns:wps="http://schemas.microsoft.com/office/word/2010/wordprocessingShape" mc:Ignorable="w14 w15 w16se w16cid w16 w16cex w16sdtdh w16sdtfl w16du wp14">
+  <w:abstractNum w:abstractNumId="0" w15:restartNumberingAfterBreak="0">
+    <w:nsid w:val="2DB64AB1"/>
+    <w:multiLevelType w:val="hybridMultilevel"/>
+    <w:tmpl w:val="FC7CBFEC"/>
+    <w:lvl w:ilvl="0" w:tplc="761EBA70">
+      <w:start w:val="2"/>
+      <w:numFmt w:val="decimal"/>
+      <w:lvlText w:val="%1"/>
+      <w:lvlJc w:val="left"/>
+      <w:pPr>
+        <w:ind w:left="720" w:hanging="360"/>
+      </w:pPr>
+      <w:rPr>
+        <w:rFonts w:hint="default"/>
+      </w:rPr>
+    </w:lvl>
+    <w:lvl w:ilvl="1" w:tplc="400A0019" w:tentative="1">
+      <w:start w:val="1"/>
+      <w:numFmt w:val="lowerLetter"/>
+      <w:lvlText w:val="%2."/>
+      <w:lvlJc w:val="left"/>
+      <w:pPr>
+        <w:ind w:left="1440" w:hanging="360"/>
+      </w:pPr>
+    </w:lvl>
+    <w:lvl w:ilvl="2" w:tplc="400A001B" w:tentative="1">
+      <w:start w:val="1"/>
+      <w:numFmt w:val="lowerRoman"/>
+      <w:lvlText w:val="%3."/>
+      <w:lvlJc w:val="right"/>
+      <w:pPr>
+        <w:ind w:left="2160" w:hanging="180"/>
+      </w:pPr>
+    </w:lvl>
+    <w:lvl w:ilvl="3" w:tplc="400A000F" w:tentative="1">
+      <w:start w:val="1"/>
+      <w:numFmt w:val="decimal"/>
+      <w:lvlText w:val="%4."/>
+      <w:lvlJc w:val="left"/>
+      <w:pPr>
+        <w:ind w:left="2880" w:hanging="360"/>
+      </w:pPr>
+    </w:lvl>
+    <w:lvl w:ilvl="4" w:tplc="400A0019" w:tentative="1">
+      <w:start w:val="1"/>
+      <w:numFmt w:val="lowerLetter"/>
+      <w:lvlText w:val="%5."/>
+      <w:lvlJc w:val="left"/>
+      <w:pPr>
+        <w:ind w:left="3600" w:hanging="360"/>
+      </w:pPr>
+    </w:lvl>
+    <w:lvl w:ilvl="5" w:tplc="400A001B" w:tentative="1">
+      <w:start w:val="1"/>
+      <w:numFmt w:val="lowerRoman"/>
+      <w:lvlText w:val="%6."/>
+      <w:lvlJc w:val="right"/>
+      <w:pPr>
+        <w:ind w:left="4320" w:hanging="180"/>
+      </w:pPr>
+    </w:lvl>
+    <w:lvl w:ilvl="6" w:tplc="400A000F" w:tentative="1">
+      <w:start w:val="1"/>
+      <w:numFmt w:val="decimal"/>
+      <w:lvlText w:val="%7."/>
+      <w:lvlJc w:val="left"/>
+      <w:pPr>
+        <w:ind w:left="5040" w:hanging="360"/>
+      </w:pPr>
+    </w:lvl>
+    <w:lvl w:ilvl="7" w:tplc="400A0019" w:tentative="1">
+      <w:start w:val="1"/>
+      <w:numFmt w:val="lowerLetter"/>
+      <w:lvlText w:val="%8."/>
+      <w:lvlJc w:val="left"/>
+      <w:pPr>
+        <w:ind w:left="5760" w:hanging="360"/>
+      </w:pPr>
+    </w:lvl>
+    <w:lvl w:ilvl="8" w:tplc="400A001B" w:tentative="1">
+      <w:start w:val="1"/>
+      <w:numFmt w:val="lowerRoman"/>
+      <w:lvlText w:val="%9."/>
+      <w:lvlJc w:val="right"/>
+      <w:pPr>
+        <w:ind w:left="6480" w:hanging="180"/>
+      </w:pPr>
+    </w:lvl>
+  </w:abstractNum>
+  <w:abstractNum w:abstractNumId="1" w15:restartNumberingAfterBreak="0">
+    <w:nsid w:val="3843341A"/>
+    <w:multiLevelType w:val="hybridMultilevel"/>
+    <w:tmpl w:val="1D32775E"/>
+    <w:lvl w:ilvl="0" w:tplc="400A000F">
+      <w:start w:val="1"/>
+      <w:numFmt w:val="decimal"/>
+      <w:lvlText w:val="%1."/>
+      <w:lvlJc w:val="left"/>
+      <w:pPr>
+        <w:ind w:left="720" w:hanging="360"/>
+      </w:pPr>
+      <w:rPr>
+        <w:rFonts w:hint="default"/>
+      </w:rPr>
+    </w:lvl>
+    <w:lvl w:ilvl="1" w:tplc="400A0019" w:tentative="1">
+      <w:start w:val="1"/>
+      <w:numFmt w:val="lowerLetter"/>
+      <w:lvlText w:val="%2."/>
+      <w:lvlJc w:val="left"/>
+      <w:pPr>
+        <w:ind w:left="1440" w:hanging="360"/>
+      </w:pPr>
+    </w:lvl>
+    <w:lvl w:ilvl="2" w:tplc="400A001B" w:tentative="1">
+      <w:start w:val="1"/>
+      <w:numFmt w:val="lowerRoman"/>
+      <w:lvlText w:val="%3."/>
+      <w:lvlJc w:val="right"/>
+      <w:pPr>
+        <w:ind w:left="2160" w:hanging="180"/>
+      </w:pPr>
+    </w:lvl>
+    <w:lvl w:ilvl="3" w:tplc="400A000F" w:tentative="1">
+      <w:start w:val="1"/>
+      <w:numFmt w:val="decimal"/>
+      <w:lvlText w:val="%4."/>
+      <w:lvlJc w:val="left"/>
+      <w:pPr>
+        <w:ind w:left="2880" w:hanging="360"/>
+      </w:pPr>
+    </w:lvl>
+    <w:lvl w:ilvl="4" w:tplc="400A0019" w:tentative="1">
+      <w:start w:val="1"/>
+      <w:numFmt w:val="lowerLetter"/>
+      <w:lvlText w:val="%5."/>
+      <w:lvlJc w:val="left"/>
+      <w:pPr>
+        <w:ind w:left="3600" w:hanging="360"/>
+      </w:pPr>
+    </w:lvl>
+    <w:lvl w:ilvl="5" w:tplc="400A001B" w:tentative="1">
+      <w:start w:val="1"/>
+      <w:numFmt w:val="lowerRoman"/>
+      <w:lvlText w:val="%6."/>
+      <w:lvlJc w:val="right"/>
+      <w:pPr>
+        <w:ind w:left="4320" w:hanging="180"/>
+      </w:pPr>
+    </w:lvl>
+    <w:lvl w:ilvl="6" w:tplc="400A000F" w:tentative="1">
+      <w:start w:val="1"/>
+      <w:numFmt w:val="decimal"/>
+      <w:lvlText w:val="%7."/>
+      <w:lvlJc w:val="left"/>
+      <w:pPr>
+        <w:ind w:left="5040" w:hanging="360"/>
+      </w:pPr>
+    </w:lvl>
+    <w:lvl w:ilvl="7" w:tplc="400A0019" w:tentative="1">
+      <w:start w:val="1"/>
+      <w:numFmt w:val="lowerLetter"/>
+      <w:lvlText w:val="%8."/>
+      <w:lvlJc w:val="left"/>
+      <w:pPr>
+        <w:ind w:left="5760" w:hanging="360"/>
+      </w:pPr>
+    </w:lvl>
+    <w:lvl w:ilvl="8" w:tplc="400A001B" w:tentative="1">
+      <w:start w:val="1"/>
+      <w:numFmt w:val="lowerRoman"/>
+      <w:lvlText w:val="%9."/>
+      <w:lvlJc w:val="right"/>
+      <w:pPr>
+        <w:ind w:left="6480" w:hanging="180"/>
+      </w:pPr>
+    </w:lvl>
+  </w:abstractNum>
+  <w:abstractNum w:abstractNumId="2" w15:restartNumberingAfterBreak="0">
+    <w:nsid w:val="3E766C69"/>
+    <w:multiLevelType w:val="hybridMultilevel"/>
+    <w:tmpl w:val="A7CA69A8"/>
+    <w:lvl w:ilvl="0" w:tplc="400A000B">
+      <w:start w:val="1"/>
+      <w:numFmt w:val="bullet"/>
+      <w:lvlText w:val=""/>
+      <w:lvlJc w:val="left"/>
+      <w:pPr>
+        <w:ind w:left="720" w:hanging="360"/>
+      </w:pPr>
+      <w:rPr>
+        <w:rFonts w:ascii="Wingdings" w:hAnsi="Wingdings" w:hint="default"/>
+      </w:rPr>
+    </w:lvl>
+    <w:lvl w:ilvl="1" w:tplc="FFFFFFFF" w:tentative="1">
+      <w:start w:val="1"/>
+      <w:numFmt w:val="bullet"/>
+      <w:lvlText w:val="o"/>
+      <w:lvlJc w:val="left"/>
+      <w:pPr>
+        <w:ind w:left="1440" w:hanging="360"/>
+      </w:pPr>
+      <w:rPr>
+        <w:rFonts w:ascii="Courier New" w:hAnsi="Courier New" w:cs="Courier New" w:hint="default"/>
+      </w:rPr>
+    </w:lvl>
+    <w:lvl w:ilvl="2" w:tplc="FFFFFFFF" w:tentative="1">
+      <w:start w:val="1"/>
+      <w:numFmt w:val="bullet"/>
+      <w:lvlText w:val=""/>
+      <w:lvlJc w:val="left"/>
+      <w:pPr>
+        <w:ind w:left="2160" w:hanging="360"/>
+      </w:pPr>
+      <w:rPr>
+        <w:rFonts w:ascii="Wingdings" w:hAnsi="Wingdings" w:hint="default"/>
+      </w:rPr>
+    </w:lvl>
+    <w:lvl w:ilvl="3" w:tplc="FFFFFFFF" w:tentative="1">
+      <w:start w:val="1"/>
+      <w:numFmt w:val="bullet"/>
+      <w:lvlText w:val=""/>
+      <w:lvlJc w:val="left"/>
+      <w:pPr>
+        <w:ind w:left="2880" w:hanging="360"/>
+      </w:pPr>
+      <w:rPr>
+        <w:rFonts w:ascii="Symbol" w:hAnsi="Symbol" w:hint="default"/>
+      </w:rPr>
+    </w:lvl>
+    <w:lvl w:ilvl="4" w:tplc="FFFFFFFF" w:tentative="1">
+      <w:start w:val="1"/>
+      <w:numFmt w:val="bullet"/>
+      <w:lvlText w:val="o"/>
+      <w:lvlJc w:val="left"/>
+      <w:pPr>
+        <w:ind w:left="3600" w:hanging="360"/>
+      </w:pPr>
+      <w:rPr>
+        <w:rFonts w:ascii="Courier New" w:hAnsi="Courier New" w:cs="Courier New" w:hint="default"/>
+      </w:rPr>
+    </w:lvl>
+    <w:lvl w:ilvl="5" w:tplc="FFFFFFFF" w:tentative="1">
+      <w:start w:val="1"/>
+      <w:numFmt w:val="bullet"/>
+      <w:lvlText w:val=""/>
+      <w:lvlJc w:val="left"/>
+      <w:pPr>
+        <w:ind w:left="4320" w:hanging="360"/>
+      </w:pPr>
+      <w:rPr>
+        <w:rFonts w:ascii="Wingdings" w:hAnsi="Wingdings" w:hint="default"/>
+      </w:rPr>
+    </w:lvl>
+    <w:lvl w:ilvl="6" w:tplc="FFFFFFFF" w:tentative="1">
+      <w:start w:val="1"/>
+      <w:numFmt w:val="bullet"/>
+      <w:lvlText w:val=""/>
+      <w:lvlJc w:val="left"/>
+      <w:pPr>
+        <w:ind w:left="5040" w:hanging="360"/>
+      </w:pPr>
+      <w:rPr>
+        <w:rFonts w:ascii="Symbol" w:hAnsi="Symbol" w:hint="default"/>
+      </w:rPr>
+    </w:lvl>
+    <w:lvl w:ilvl="7" w:tplc="FFFFFFFF" w:tentative="1">
+      <w:start w:val="1"/>
+      <w:numFmt w:val="bullet"/>
+      <w:lvlText w:val="o"/>
+      <w:lvlJc w:val="left"/>
+      <w:pPr>
+        <w:ind w:left="5760" w:hanging="360"/>
+      </w:pPr>
+      <w:rPr>
+        <w:rFonts w:ascii="Courier New" w:hAnsi="Courier New" w:cs="Courier New" w:hint="default"/>
+      </w:rPr>
+    </w:lvl>
+    <w:lvl w:ilvl="8" w:tplc="FFFFFFFF" w:tentative="1">
+      <w:start w:val="1"/>
+      <w:numFmt w:val="bullet"/>
+      <w:lvlText w:val=""/>
+      <w:lvlJc w:val="left"/>
+      <w:pPr>
+        <w:ind w:left="6480" w:hanging="360"/>
+      </w:pPr>
+      <w:rPr>
+        <w:rFonts w:ascii="Wingdings" w:hAnsi="Wingdings" w:hint="default"/>
+      </w:rPr>
+    </w:lvl>
+  </w:abstractNum>
+  <w:abstractNum w:abstractNumId="3" w15:restartNumberingAfterBreak="0">
+    <w:nsid w:val="69E25045"/>
+    <w:multiLevelType w:val="hybridMultilevel"/>
+    <w:tmpl w:val="6B949468"/>
+    <w:lvl w:ilvl="0" w:tplc="400A000F">
+      <w:start w:val="1"/>
+      <w:numFmt w:val="decimal"/>
+      <w:lvlText w:val="%1."/>
+      <w:lvlJc w:val="left"/>
+      <w:pPr>
+        <w:ind w:left="720" w:hanging="360"/>
+      </w:pPr>
+    </w:lvl>
+    <w:lvl w:ilvl="1" w:tplc="400A0019" w:tentative="1">
+      <w:start w:val="1"/>
+      <w:numFmt w:val="lowerLetter"/>
+      <w:lvlText w:val="%2."/>
+      <w:lvlJc w:val="left"/>
+      <w:pPr>
+        <w:ind w:left="1440" w:hanging="360"/>
+      </w:pPr>
+    </w:lvl>
+    <w:lvl w:ilvl="2" w:tplc="400A001B" w:tentative="1">
+      <w:start w:val="1"/>
+      <w:numFmt w:val="lowerRoman"/>
+      <w:lvlText w:val="%3."/>
+      <w:lvlJc w:val="right"/>
+      <w:pPr>
+        <w:ind w:left="2160" w:hanging="180"/>
+      </w:pPr>
+    </w:lvl>
+    <w:lvl w:ilvl="3" w:tplc="400A000F" w:tentative="1">
+      <w:start w:val="1"/>
+      <w:numFmt w:val="decimal"/>
+      <w:lvlText w:val="%4."/>
+      <w:lvlJc w:val="left"/>
+      <w:pPr>
+        <w:ind w:left="2880" w:hanging="360"/>
+      </w:pPr>
+    </w:lvl>
+    <w:lvl w:ilvl="4" w:tplc="400A0019" w:tentative="1">
+      <w:start w:val="1"/>
+      <w:numFmt w:val="lowerLetter"/>
+      <w:lvlText w:val="%5."/>
+      <w:lvlJc w:val="left"/>
+      <w:pPr>
+        <w:ind w:left="3600" w:hanging="360"/>
+      </w:pPr>
+    </w:lvl>
+    <w:lvl w:ilvl="5" w:tplc="400A001B" w:tentative="1">
+      <w:start w:val="1"/>
+      <w:numFmt w:val="lowerRoman"/>
+      <w:lvlText w:val="%6."/>
+      <w:lvlJc w:val="right"/>
+      <w:pPr>
+        <w:ind w:left="4320" w:hanging="180"/>
+      </w:pPr>
+    </w:lvl>
+    <w:lvl w:ilvl="6" w:tplc="400A000F" w:tentative="1">
+      <w:start w:val="1"/>
+      <w:numFmt w:val="decimal"/>
+      <w:lvlText w:val="%7."/>
+      <w:lvlJc w:val="left"/>
+      <w:pPr>
+        <w:ind w:left="5040" w:hanging="360"/>
+      </w:pPr>
+    </w:lvl>
+    <w:lvl w:ilvl="7" w:tplc="400A0019" w:tentative="1">
+      <w:start w:val="1"/>
+      <w:numFmt w:val="lowerLetter"/>
+      <w:lvlText w:val="%8."/>
+      <w:lvlJc w:val="left"/>
+      <w:pPr>
+        <w:ind w:left="5760" w:hanging="360"/>
+      </w:pPr>
+    </w:lvl>
+    <w:lvl w:ilvl="8" w:tplc="400A001B" w:tentative="1">
+      <w:start w:val="1"/>
+      <w:numFmt w:val="lowerRoman"/>
+      <w:lvlText w:val="%9."/>
+      <w:lvlJc w:val="right"/>
+      <w:pPr>
+        <w:ind w:left="6480" w:hanging="180"/>
+      </w:pPr>
+    </w:lvl>
+  </w:abstractNum>
+  <w:abstractNum w:abstractNumId="4" w15:restartNumberingAfterBreak="0">
+    <w:nsid w:val="7B7A3CA7"/>
+    <w:multiLevelType w:val="hybridMultilevel"/>
+    <w:tmpl w:val="25DE134C"/>
+    <w:lvl w:ilvl="0" w:tplc="400A0001">
+      <w:start w:val="1"/>
+      <w:numFmt w:val="bullet"/>
+      <w:lvlText w:val=""/>
+      <w:lvlJc w:val="left"/>
+      <w:pPr>
+        <w:ind w:left="720" w:hanging="360"/>
+      </w:pPr>
+      <w:rPr>
+        <w:rFonts w:ascii="Symbol" w:hAnsi="Symbol" w:hint="default"/>
+      </w:rPr>
+    </w:lvl>
+    <w:lvl w:ilvl="1" w:tplc="400A0003" w:tentative="1">
+      <w:start w:val="1"/>
+      <w:numFmt w:val="bullet"/>
+      <w:lvlText w:val="o"/>
+      <w:lvlJc w:val="left"/>
+      <w:pPr>
+        <w:ind w:left="1440" w:hanging="360"/>
+      </w:pPr>
+      <w:rPr>
+        <w:rFonts w:ascii="Courier New" w:hAnsi="Courier New" w:cs="Courier New" w:hint="default"/>
+      </w:rPr>
+    </w:lvl>
+    <w:lvl w:ilvl="2" w:tplc="400A0005" w:tentative="1">
+      <w:start w:val="1"/>
+      <w:numFmt w:val="bullet"/>
+      <w:lvlText w:val=""/>
+      <w:lvlJc w:val="left"/>
+      <w:pPr>
+        <w:ind w:left="2160" w:hanging="360"/>
+      </w:pPr>
+      <w:rPr>
+        <w:rFonts w:ascii="Wingdings" w:hAnsi="Wingdings" w:hint="default"/>
+      </w:rPr>
+    </w:lvl>
+    <w:lvl w:ilvl="3" w:tplc="400A0001" w:tentative="1">
+      <w:start w:val="1"/>
+      <w:numFmt w:val="bullet"/>
+      <w:lvlText w:val=""/>
+      <w:lvlJc w:val="left"/>
+      <w:pPr>
+        <w:ind w:left="2880" w:hanging="360"/>
+      </w:pPr>
+      <w:rPr>
+        <w:rFonts w:ascii="Symbol" w:hAnsi="Symbol" w:hint="default"/>
+      </w:rPr>
+    </w:lvl>
+    <w:lvl w:ilvl="4" w:tplc="400A0003" w:tentative="1">
+      <w:start w:val="1"/>
+      <w:numFmt w:val="bullet"/>
+      <w:lvlText w:val="o"/>
+      <w:lvlJc w:val="left"/>
+      <w:pPr>
+        <w:ind w:left="3600" w:hanging="360"/>
+      </w:pPr>
+      <w:rPr>
+        <w:rFonts w:ascii="Courier New" w:hAnsi="Courier New" w:cs="Courier New" w:hint="default"/>
+      </w:rPr>
+    </w:lvl>
+    <w:lvl w:ilvl="5" w:tplc="400A0005" w:tentative="1">
+      <w:start w:val="1"/>
+      <w:numFmt w:val="bullet"/>
+      <w:lvlText w:val=""/>
+      <w:lvlJc w:val="left"/>
+      <w:pPr>
+        <w:ind w:left="4320" w:hanging="360"/>
+      </w:pPr>
+      <w:rPr>
+        <w:rFonts w:ascii="Wingdings" w:hAnsi="Wingdings" w:hint="default"/>
+      </w:rPr>
+    </w:lvl>
+    <w:lvl w:ilvl="6" w:tplc="400A0001" w:tentative="1">
+      <w:start w:val="1"/>
+      <w:numFmt w:val="bullet"/>
+      <w:lvlText w:val=""/>
+      <w:lvlJc w:val="left"/>
+      <w:pPr>
+        <w:ind w:left="5040" w:hanging="360"/>
+      </w:pPr>
+      <w:rPr>
+        <w:rFonts w:ascii="Symbol" w:hAnsi="Symbol" w:hint="default"/>
+      </w:rPr>
+    </w:lvl>
+    <w:lvl w:ilvl="7" w:tplc="400A0003" w:tentative="1">
+      <w:start w:val="1"/>
+      <w:numFmt w:val="bullet"/>
+      <w:lvlText w:val="o"/>
+      <w:lvlJc w:val="left"/>
+      <w:pPr>
+        <w:ind w:left="5760" w:hanging="360"/>
+      </w:pPr>
+      <w:rPr>
+        <w:rFonts w:ascii="Courier New" w:hAnsi="Courier New" w:cs="Courier New" w:hint="default"/>
+      </w:rPr>
+    </w:lvl>
+    <w:lvl w:ilvl="8" w:tplc="400A0005" w:tentative="1">
+      <w:start w:val="1"/>
+      <w:numFmt w:val="bullet"/>
+      <w:lvlText w:val=""/>
+      <w:lvlJc w:val="left"/>
+      <w:pPr>
+        <w:ind w:left="6480" w:hanging="360"/>
+      </w:pPr>
+      <w:rPr>
+        <w:rFonts w:ascii="Wingdings" w:hAnsi="Wingdings" w:hint="default"/>
+      </w:rPr>
+    </w:lvl>
+  </w:abstractNum>
+  <w:num w:numId="1" w16cid:durableId="579218561">
+    <w:abstractNumId w:val="4"/>
+  </w:num>
+  <w:num w:numId="2" w16cid:durableId="1435634626">
+    <w:abstractNumId w:val="2"/>
+  </w:num>
+  <w:num w:numId="3" w16cid:durableId="1746801868">
+    <w:abstractNumId w:val="1"/>
+  </w:num>
+  <w:num w:numId="4" w16cid:durableId="1724907665">
+    <w:abstractNumId w:val="3"/>
+  </w:num>
+  <w:num w:numId="5" w16cid:durableId="78409329">
+    <w:abstractNumId w:val="0"/>
+  </w:num>
+</w:numbering>
 </file>
 
 <file path=word/styles.xml><?xml version="1.0" encoding="utf-8"?>
